--- a/clients/arnd/meraki/reports/Aranda Tooling - Meraki Monthly Activity - 2026-04.docx
+++ b/clients/arnd/meraki/reports/Aranda Tooling - Meraki Monthly Activity - 2026-04.docx
@@ -95,7 +95,7 @@
       <w:tr>
         <w:tc>
           <w:tcPr>
-            <w:tcW w:type="dxa" w:w="3744"/>
+            <w:tcW w:type="dxa" w:w="3528"/>
             <w:tcBorders>
               <w:top w:val="nil"/>
               <w:left w:val="nil"/>
@@ -133,7 +133,7 @@
         </w:tc>
         <w:tc>
           <w:tcPr>
-            <w:tcW w:type="dxa" w:w="3744"/>
+            <w:tcW w:type="dxa" w:w="3528"/>
             <w:tcBorders>
               <w:top w:val="nil"/>
               <w:left w:val="nil"/>
@@ -319,15 +319,16 @@
         <w:tblLook w:firstColumn="1" w:firstRow="1" w:lastColumn="0" w:lastRow="0" w:noHBand="0" w:noVBand="1" w:val="04A0"/>
       </w:tblPr>
       <w:tblGrid>
-        <w:gridCol w:w="2340"/>
-        <w:gridCol w:w="2340"/>
-        <w:gridCol w:w="2340"/>
-        <w:gridCol w:w="2340"/>
+        <w:gridCol w:w="1872"/>
+        <w:gridCol w:w="1872"/>
+        <w:gridCol w:w="1872"/>
+        <w:gridCol w:w="1872"/>
+        <w:gridCol w:w="1872"/>
       </w:tblGrid>
       <w:tr>
         <w:tc>
           <w:tcPr>
-            <w:tcW w:type="dxa" w:w="2340"/>
+            <w:tcW w:type="dxa" w:w="1872"/>
             <w:shd w:val="clear" w:color="auto" w:fill="F8F9FA"/>
             <w:tcBorders>
               <w:top w:val="nil"/>
@@ -373,7 +374,7 @@
         </w:tc>
         <w:tc>
           <w:tcPr>
-            <w:tcW w:type="dxa" w:w="2340"/>
+            <w:tcW w:type="dxa" w:w="1872"/>
             <w:shd w:val="clear" w:color="auto" w:fill="F8F9FA"/>
             <w:tcBorders>
               <w:top w:val="nil"/>
@@ -419,7 +420,7 @@
         </w:tc>
         <w:tc>
           <w:tcPr>
-            <w:tcW w:type="dxa" w:w="2340"/>
+            <w:tcW w:type="dxa" w:w="1872"/>
             <w:shd w:val="clear" w:color="auto" w:fill="F8F9FA"/>
             <w:tcBorders>
               <w:top w:val="nil"/>
@@ -465,7 +466,7 @@
         </w:tc>
         <w:tc>
           <w:tcPr>
-            <w:tcW w:type="dxa" w:w="2340"/>
+            <w:tcW w:type="dxa" w:w="1872"/>
             <w:shd w:val="clear" w:color="auto" w:fill="F8F9FA"/>
             <w:tcBorders>
               <w:top w:val="nil"/>
@@ -506,6 +507,52 @@
                 <w:sz w:val="20"/>
               </w:rPr>
               <w:t>Activity events</w:t>
+            </w:r>
+          </w:p>
+        </w:tc>
+        <w:tc>
+          <w:tcPr>
+            <w:tcW w:type="dxa" w:w="1872"/>
+            <w:shd w:val="clear" w:color="auto" w:fill="F8F9FA"/>
+            <w:tcBorders>
+              <w:top w:val="nil"/>
+              <w:left w:val="nil"/>
+              <w:bottom w:val="nil"/>
+              <w:right w:val="nil"/>
+              <w:insideH w:val="nil"/>
+              <w:insideV w:val="nil"/>
+            </w:tcBorders>
+          </w:tcPr>
+          <w:p>
+            <w:pPr>
+              <w:spacing w:before="240" w:after="0"/>
+              <w:jc w:val="center"/>
+            </w:pPr>
+            <w:r>
+              <w:rPr>
+                <w:rFonts w:ascii="Open Sans" w:hAnsi="Open Sans"/>
+                <w:b/>
+                <w:i w:val="0"/>
+                <w:color w:val="F67D4B"/>
+                <w:sz w:val="48"/>
+              </w:rPr>
+              <w:t>6</w:t>
+            </w:r>
+          </w:p>
+          <w:p>
+            <w:pPr>
+              <w:spacing w:before="0" w:after="240"/>
+              <w:jc w:val="center"/>
+            </w:pPr>
+            <w:r>
+              <w:rPr>
+                <w:rFonts w:ascii="Open Sans" w:hAnsi="Open Sans"/>
+                <w:b w:val="0"/>
+                <w:i w:val="0"/>
+                <w:color w:val="59595B"/>
+                <w:sz w:val="20"/>
+              </w:rPr>
+              <w:t>Config changes</w:t>
             </w:r>
           </w:p>
         </w:tc>
@@ -632,7 +679,7 @@
           <w:color w:val="59595B"/>
           <w:sz w:val="22"/>
         </w:rPr>
-        <w:t>Devices by model:</w:t>
+        <w:t>Device inventory:</w:t>
       </w:r>
     </w:p>
     <w:tbl>
@@ -642,13 +689,18 @@
         <w:tblLook w:firstColumn="1" w:firstRow="1" w:lastColumn="0" w:lastRow="0" w:noHBand="0" w:noVBand="1" w:val="04A0"/>
       </w:tblPr>
       <w:tblGrid>
-        <w:gridCol w:w="4680"/>
-        <w:gridCol w:w="4680"/>
+        <w:gridCol w:w="1337"/>
+        <w:gridCol w:w="1337"/>
+        <w:gridCol w:w="1337"/>
+        <w:gridCol w:w="1337"/>
+        <w:gridCol w:w="1337"/>
+        <w:gridCol w:w="1337"/>
+        <w:gridCol w:w="1337"/>
       </w:tblGrid>
       <w:tr>
         <w:tc>
           <w:tcPr>
-            <w:tcW w:type="dxa" w:w="5040"/>
+            <w:tcW w:type="dxa" w:w="1728"/>
             <w:shd w:val="clear" w:color="auto" w:fill="006DB6"/>
             <w:tcBorders>
               <w:top w:val="single" w:sz="4" w:color="E9ECEF"/>
@@ -669,13 +721,13 @@
                 <w:color w:val="FFFFFF"/>
                 <w:sz w:val="20"/>
               </w:rPr>
-              <w:t>Model</w:t>
-            </w:r>
-          </w:p>
-        </w:tc>
-        <w:tc>
-          <w:tcPr>
-            <w:tcW w:type="dxa" w:w="2160"/>
+              <w:t>Device</w:t>
+            </w:r>
+          </w:p>
+        </w:tc>
+        <w:tc>
+          <w:tcPr>
+            <w:tcW w:type="dxa" w:w="1152"/>
             <w:shd w:val="clear" w:color="auto" w:fill="006DB6"/>
             <w:tcBorders>
               <w:top w:val="single" w:sz="4" w:color="E9ECEF"/>
@@ -696,7 +748,142 @@
                 <w:color w:val="FFFFFF"/>
                 <w:sz w:val="20"/>
               </w:rPr>
-              <w:t>Count</w:t>
+              <w:t>Network</w:t>
+            </w:r>
+          </w:p>
+        </w:tc>
+        <w:tc>
+          <w:tcPr>
+            <w:tcW w:type="dxa" w:w="1152"/>
+            <w:shd w:val="clear" w:color="auto" w:fill="006DB6"/>
+            <w:tcBorders>
+              <w:top w:val="single" w:sz="4" w:color="E9ECEF"/>
+              <w:left w:val="single" w:sz="4" w:color="E9ECEF"/>
+              <w:bottom w:val="single" w:sz="4" w:color="E9ECEF"/>
+              <w:right w:val="single" w:sz="4" w:color="E9ECEF"/>
+            </w:tcBorders>
+          </w:tcPr>
+          <w:p>
+            <w:pPr>
+              <w:spacing w:before="40" w:after="40"/>
+            </w:pPr>
+            <w:r>
+              <w:rPr>
+                <w:rFonts w:ascii="Open Sans" w:hAnsi="Open Sans"/>
+                <w:b/>
+                <w:i w:val="0"/>
+                <w:color w:val="FFFFFF"/>
+                <w:sz w:val="20"/>
+              </w:rPr>
+              <w:t>Model</w:t>
+            </w:r>
+          </w:p>
+        </w:tc>
+        <w:tc>
+          <w:tcPr>
+            <w:tcW w:type="dxa" w:w="1440"/>
+            <w:shd w:val="clear" w:color="auto" w:fill="006DB6"/>
+            <w:tcBorders>
+              <w:top w:val="single" w:sz="4" w:color="E9ECEF"/>
+              <w:left w:val="single" w:sz="4" w:color="E9ECEF"/>
+              <w:bottom w:val="single" w:sz="4" w:color="E9ECEF"/>
+              <w:right w:val="single" w:sz="4" w:color="E9ECEF"/>
+            </w:tcBorders>
+          </w:tcPr>
+          <w:p>
+            <w:pPr>
+              <w:spacing w:before="40" w:after="40"/>
+            </w:pPr>
+            <w:r>
+              <w:rPr>
+                <w:rFonts w:ascii="Open Sans" w:hAnsi="Open Sans"/>
+                <w:b/>
+                <w:i w:val="0"/>
+                <w:color w:val="FFFFFF"/>
+                <w:sz w:val="20"/>
+              </w:rPr>
+              <w:t>Serial</w:t>
+            </w:r>
+          </w:p>
+        </w:tc>
+        <w:tc>
+          <w:tcPr>
+            <w:tcW w:type="dxa" w:w="1440"/>
+            <w:shd w:val="clear" w:color="auto" w:fill="006DB6"/>
+            <w:tcBorders>
+              <w:top w:val="single" w:sz="4" w:color="E9ECEF"/>
+              <w:left w:val="single" w:sz="4" w:color="E9ECEF"/>
+              <w:bottom w:val="single" w:sz="4" w:color="E9ECEF"/>
+              <w:right w:val="single" w:sz="4" w:color="E9ECEF"/>
+            </w:tcBorders>
+          </w:tcPr>
+          <w:p>
+            <w:pPr>
+              <w:spacing w:before="40" w:after="40"/>
+            </w:pPr>
+            <w:r>
+              <w:rPr>
+                <w:rFonts w:ascii="Open Sans" w:hAnsi="Open Sans"/>
+                <w:b/>
+                <w:i w:val="0"/>
+                <w:color w:val="FFFFFF"/>
+                <w:sz w:val="20"/>
+              </w:rPr>
+              <w:t>Firmware</w:t>
+            </w:r>
+          </w:p>
+        </w:tc>
+        <w:tc>
+          <w:tcPr>
+            <w:tcW w:type="dxa" w:w="1296"/>
+            <w:shd w:val="clear" w:color="auto" w:fill="006DB6"/>
+            <w:tcBorders>
+              <w:top w:val="single" w:sz="4" w:color="E9ECEF"/>
+              <w:left w:val="single" w:sz="4" w:color="E9ECEF"/>
+              <w:bottom w:val="single" w:sz="4" w:color="E9ECEF"/>
+              <w:right w:val="single" w:sz="4" w:color="E9ECEF"/>
+            </w:tcBorders>
+          </w:tcPr>
+          <w:p>
+            <w:pPr>
+              <w:spacing w:before="40" w:after="40"/>
+            </w:pPr>
+            <w:r>
+              <w:rPr>
+                <w:rFonts w:ascii="Open Sans" w:hAnsi="Open Sans"/>
+                <w:b/>
+                <w:i w:val="0"/>
+                <w:color w:val="FFFFFF"/>
+                <w:sz w:val="20"/>
+              </w:rPr>
+              <w:t>LAN IP</w:t>
+            </w:r>
+          </w:p>
+        </w:tc>
+        <w:tc>
+          <w:tcPr>
+            <w:tcW w:type="dxa" w:w="1152"/>
+            <w:shd w:val="clear" w:color="auto" w:fill="006DB6"/>
+            <w:tcBorders>
+              <w:top w:val="single" w:sz="4" w:color="E9ECEF"/>
+              <w:left w:val="single" w:sz="4" w:color="E9ECEF"/>
+              <w:bottom w:val="single" w:sz="4" w:color="E9ECEF"/>
+              <w:right w:val="single" w:sz="4" w:color="E9ECEF"/>
+            </w:tcBorders>
+          </w:tcPr>
+          <w:p>
+            <w:pPr>
+              <w:spacing w:before="40" w:after="40"/>
+            </w:pPr>
+            <w:r>
+              <w:rPr>
+                <w:rFonts w:ascii="Open Sans" w:hAnsi="Open Sans"/>
+                <w:b/>
+                <w:i w:val="0"/>
+                <w:color w:val="FFFFFF"/>
+                <w:sz w:val="20"/>
+              </w:rPr>
+              <w:t>Type</w:t>
             </w:r>
           </w:p>
         </w:tc>
@@ -704,7 +891,7 @@
       <w:tr>
         <w:tc>
           <w:tcPr>
-            <w:tcW w:type="dxa" w:w="5040"/>
+            <w:tcW w:type="dxa" w:w="1728"/>
             <w:tcBorders>
               <w:top w:val="single" w:sz="4" w:color="E9ECEF"/>
               <w:left w:val="single" w:sz="4" w:color="E9ECEF"/>
@@ -724,13 +911,13 @@
                 <w:color w:val="59595B"/>
                 <w:sz w:val="19"/>
               </w:rPr>
-              <w:t>MS130-24P</w:t>
-            </w:r>
-          </w:p>
-        </w:tc>
-        <w:tc>
-          <w:tcPr>
-            <w:tcW w:type="dxa" w:w="2160"/>
+              <w:t>—</w:t>
+            </w:r>
+          </w:p>
+        </w:tc>
+        <w:tc>
+          <w:tcPr>
+            <w:tcW w:type="dxa" w:w="1152"/>
             <w:tcBorders>
               <w:top w:val="single" w:sz="4" w:color="E9ECEF"/>
               <w:left w:val="single" w:sz="4" w:color="E9ECEF"/>
@@ -750,7 +937,137 @@
                 <w:color w:val="59595B"/>
                 <w:sz w:val="19"/>
               </w:rPr>
-              <w:t>3</w:t>
+              <w:t>Aranda Tooling</w:t>
+            </w:r>
+          </w:p>
+        </w:tc>
+        <w:tc>
+          <w:tcPr>
+            <w:tcW w:type="dxa" w:w="1152"/>
+            <w:tcBorders>
+              <w:top w:val="single" w:sz="4" w:color="E9ECEF"/>
+              <w:left w:val="single" w:sz="4" w:color="E9ECEF"/>
+              <w:bottom w:val="single" w:sz="4" w:color="E9ECEF"/>
+              <w:right w:val="single" w:sz="4" w:color="E9ECEF"/>
+            </w:tcBorders>
+          </w:tcPr>
+          <w:p>
+            <w:pPr>
+              <w:spacing w:before="40" w:after="40"/>
+            </w:pPr>
+            <w:r>
+              <w:rPr>
+                <w:rFonts w:ascii="Open Sans" w:hAnsi="Open Sans"/>
+                <w:b w:val="0"/>
+                <w:i w:val="0"/>
+                <w:color w:val="59595B"/>
+                <w:sz w:val="19"/>
+              </w:rPr>
+              <w:t>MX85</w:t>
+            </w:r>
+          </w:p>
+        </w:tc>
+        <w:tc>
+          <w:tcPr>
+            <w:tcW w:type="dxa" w:w="1440"/>
+            <w:tcBorders>
+              <w:top w:val="single" w:sz="4" w:color="E9ECEF"/>
+              <w:left w:val="single" w:sz="4" w:color="E9ECEF"/>
+              <w:bottom w:val="single" w:sz="4" w:color="E9ECEF"/>
+              <w:right w:val="single" w:sz="4" w:color="E9ECEF"/>
+            </w:tcBorders>
+          </w:tcPr>
+          <w:p>
+            <w:pPr>
+              <w:spacing w:before="40" w:after="40"/>
+            </w:pPr>
+            <w:r>
+              <w:rPr>
+                <w:rFonts w:ascii="Open Sans" w:hAnsi="Open Sans"/>
+                <w:b w:val="0"/>
+                <w:i w:val="0"/>
+                <w:color w:val="59595B"/>
+                <w:sz w:val="19"/>
+              </w:rPr>
+              <w:t>Q2YN-DL9C-NJLH</w:t>
+            </w:r>
+          </w:p>
+        </w:tc>
+        <w:tc>
+          <w:tcPr>
+            <w:tcW w:type="dxa" w:w="1440"/>
+            <w:tcBorders>
+              <w:top w:val="single" w:sz="4" w:color="E9ECEF"/>
+              <w:left w:val="single" w:sz="4" w:color="E9ECEF"/>
+              <w:bottom w:val="single" w:sz="4" w:color="E9ECEF"/>
+              <w:right w:val="single" w:sz="4" w:color="E9ECEF"/>
+            </w:tcBorders>
+          </w:tcPr>
+          <w:p>
+            <w:pPr>
+              <w:spacing w:before="40" w:after="40"/>
+            </w:pPr>
+            <w:r>
+              <w:rPr>
+                <w:rFonts w:ascii="Open Sans" w:hAnsi="Open Sans"/>
+                <w:b w:val="0"/>
+                <w:i w:val="0"/>
+                <w:color w:val="59595B"/>
+                <w:sz w:val="19"/>
+              </w:rPr>
+              <w:t>wired-19-1-11</w:t>
+            </w:r>
+          </w:p>
+        </w:tc>
+        <w:tc>
+          <w:tcPr>
+            <w:tcW w:type="dxa" w:w="1296"/>
+            <w:tcBorders>
+              <w:top w:val="single" w:sz="4" w:color="E9ECEF"/>
+              <w:left w:val="single" w:sz="4" w:color="E9ECEF"/>
+              <w:bottom w:val="single" w:sz="4" w:color="E9ECEF"/>
+              <w:right w:val="single" w:sz="4" w:color="E9ECEF"/>
+            </w:tcBorders>
+          </w:tcPr>
+          <w:p>
+            <w:pPr>
+              <w:spacing w:before="40" w:after="40"/>
+            </w:pPr>
+            <w:r>
+              <w:rPr>
+                <w:rFonts w:ascii="Open Sans" w:hAnsi="Open Sans"/>
+                <w:b w:val="0"/>
+                <w:i w:val="0"/>
+                <w:color w:val="59595B"/>
+                <w:sz w:val="19"/>
+              </w:rPr>
+              <w:t>—</w:t>
+            </w:r>
+          </w:p>
+        </w:tc>
+        <w:tc>
+          <w:tcPr>
+            <w:tcW w:type="dxa" w:w="1152"/>
+            <w:tcBorders>
+              <w:top w:val="single" w:sz="4" w:color="E9ECEF"/>
+              <w:left w:val="single" w:sz="4" w:color="E9ECEF"/>
+              <w:bottom w:val="single" w:sz="4" w:color="E9ECEF"/>
+              <w:right w:val="single" w:sz="4" w:color="E9ECEF"/>
+            </w:tcBorders>
+          </w:tcPr>
+          <w:p>
+            <w:pPr>
+              <w:spacing w:before="40" w:after="40"/>
+            </w:pPr>
+            <w:r>
+              <w:rPr>
+                <w:rFonts w:ascii="Open Sans" w:hAnsi="Open Sans"/>
+                <w:b w:val="0"/>
+                <w:i w:val="0"/>
+                <w:color w:val="59595B"/>
+                <w:sz w:val="19"/>
+              </w:rPr>
+              <w:t>appliance</w:t>
             </w:r>
           </w:p>
         </w:tc>
@@ -758,7 +1075,7 @@
       <w:tr>
         <w:tc>
           <w:tcPr>
-            <w:tcW w:type="dxa" w:w="5040"/>
+            <w:tcW w:type="dxa" w:w="1728"/>
             <w:shd w:val="clear" w:color="auto" w:fill="F8F9FA"/>
             <w:tcBorders>
               <w:top w:val="single" w:sz="4" w:color="E9ECEF"/>
@@ -779,13 +1096,13 @@
                 <w:color w:val="59595B"/>
                 <w:sz w:val="19"/>
               </w:rPr>
-              <w:t>MX85</w:t>
-            </w:r>
-          </w:p>
-        </w:tc>
-        <w:tc>
-          <w:tcPr>
-            <w:tcW w:type="dxa" w:w="2160"/>
+              <w:t>IDF 1</w:t>
+            </w:r>
+          </w:p>
+        </w:tc>
+        <w:tc>
+          <w:tcPr>
+            <w:tcW w:type="dxa" w:w="1152"/>
             <w:shd w:val="clear" w:color="auto" w:fill="F8F9FA"/>
             <w:tcBorders>
               <w:top w:val="single" w:sz="4" w:color="E9ECEF"/>
@@ -806,89 +1123,142 @@
                 <w:color w:val="59595B"/>
                 <w:sz w:val="19"/>
               </w:rPr>
-              <w:t>1</w:t>
-            </w:r>
-          </w:p>
-        </w:tc>
-      </w:tr>
-    </w:tbl>
-    <w:p>
-      <w:pPr>
-        <w:spacing w:after="160"/>
-      </w:pPr>
-      <w:r>
-        <w:rPr>
-          <w:rFonts w:ascii="Open Sans" w:hAnsi="Open Sans"/>
-          <w:b/>
-          <w:i w:val="0"/>
-          <w:color w:val="59595B"/>
-          <w:sz w:val="22"/>
-        </w:rPr>
-        <w:t>Devices by product type:</w:t>
-      </w:r>
-    </w:p>
-    <w:tbl>
-      <w:tblPr>
-        <w:tblW w:type="auto" w:w="0"/>
-        <w:tblLayout w:type="fixed"/>
-        <w:tblLook w:firstColumn="1" w:firstRow="1" w:lastColumn="0" w:lastRow="0" w:noHBand="0" w:noVBand="1" w:val="04A0"/>
-      </w:tblPr>
-      <w:tblGrid>
-        <w:gridCol w:w="4680"/>
-        <w:gridCol w:w="4680"/>
-      </w:tblGrid>
-      <w:tr>
-        <w:tc>
-          <w:tcPr>
-            <w:tcW w:type="dxa" w:w="5040"/>
-            <w:shd w:val="clear" w:color="auto" w:fill="006DB6"/>
-            <w:tcBorders>
-              <w:top w:val="single" w:sz="4" w:color="E9ECEF"/>
-              <w:left w:val="single" w:sz="4" w:color="E9ECEF"/>
-              <w:bottom w:val="single" w:sz="4" w:color="E9ECEF"/>
-              <w:right w:val="single" w:sz="4" w:color="E9ECEF"/>
-            </w:tcBorders>
-          </w:tcPr>
-          <w:p>
-            <w:pPr>
-              <w:spacing w:before="40" w:after="40"/>
-            </w:pPr>
-            <w:r>
-              <w:rPr>
-                <w:rFonts w:ascii="Open Sans" w:hAnsi="Open Sans"/>
-                <w:b/>
-                <w:i w:val="0"/>
-                <w:color w:val="FFFFFF"/>
-                <w:sz w:val="20"/>
-              </w:rPr>
-              <w:t>Product type</w:t>
-            </w:r>
-          </w:p>
-        </w:tc>
-        <w:tc>
-          <w:tcPr>
-            <w:tcW w:type="dxa" w:w="2160"/>
-            <w:shd w:val="clear" w:color="auto" w:fill="006DB6"/>
-            <w:tcBorders>
-              <w:top w:val="single" w:sz="4" w:color="E9ECEF"/>
-              <w:left w:val="single" w:sz="4" w:color="E9ECEF"/>
-              <w:bottom w:val="single" w:sz="4" w:color="E9ECEF"/>
-              <w:right w:val="single" w:sz="4" w:color="E9ECEF"/>
-            </w:tcBorders>
-          </w:tcPr>
-          <w:p>
-            <w:pPr>
-              <w:spacing w:before="40" w:after="40"/>
-            </w:pPr>
-            <w:r>
-              <w:rPr>
-                <w:rFonts w:ascii="Open Sans" w:hAnsi="Open Sans"/>
-                <w:b/>
-                <w:i w:val="0"/>
-                <w:color w:val="FFFFFF"/>
-                <w:sz w:val="20"/>
-              </w:rPr>
-              <w:t>Count</w:t>
+              <w:t>Aranda Tooling</w:t>
+            </w:r>
+          </w:p>
+        </w:tc>
+        <w:tc>
+          <w:tcPr>
+            <w:tcW w:type="dxa" w:w="1152"/>
+            <w:shd w:val="clear" w:color="auto" w:fill="F8F9FA"/>
+            <w:tcBorders>
+              <w:top w:val="single" w:sz="4" w:color="E9ECEF"/>
+              <w:left w:val="single" w:sz="4" w:color="E9ECEF"/>
+              <w:bottom w:val="single" w:sz="4" w:color="E9ECEF"/>
+              <w:right w:val="single" w:sz="4" w:color="E9ECEF"/>
+            </w:tcBorders>
+          </w:tcPr>
+          <w:p>
+            <w:pPr>
+              <w:spacing w:before="40" w:after="40"/>
+            </w:pPr>
+            <w:r>
+              <w:rPr>
+                <w:rFonts w:ascii="Open Sans" w:hAnsi="Open Sans"/>
+                <w:b w:val="0"/>
+                <w:i w:val="0"/>
+                <w:color w:val="59595B"/>
+                <w:sz w:val="19"/>
+              </w:rPr>
+              <w:t>MS130-24P</w:t>
+            </w:r>
+          </w:p>
+        </w:tc>
+        <w:tc>
+          <w:tcPr>
+            <w:tcW w:type="dxa" w:w="1440"/>
+            <w:shd w:val="clear" w:color="auto" w:fill="F8F9FA"/>
+            <w:tcBorders>
+              <w:top w:val="single" w:sz="4" w:color="E9ECEF"/>
+              <w:left w:val="single" w:sz="4" w:color="E9ECEF"/>
+              <w:bottom w:val="single" w:sz="4" w:color="E9ECEF"/>
+              <w:right w:val="single" w:sz="4" w:color="E9ECEF"/>
+            </w:tcBorders>
+          </w:tcPr>
+          <w:p>
+            <w:pPr>
+              <w:spacing w:before="40" w:after="40"/>
+            </w:pPr>
+            <w:r>
+              <w:rPr>
+                <w:rFonts w:ascii="Open Sans" w:hAnsi="Open Sans"/>
+                <w:b w:val="0"/>
+                <w:i w:val="0"/>
+                <w:color w:val="59595B"/>
+                <w:sz w:val="19"/>
+              </w:rPr>
+              <w:t>Q4CF-NZXH-RBF9</w:t>
+            </w:r>
+          </w:p>
+        </w:tc>
+        <w:tc>
+          <w:tcPr>
+            <w:tcW w:type="dxa" w:w="1440"/>
+            <w:shd w:val="clear" w:color="auto" w:fill="F8F9FA"/>
+            <w:tcBorders>
+              <w:top w:val="single" w:sz="4" w:color="E9ECEF"/>
+              <w:left w:val="single" w:sz="4" w:color="E9ECEF"/>
+              <w:bottom w:val="single" w:sz="4" w:color="E9ECEF"/>
+              <w:right w:val="single" w:sz="4" w:color="E9ECEF"/>
+            </w:tcBorders>
+          </w:tcPr>
+          <w:p>
+            <w:pPr>
+              <w:spacing w:before="40" w:after="40"/>
+            </w:pPr>
+            <w:r>
+              <w:rPr>
+                <w:rFonts w:ascii="Open Sans" w:hAnsi="Open Sans"/>
+                <w:b w:val="0"/>
+                <w:i w:val="0"/>
+                <w:color w:val="59595B"/>
+                <w:sz w:val="19"/>
+              </w:rPr>
+              <w:t>switch-17-2-2</w:t>
+            </w:r>
+          </w:p>
+        </w:tc>
+        <w:tc>
+          <w:tcPr>
+            <w:tcW w:type="dxa" w:w="1296"/>
+            <w:shd w:val="clear" w:color="auto" w:fill="F8F9FA"/>
+            <w:tcBorders>
+              <w:top w:val="single" w:sz="4" w:color="E9ECEF"/>
+              <w:left w:val="single" w:sz="4" w:color="E9ECEF"/>
+              <w:bottom w:val="single" w:sz="4" w:color="E9ECEF"/>
+              <w:right w:val="single" w:sz="4" w:color="E9ECEF"/>
+            </w:tcBorders>
+          </w:tcPr>
+          <w:p>
+            <w:pPr>
+              <w:spacing w:before="40" w:after="40"/>
+            </w:pPr>
+            <w:r>
+              <w:rPr>
+                <w:rFonts w:ascii="Open Sans" w:hAnsi="Open Sans"/>
+                <w:b w:val="0"/>
+                <w:i w:val="0"/>
+                <w:color w:val="59595B"/>
+                <w:sz w:val="19"/>
+              </w:rPr>
+              <w:t>10.28.0.20</w:t>
+            </w:r>
+          </w:p>
+        </w:tc>
+        <w:tc>
+          <w:tcPr>
+            <w:tcW w:type="dxa" w:w="1152"/>
+            <w:shd w:val="clear" w:color="auto" w:fill="F8F9FA"/>
+            <w:tcBorders>
+              <w:top w:val="single" w:sz="4" w:color="E9ECEF"/>
+              <w:left w:val="single" w:sz="4" w:color="E9ECEF"/>
+              <w:bottom w:val="single" w:sz="4" w:color="E9ECEF"/>
+              <w:right w:val="single" w:sz="4" w:color="E9ECEF"/>
+            </w:tcBorders>
+          </w:tcPr>
+          <w:p>
+            <w:pPr>
+              <w:spacing w:before="40" w:after="40"/>
+            </w:pPr>
+            <w:r>
+              <w:rPr>
+                <w:rFonts w:ascii="Open Sans" w:hAnsi="Open Sans"/>
+                <w:b w:val="0"/>
+                <w:i w:val="0"/>
+                <w:color w:val="59595B"/>
+                <w:sz w:val="19"/>
+              </w:rPr>
+              <w:t>switch</w:t>
             </w:r>
           </w:p>
         </w:tc>
@@ -896,7 +1266,7 @@
       <w:tr>
         <w:tc>
           <w:tcPr>
-            <w:tcW w:type="dxa" w:w="5040"/>
+            <w:tcW w:type="dxa" w:w="1728"/>
             <w:tcBorders>
               <w:top w:val="single" w:sz="4" w:color="E9ECEF"/>
               <w:left w:val="single" w:sz="4" w:color="E9ECEF"/>
@@ -916,13 +1286,13 @@
                 <w:color w:val="59595B"/>
                 <w:sz w:val="19"/>
               </w:rPr>
-              <w:t>switch</w:t>
-            </w:r>
-          </w:p>
-        </w:tc>
-        <w:tc>
-          <w:tcPr>
-            <w:tcW w:type="dxa" w:w="2160"/>
+              <w:t>IDF 2</w:t>
+            </w:r>
+          </w:p>
+        </w:tc>
+        <w:tc>
+          <w:tcPr>
+            <w:tcW w:type="dxa" w:w="1152"/>
             <w:tcBorders>
               <w:top w:val="single" w:sz="4" w:color="E9ECEF"/>
               <w:left w:val="single" w:sz="4" w:color="E9ECEF"/>
@@ -942,7 +1312,137 @@
                 <w:color w:val="59595B"/>
                 <w:sz w:val="19"/>
               </w:rPr>
-              <w:t>3</w:t>
+              <w:t>Aranda Tooling</w:t>
+            </w:r>
+          </w:p>
+        </w:tc>
+        <w:tc>
+          <w:tcPr>
+            <w:tcW w:type="dxa" w:w="1152"/>
+            <w:tcBorders>
+              <w:top w:val="single" w:sz="4" w:color="E9ECEF"/>
+              <w:left w:val="single" w:sz="4" w:color="E9ECEF"/>
+              <w:bottom w:val="single" w:sz="4" w:color="E9ECEF"/>
+              <w:right w:val="single" w:sz="4" w:color="E9ECEF"/>
+            </w:tcBorders>
+          </w:tcPr>
+          <w:p>
+            <w:pPr>
+              <w:spacing w:before="40" w:after="40"/>
+            </w:pPr>
+            <w:r>
+              <w:rPr>
+                <w:rFonts w:ascii="Open Sans" w:hAnsi="Open Sans"/>
+                <w:b w:val="0"/>
+                <w:i w:val="0"/>
+                <w:color w:val="59595B"/>
+                <w:sz w:val="19"/>
+              </w:rPr>
+              <w:t>MS130-24P</w:t>
+            </w:r>
+          </w:p>
+        </w:tc>
+        <w:tc>
+          <w:tcPr>
+            <w:tcW w:type="dxa" w:w="1440"/>
+            <w:tcBorders>
+              <w:top w:val="single" w:sz="4" w:color="E9ECEF"/>
+              <w:left w:val="single" w:sz="4" w:color="E9ECEF"/>
+              <w:bottom w:val="single" w:sz="4" w:color="E9ECEF"/>
+              <w:right w:val="single" w:sz="4" w:color="E9ECEF"/>
+            </w:tcBorders>
+          </w:tcPr>
+          <w:p>
+            <w:pPr>
+              <w:spacing w:before="40" w:after="40"/>
+            </w:pPr>
+            <w:r>
+              <w:rPr>
+                <w:rFonts w:ascii="Open Sans" w:hAnsi="Open Sans"/>
+                <w:b w:val="0"/>
+                <w:i w:val="0"/>
+                <w:color w:val="59595B"/>
+                <w:sz w:val="19"/>
+              </w:rPr>
+              <w:t>Q4CF-3WSW-SPDC</w:t>
+            </w:r>
+          </w:p>
+        </w:tc>
+        <w:tc>
+          <w:tcPr>
+            <w:tcW w:type="dxa" w:w="1440"/>
+            <w:tcBorders>
+              <w:top w:val="single" w:sz="4" w:color="E9ECEF"/>
+              <w:left w:val="single" w:sz="4" w:color="E9ECEF"/>
+              <w:bottom w:val="single" w:sz="4" w:color="E9ECEF"/>
+              <w:right w:val="single" w:sz="4" w:color="E9ECEF"/>
+            </w:tcBorders>
+          </w:tcPr>
+          <w:p>
+            <w:pPr>
+              <w:spacing w:before="40" w:after="40"/>
+            </w:pPr>
+            <w:r>
+              <w:rPr>
+                <w:rFonts w:ascii="Open Sans" w:hAnsi="Open Sans"/>
+                <w:b w:val="0"/>
+                <w:i w:val="0"/>
+                <w:color w:val="59595B"/>
+                <w:sz w:val="19"/>
+              </w:rPr>
+              <w:t>switch-17-2-2</w:t>
+            </w:r>
+          </w:p>
+        </w:tc>
+        <w:tc>
+          <w:tcPr>
+            <w:tcW w:type="dxa" w:w="1296"/>
+            <w:tcBorders>
+              <w:top w:val="single" w:sz="4" w:color="E9ECEF"/>
+              <w:left w:val="single" w:sz="4" w:color="E9ECEF"/>
+              <w:bottom w:val="single" w:sz="4" w:color="E9ECEF"/>
+              <w:right w:val="single" w:sz="4" w:color="E9ECEF"/>
+            </w:tcBorders>
+          </w:tcPr>
+          <w:p>
+            <w:pPr>
+              <w:spacing w:before="40" w:after="40"/>
+            </w:pPr>
+            <w:r>
+              <w:rPr>
+                <w:rFonts w:ascii="Open Sans" w:hAnsi="Open Sans"/>
+                <w:b w:val="0"/>
+                <w:i w:val="0"/>
+                <w:color w:val="59595B"/>
+                <w:sz w:val="19"/>
+              </w:rPr>
+              <w:t>10.28.0.30</w:t>
+            </w:r>
+          </w:p>
+        </w:tc>
+        <w:tc>
+          <w:tcPr>
+            <w:tcW w:type="dxa" w:w="1152"/>
+            <w:tcBorders>
+              <w:top w:val="single" w:sz="4" w:color="E9ECEF"/>
+              <w:left w:val="single" w:sz="4" w:color="E9ECEF"/>
+              <w:bottom w:val="single" w:sz="4" w:color="E9ECEF"/>
+              <w:right w:val="single" w:sz="4" w:color="E9ECEF"/>
+            </w:tcBorders>
+          </w:tcPr>
+          <w:p>
+            <w:pPr>
+              <w:spacing w:before="40" w:after="40"/>
+            </w:pPr>
+            <w:r>
+              <w:rPr>
+                <w:rFonts w:ascii="Open Sans" w:hAnsi="Open Sans"/>
+                <w:b w:val="0"/>
+                <w:i w:val="0"/>
+                <w:color w:val="59595B"/>
+                <w:sz w:val="19"/>
+              </w:rPr>
+              <w:t>switch</w:t>
             </w:r>
           </w:p>
         </w:tc>
@@ -950,7 +1450,7 @@
       <w:tr>
         <w:tc>
           <w:tcPr>
-            <w:tcW w:type="dxa" w:w="5040"/>
+            <w:tcW w:type="dxa" w:w="1728"/>
             <w:shd w:val="clear" w:color="auto" w:fill="F8F9FA"/>
             <w:tcBorders>
               <w:top w:val="single" w:sz="4" w:color="E9ECEF"/>
@@ -971,13 +1471,13 @@
                 <w:color w:val="59595B"/>
                 <w:sz w:val="19"/>
               </w:rPr>
-              <w:t>appliance</w:t>
-            </w:r>
-          </w:p>
-        </w:tc>
-        <w:tc>
-          <w:tcPr>
-            <w:tcW w:type="dxa" w:w="2160"/>
+              <w:t>IDF 3</w:t>
+            </w:r>
+          </w:p>
+        </w:tc>
+        <w:tc>
+          <w:tcPr>
+            <w:tcW w:type="dxa" w:w="1152"/>
             <w:shd w:val="clear" w:color="auto" w:fill="F8F9FA"/>
             <w:tcBorders>
               <w:top w:val="single" w:sz="4" w:color="E9ECEF"/>
@@ -998,7 +1498,142 @@
                 <w:color w:val="59595B"/>
                 <w:sz w:val="19"/>
               </w:rPr>
-              <w:t>1</w:t>
+              <w:t>Aranda Tooling</w:t>
+            </w:r>
+          </w:p>
+        </w:tc>
+        <w:tc>
+          <w:tcPr>
+            <w:tcW w:type="dxa" w:w="1152"/>
+            <w:shd w:val="clear" w:color="auto" w:fill="F8F9FA"/>
+            <w:tcBorders>
+              <w:top w:val="single" w:sz="4" w:color="E9ECEF"/>
+              <w:left w:val="single" w:sz="4" w:color="E9ECEF"/>
+              <w:bottom w:val="single" w:sz="4" w:color="E9ECEF"/>
+              <w:right w:val="single" w:sz="4" w:color="E9ECEF"/>
+            </w:tcBorders>
+          </w:tcPr>
+          <w:p>
+            <w:pPr>
+              <w:spacing w:before="40" w:after="40"/>
+            </w:pPr>
+            <w:r>
+              <w:rPr>
+                <w:rFonts w:ascii="Open Sans" w:hAnsi="Open Sans"/>
+                <w:b w:val="0"/>
+                <w:i w:val="0"/>
+                <w:color w:val="59595B"/>
+                <w:sz w:val="19"/>
+              </w:rPr>
+              <w:t>MS130-24P</w:t>
+            </w:r>
+          </w:p>
+        </w:tc>
+        <w:tc>
+          <w:tcPr>
+            <w:tcW w:type="dxa" w:w="1440"/>
+            <w:shd w:val="clear" w:color="auto" w:fill="F8F9FA"/>
+            <w:tcBorders>
+              <w:top w:val="single" w:sz="4" w:color="E9ECEF"/>
+              <w:left w:val="single" w:sz="4" w:color="E9ECEF"/>
+              <w:bottom w:val="single" w:sz="4" w:color="E9ECEF"/>
+              <w:right w:val="single" w:sz="4" w:color="E9ECEF"/>
+            </w:tcBorders>
+          </w:tcPr>
+          <w:p>
+            <w:pPr>
+              <w:spacing w:before="40" w:after="40"/>
+            </w:pPr>
+            <w:r>
+              <w:rPr>
+                <w:rFonts w:ascii="Open Sans" w:hAnsi="Open Sans"/>
+                <w:b w:val="0"/>
+                <w:i w:val="0"/>
+                <w:color w:val="59595B"/>
+                <w:sz w:val="19"/>
+              </w:rPr>
+              <w:t>Q4CF-QSCK-MCQD</w:t>
+            </w:r>
+          </w:p>
+        </w:tc>
+        <w:tc>
+          <w:tcPr>
+            <w:tcW w:type="dxa" w:w="1440"/>
+            <w:shd w:val="clear" w:color="auto" w:fill="F8F9FA"/>
+            <w:tcBorders>
+              <w:top w:val="single" w:sz="4" w:color="E9ECEF"/>
+              <w:left w:val="single" w:sz="4" w:color="E9ECEF"/>
+              <w:bottom w:val="single" w:sz="4" w:color="E9ECEF"/>
+              <w:right w:val="single" w:sz="4" w:color="E9ECEF"/>
+            </w:tcBorders>
+          </w:tcPr>
+          <w:p>
+            <w:pPr>
+              <w:spacing w:before="40" w:after="40"/>
+            </w:pPr>
+            <w:r>
+              <w:rPr>
+                <w:rFonts w:ascii="Open Sans" w:hAnsi="Open Sans"/>
+                <w:b w:val="0"/>
+                <w:i w:val="0"/>
+                <w:color w:val="59595B"/>
+                <w:sz w:val="19"/>
+              </w:rPr>
+              <w:t>switch-17-2-2</w:t>
+            </w:r>
+          </w:p>
+        </w:tc>
+        <w:tc>
+          <w:tcPr>
+            <w:tcW w:type="dxa" w:w="1296"/>
+            <w:shd w:val="clear" w:color="auto" w:fill="F8F9FA"/>
+            <w:tcBorders>
+              <w:top w:val="single" w:sz="4" w:color="E9ECEF"/>
+              <w:left w:val="single" w:sz="4" w:color="E9ECEF"/>
+              <w:bottom w:val="single" w:sz="4" w:color="E9ECEF"/>
+              <w:right w:val="single" w:sz="4" w:color="E9ECEF"/>
+            </w:tcBorders>
+          </w:tcPr>
+          <w:p>
+            <w:pPr>
+              <w:spacing w:before="40" w:after="40"/>
+            </w:pPr>
+            <w:r>
+              <w:rPr>
+                <w:rFonts w:ascii="Open Sans" w:hAnsi="Open Sans"/>
+                <w:b w:val="0"/>
+                <w:i w:val="0"/>
+                <w:color w:val="59595B"/>
+                <w:sz w:val="19"/>
+              </w:rPr>
+              <w:t>10.28.0.40</w:t>
+            </w:r>
+          </w:p>
+        </w:tc>
+        <w:tc>
+          <w:tcPr>
+            <w:tcW w:type="dxa" w:w="1152"/>
+            <w:shd w:val="clear" w:color="auto" w:fill="F8F9FA"/>
+            <w:tcBorders>
+              <w:top w:val="single" w:sz="4" w:color="E9ECEF"/>
+              <w:left w:val="single" w:sz="4" w:color="E9ECEF"/>
+              <w:bottom w:val="single" w:sz="4" w:color="E9ECEF"/>
+              <w:right w:val="single" w:sz="4" w:color="E9ECEF"/>
+            </w:tcBorders>
+          </w:tcPr>
+          <w:p>
+            <w:pPr>
+              <w:spacing w:before="40" w:after="40"/>
+            </w:pPr>
+            <w:r>
+              <w:rPr>
+                <w:rFonts w:ascii="Open Sans" w:hAnsi="Open Sans"/>
+                <w:b w:val="0"/>
+                <w:i w:val="0"/>
+                <w:color w:val="59595B"/>
+                <w:sz w:val="19"/>
+              </w:rPr>
+              <w:t>switch</w:t>
             </w:r>
           </w:p>
         </w:tc>
@@ -1037,7 +1672,7 @@
       <w:tr>
         <w:tc>
           <w:tcPr>
-            <w:tcW w:type="dxa" w:w="2880"/>
+            <w:tcW w:type="dxa" w:w="2448"/>
             <w:shd w:val="clear" w:color="auto" w:fill="006DB6"/>
             <w:tcBorders>
               <w:top w:val="single" w:sz="4" w:color="E9ECEF"/>
@@ -1064,7 +1699,7 @@
         </w:tc>
         <w:tc>
           <w:tcPr>
-            <w:tcW w:type="dxa" w:w="2304"/>
+            <w:tcW w:type="dxa" w:w="1872"/>
             <w:shd w:val="clear" w:color="auto" w:fill="006DB6"/>
             <w:tcBorders>
               <w:top w:val="single" w:sz="4" w:color="E9ECEF"/>
@@ -1091,6 +1726,591 @@
         </w:tc>
         <w:tc>
           <w:tcPr>
+            <w:tcW w:type="dxa" w:w="864"/>
+            <w:shd w:val="clear" w:color="auto" w:fill="006DB6"/>
+            <w:tcBorders>
+              <w:top w:val="single" w:sz="4" w:color="E9ECEF"/>
+              <w:left w:val="single" w:sz="4" w:color="E9ECEF"/>
+              <w:bottom w:val="single" w:sz="4" w:color="E9ECEF"/>
+              <w:right w:val="single" w:sz="4" w:color="E9ECEF"/>
+            </w:tcBorders>
+          </w:tcPr>
+          <w:p>
+            <w:pPr>
+              <w:spacing w:before="40" w:after="40"/>
+            </w:pPr>
+            <w:r>
+              <w:rPr>
+                <w:rFonts w:ascii="Open Sans" w:hAnsi="Open Sans"/>
+                <w:b/>
+                <w:i w:val="0"/>
+                <w:color w:val="FFFFFF"/>
+                <w:sz w:val="20"/>
+              </w:rPr>
+              <w:t>VLANs</w:t>
+            </w:r>
+          </w:p>
+        </w:tc>
+        <w:tc>
+          <w:tcPr>
+            <w:tcW w:type="dxa" w:w="936"/>
+            <w:shd w:val="clear" w:color="auto" w:fill="006DB6"/>
+            <w:tcBorders>
+              <w:top w:val="single" w:sz="4" w:color="E9ECEF"/>
+              <w:left w:val="single" w:sz="4" w:color="E9ECEF"/>
+              <w:bottom w:val="single" w:sz="4" w:color="E9ECEF"/>
+              <w:right w:val="single" w:sz="4" w:color="E9ECEF"/>
+            </w:tcBorders>
+          </w:tcPr>
+          <w:p>
+            <w:pPr>
+              <w:spacing w:before="40" w:after="40"/>
+            </w:pPr>
+            <w:r>
+              <w:rPr>
+                <w:rFonts w:ascii="Open Sans" w:hAnsi="Open Sans"/>
+                <w:b/>
+                <w:i w:val="0"/>
+                <w:color w:val="FFFFFF"/>
+                <w:sz w:val="20"/>
+              </w:rPr>
+              <w:t>L3 rules</w:t>
+            </w:r>
+          </w:p>
+        </w:tc>
+        <w:tc>
+          <w:tcPr>
+            <w:tcW w:type="dxa" w:w="936"/>
+            <w:shd w:val="clear" w:color="auto" w:fill="006DB6"/>
+            <w:tcBorders>
+              <w:top w:val="single" w:sz="4" w:color="E9ECEF"/>
+              <w:left w:val="single" w:sz="4" w:color="E9ECEF"/>
+              <w:bottom w:val="single" w:sz="4" w:color="E9ECEF"/>
+              <w:right w:val="single" w:sz="4" w:color="E9ECEF"/>
+            </w:tcBorders>
+          </w:tcPr>
+          <w:p>
+            <w:pPr>
+              <w:spacing w:before="40" w:after="40"/>
+            </w:pPr>
+            <w:r>
+              <w:rPr>
+                <w:rFonts w:ascii="Open Sans" w:hAnsi="Open Sans"/>
+                <w:b/>
+                <w:i w:val="0"/>
+                <w:color w:val="FFFFFF"/>
+                <w:sz w:val="20"/>
+              </w:rPr>
+              <w:t>L7 rules</w:t>
+            </w:r>
+          </w:p>
+        </w:tc>
+        <w:tc>
+          <w:tcPr>
+            <w:tcW w:type="dxa" w:w="936"/>
+            <w:shd w:val="clear" w:color="auto" w:fill="006DB6"/>
+            <w:tcBorders>
+              <w:top w:val="single" w:sz="4" w:color="E9ECEF"/>
+              <w:left w:val="single" w:sz="4" w:color="E9ECEF"/>
+              <w:bottom w:val="single" w:sz="4" w:color="E9ECEF"/>
+              <w:right w:val="single" w:sz="4" w:color="E9ECEF"/>
+            </w:tcBorders>
+          </w:tcPr>
+          <w:p>
+            <w:pPr>
+              <w:spacing w:before="40" w:after="40"/>
+            </w:pPr>
+            <w:r>
+              <w:rPr>
+                <w:rFonts w:ascii="Open Sans" w:hAnsi="Open Sans"/>
+                <w:b/>
+                <w:i w:val="0"/>
+                <w:color w:val="FFFFFF"/>
+                <w:sz w:val="20"/>
+              </w:rPr>
+              <w:t>Inbound</w:t>
+            </w:r>
+          </w:p>
+        </w:tc>
+        <w:tc>
+          <w:tcPr>
+            <w:tcW w:type="dxa" w:w="936"/>
+            <w:shd w:val="clear" w:color="auto" w:fill="006DB6"/>
+            <w:tcBorders>
+              <w:top w:val="single" w:sz="4" w:color="E9ECEF"/>
+              <w:left w:val="single" w:sz="4" w:color="E9ECEF"/>
+              <w:bottom w:val="single" w:sz="4" w:color="E9ECEF"/>
+              <w:right w:val="single" w:sz="4" w:color="E9ECEF"/>
+            </w:tcBorders>
+          </w:tcPr>
+          <w:p>
+            <w:pPr>
+              <w:spacing w:before="40" w:after="40"/>
+            </w:pPr>
+            <w:r>
+              <w:rPr>
+                <w:rFonts w:ascii="Open Sans" w:hAnsi="Open Sans"/>
+                <w:b/>
+                <w:i w:val="0"/>
+                <w:color w:val="FFFFFF"/>
+                <w:sz w:val="20"/>
+              </w:rPr>
+              <w:t>Port fwd</w:t>
+            </w:r>
+          </w:p>
+        </w:tc>
+      </w:tr>
+      <w:tr>
+        <w:tc>
+          <w:tcPr>
+            <w:tcW w:type="dxa" w:w="2448"/>
+            <w:tcBorders>
+              <w:top w:val="single" w:sz="4" w:color="E9ECEF"/>
+              <w:left w:val="single" w:sz="4" w:color="E9ECEF"/>
+              <w:bottom w:val="single" w:sz="4" w:color="E9ECEF"/>
+              <w:right w:val="single" w:sz="4" w:color="E9ECEF"/>
+            </w:tcBorders>
+          </w:tcPr>
+          <w:p>
+            <w:pPr>
+              <w:spacing w:before="40" w:after="40"/>
+            </w:pPr>
+            <w:r>
+              <w:rPr>
+                <w:rFonts w:ascii="Open Sans" w:hAnsi="Open Sans"/>
+                <w:b w:val="0"/>
+                <w:i w:val="0"/>
+                <w:color w:val="59595B"/>
+                <w:sz w:val="19"/>
+              </w:rPr>
+              <w:t>Aranda Tooling</w:t>
+            </w:r>
+          </w:p>
+        </w:tc>
+        <w:tc>
+          <w:tcPr>
+            <w:tcW w:type="dxa" w:w="1872"/>
+            <w:tcBorders>
+              <w:top w:val="single" w:sz="4" w:color="E9ECEF"/>
+              <w:left w:val="single" w:sz="4" w:color="E9ECEF"/>
+              <w:bottom w:val="single" w:sz="4" w:color="E9ECEF"/>
+              <w:right w:val="single" w:sz="4" w:color="E9ECEF"/>
+            </w:tcBorders>
+          </w:tcPr>
+          <w:p>
+            <w:pPr>
+              <w:spacing w:before="40" w:after="40"/>
+            </w:pPr>
+            <w:r>
+              <w:rPr>
+                <w:rFonts w:ascii="Open Sans" w:hAnsi="Open Sans"/>
+                <w:b w:val="0"/>
+                <w:i w:val="0"/>
+                <w:color w:val="59595B"/>
+                <w:sz w:val="19"/>
+              </w:rPr>
+              <w:t>appliance, switch</w:t>
+            </w:r>
+          </w:p>
+        </w:tc>
+        <w:tc>
+          <w:tcPr>
+            <w:tcW w:type="dxa" w:w="864"/>
+            <w:tcBorders>
+              <w:top w:val="single" w:sz="4" w:color="E9ECEF"/>
+              <w:left w:val="single" w:sz="4" w:color="E9ECEF"/>
+              <w:bottom w:val="single" w:sz="4" w:color="E9ECEF"/>
+              <w:right w:val="single" w:sz="4" w:color="E9ECEF"/>
+            </w:tcBorders>
+          </w:tcPr>
+          <w:p>
+            <w:pPr>
+              <w:spacing w:before="40" w:after="40"/>
+            </w:pPr>
+            <w:r>
+              <w:rPr>
+                <w:rFonts w:ascii="Open Sans" w:hAnsi="Open Sans"/>
+                <w:b w:val="0"/>
+                <w:i w:val="0"/>
+                <w:color w:val="59595B"/>
+                <w:sz w:val="19"/>
+              </w:rPr>
+              <w:t>14</w:t>
+            </w:r>
+          </w:p>
+        </w:tc>
+        <w:tc>
+          <w:tcPr>
+            <w:tcW w:type="dxa" w:w="936"/>
+            <w:tcBorders>
+              <w:top w:val="single" w:sz="4" w:color="E9ECEF"/>
+              <w:left w:val="single" w:sz="4" w:color="E9ECEF"/>
+              <w:bottom w:val="single" w:sz="4" w:color="E9ECEF"/>
+              <w:right w:val="single" w:sz="4" w:color="E9ECEF"/>
+            </w:tcBorders>
+          </w:tcPr>
+          <w:p>
+            <w:pPr>
+              <w:spacing w:before="40" w:after="40"/>
+            </w:pPr>
+            <w:r>
+              <w:rPr>
+                <w:rFonts w:ascii="Open Sans" w:hAnsi="Open Sans"/>
+                <w:b w:val="0"/>
+                <w:i w:val="0"/>
+                <w:color w:val="59595B"/>
+                <w:sz w:val="19"/>
+              </w:rPr>
+              <w:t>2</w:t>
+            </w:r>
+          </w:p>
+        </w:tc>
+        <w:tc>
+          <w:tcPr>
+            <w:tcW w:type="dxa" w:w="936"/>
+            <w:tcBorders>
+              <w:top w:val="single" w:sz="4" w:color="E9ECEF"/>
+              <w:left w:val="single" w:sz="4" w:color="E9ECEF"/>
+              <w:bottom w:val="single" w:sz="4" w:color="E9ECEF"/>
+              <w:right w:val="single" w:sz="4" w:color="E9ECEF"/>
+            </w:tcBorders>
+          </w:tcPr>
+          <w:p>
+            <w:pPr>
+              <w:spacing w:before="40" w:after="40"/>
+            </w:pPr>
+            <w:r>
+              <w:rPr>
+                <w:rFonts w:ascii="Open Sans" w:hAnsi="Open Sans"/>
+                <w:b w:val="0"/>
+                <w:i w:val="0"/>
+                <w:color w:val="59595B"/>
+                <w:sz w:val="19"/>
+              </w:rPr>
+              <w:t>0</w:t>
+            </w:r>
+          </w:p>
+        </w:tc>
+        <w:tc>
+          <w:tcPr>
+            <w:tcW w:type="dxa" w:w="936"/>
+            <w:tcBorders>
+              <w:top w:val="single" w:sz="4" w:color="E9ECEF"/>
+              <w:left w:val="single" w:sz="4" w:color="E9ECEF"/>
+              <w:bottom w:val="single" w:sz="4" w:color="E9ECEF"/>
+              <w:right w:val="single" w:sz="4" w:color="E9ECEF"/>
+            </w:tcBorders>
+          </w:tcPr>
+          <w:p>
+            <w:pPr>
+              <w:spacing w:before="40" w:after="40"/>
+            </w:pPr>
+            <w:r>
+              <w:rPr>
+                <w:rFonts w:ascii="Open Sans" w:hAnsi="Open Sans"/>
+                <w:b w:val="0"/>
+                <w:i w:val="0"/>
+                <w:color w:val="59595B"/>
+                <w:sz w:val="19"/>
+              </w:rPr>
+              <w:t>1</w:t>
+            </w:r>
+          </w:p>
+        </w:tc>
+        <w:tc>
+          <w:tcPr>
+            <w:tcW w:type="dxa" w:w="936"/>
+            <w:tcBorders>
+              <w:top w:val="single" w:sz="4" w:color="E9ECEF"/>
+              <w:left w:val="single" w:sz="4" w:color="E9ECEF"/>
+              <w:bottom w:val="single" w:sz="4" w:color="E9ECEF"/>
+              <w:right w:val="single" w:sz="4" w:color="E9ECEF"/>
+            </w:tcBorders>
+          </w:tcPr>
+          <w:p>
+            <w:pPr>
+              <w:spacing w:before="40" w:after="40"/>
+            </w:pPr>
+            <w:r>
+              <w:rPr>
+                <w:rFonts w:ascii="Open Sans" w:hAnsi="Open Sans"/>
+                <w:b w:val="0"/>
+                <w:i w:val="0"/>
+                <w:color w:val="59595B"/>
+                <w:sz w:val="19"/>
+              </w:rPr>
+              <w:t>0</w:t>
+            </w:r>
+          </w:p>
+        </w:tc>
+      </w:tr>
+    </w:tbl>
+    <w:tbl>
+      <w:tblPr>
+        <w:tblW w:type="auto" w:w="0"/>
+        <w:tblLayout w:type="fixed"/>
+        <w:tblLook w:firstColumn="1" w:firstRow="1" w:lastColumn="0" w:lastRow="0" w:noHBand="0" w:noVBand="1" w:val="04A0"/>
+      </w:tblPr>
+      <w:tblGrid>
+        <w:gridCol w:w="94"/>
+        <w:gridCol w:w="8976"/>
+      </w:tblGrid>
+      <w:tr>
+        <w:tc>
+          <w:tcPr>
+            <w:tcW w:type="dxa" w:w="94"/>
+            <w:shd w:val="clear" w:color="auto" w:fill="006DB6"/>
+            <w:tcBorders>
+              <w:top w:val="nil"/>
+              <w:left w:val="nil"/>
+              <w:bottom w:val="nil"/>
+              <w:right w:val="nil"/>
+              <w:insideH w:val="nil"/>
+              <w:insideV w:val="nil"/>
+            </w:tcBorders>
+          </w:tcPr>
+          <w:p/>
+        </w:tc>
+        <w:tc>
+          <w:tcPr>
+            <w:tcW w:type="dxa" w:w="8976"/>
+            <w:tcBorders>
+              <w:top w:val="nil"/>
+              <w:left w:val="nil"/>
+              <w:bottom w:val="nil"/>
+              <w:right w:val="nil"/>
+              <w:insideH w:val="nil"/>
+              <w:insideV w:val="nil"/>
+            </w:tcBorders>
+          </w:tcPr>
+          <w:p>
+            <w:pPr>
+              <w:spacing w:before="80" w:after="80"/>
+            </w:pPr>
+            <w:r>
+              <w:rPr>
+                <w:rFonts w:ascii="Open Sans" w:hAnsi="Open Sans"/>
+                <w:b/>
+                <w:i w:val="0"/>
+                <w:color w:val="006DB6"/>
+                <w:sz w:val="28"/>
+              </w:rPr>
+              <w:t xml:space="preserve">  Firewall Configuration</w:t>
+            </w:r>
+          </w:p>
+        </w:tc>
+      </w:tr>
+    </w:tbl>
+    <w:p>
+      <w:pPr>
+        <w:spacing w:after="160"/>
+      </w:pPr>
+      <w:r>
+        <w:rPr>
+          <w:rFonts w:ascii="Open Sans" w:hAnsi="Open Sans"/>
+          <w:b w:val="0"/>
+          <w:i w:val="0"/>
+          <w:color w:val="59595B"/>
+          <w:sz w:val="22"/>
+        </w:rPr>
+        <w:t>Full configuration snapshot of WAN interfaces, firewall rules, VLANs, port-forwarding, wireless SSIDs, and site-to-site VPN per network. Values reflect the most recent configuration pull.</w:t>
+      </w:r>
+    </w:p>
+    <w:p>
+      <w:pPr>
+        <w:spacing w:after="160"/>
+      </w:pPr>
+      <w:r>
+        <w:rPr>
+          <w:rFonts w:ascii="Open Sans" w:hAnsi="Open Sans"/>
+          <w:b/>
+          <w:i w:val="0"/>
+          <w:color w:val="59595B"/>
+          <w:sz w:val="22"/>
+        </w:rPr>
+        <w:t>WAN Interface Configuration:</w:t>
+      </w:r>
+    </w:p>
+    <w:tbl>
+      <w:tblPr>
+        <w:tblW w:type="auto" w:w="0"/>
+        <w:tblLayout w:type="fixed"/>
+        <w:tblLook w:firstColumn="1" w:firstRow="1" w:lastColumn="0" w:lastRow="0" w:noHBand="0" w:noVBand="1" w:val="04A0"/>
+      </w:tblPr>
+      <w:tblGrid>
+        <w:gridCol w:w="1337"/>
+        <w:gridCol w:w="1337"/>
+        <w:gridCol w:w="1337"/>
+        <w:gridCol w:w="1337"/>
+        <w:gridCol w:w="1337"/>
+        <w:gridCol w:w="1337"/>
+        <w:gridCol w:w="1337"/>
+      </w:tblGrid>
+      <w:tr>
+        <w:tc>
+          <w:tcPr>
+            <w:tcW w:type="dxa" w:w="1728"/>
+            <w:shd w:val="clear" w:color="auto" w:fill="006DB6"/>
+            <w:tcBorders>
+              <w:top w:val="single" w:sz="4" w:color="E9ECEF"/>
+              <w:left w:val="single" w:sz="4" w:color="E9ECEF"/>
+              <w:bottom w:val="single" w:sz="4" w:color="E9ECEF"/>
+              <w:right w:val="single" w:sz="4" w:color="E9ECEF"/>
+            </w:tcBorders>
+          </w:tcPr>
+          <w:p>
+            <w:pPr>
+              <w:spacing w:before="40" w:after="40"/>
+            </w:pPr>
+            <w:r>
+              <w:rPr>
+                <w:rFonts w:ascii="Open Sans" w:hAnsi="Open Sans"/>
+                <w:b/>
+                <w:i w:val="0"/>
+                <w:color w:val="FFFFFF"/>
+                <w:sz w:val="20"/>
+              </w:rPr>
+              <w:t>Device</w:t>
+            </w:r>
+          </w:p>
+        </w:tc>
+        <w:tc>
+          <w:tcPr>
+            <w:tcW w:type="dxa" w:w="1296"/>
+            <w:shd w:val="clear" w:color="auto" w:fill="006DB6"/>
+            <w:tcBorders>
+              <w:top w:val="single" w:sz="4" w:color="E9ECEF"/>
+              <w:left w:val="single" w:sz="4" w:color="E9ECEF"/>
+              <w:bottom w:val="single" w:sz="4" w:color="E9ECEF"/>
+              <w:right w:val="single" w:sz="4" w:color="E9ECEF"/>
+            </w:tcBorders>
+          </w:tcPr>
+          <w:p>
+            <w:pPr>
+              <w:spacing w:before="40" w:after="40"/>
+            </w:pPr>
+            <w:r>
+              <w:rPr>
+                <w:rFonts w:ascii="Open Sans" w:hAnsi="Open Sans"/>
+                <w:b/>
+                <w:i w:val="0"/>
+                <w:color w:val="FFFFFF"/>
+                <w:sz w:val="20"/>
+              </w:rPr>
+              <w:t>Network</w:t>
+            </w:r>
+          </w:p>
+        </w:tc>
+        <w:tc>
+          <w:tcPr>
+            <w:tcW w:type="dxa" w:w="1080"/>
+            <w:shd w:val="clear" w:color="auto" w:fill="006DB6"/>
+            <w:tcBorders>
+              <w:top w:val="single" w:sz="4" w:color="E9ECEF"/>
+              <w:left w:val="single" w:sz="4" w:color="E9ECEF"/>
+              <w:bottom w:val="single" w:sz="4" w:color="E9ECEF"/>
+              <w:right w:val="single" w:sz="4" w:color="E9ECEF"/>
+            </w:tcBorders>
+          </w:tcPr>
+          <w:p>
+            <w:pPr>
+              <w:spacing w:before="40" w:after="40"/>
+            </w:pPr>
+            <w:r>
+              <w:rPr>
+                <w:rFonts w:ascii="Open Sans" w:hAnsi="Open Sans"/>
+                <w:b/>
+                <w:i w:val="0"/>
+                <w:color w:val="FFFFFF"/>
+                <w:sz w:val="20"/>
+              </w:rPr>
+              <w:t>Interface</w:t>
+            </w:r>
+          </w:p>
+        </w:tc>
+        <w:tc>
+          <w:tcPr>
+            <w:tcW w:type="dxa" w:w="936"/>
+            <w:shd w:val="clear" w:color="auto" w:fill="006DB6"/>
+            <w:tcBorders>
+              <w:top w:val="single" w:sz="4" w:color="E9ECEF"/>
+              <w:left w:val="single" w:sz="4" w:color="E9ECEF"/>
+              <w:bottom w:val="single" w:sz="4" w:color="E9ECEF"/>
+              <w:right w:val="single" w:sz="4" w:color="E9ECEF"/>
+            </w:tcBorders>
+          </w:tcPr>
+          <w:p>
+            <w:pPr>
+              <w:spacing w:before="40" w:after="40"/>
+            </w:pPr>
+            <w:r>
+              <w:rPr>
+                <w:rFonts w:ascii="Open Sans" w:hAnsi="Open Sans"/>
+                <w:b/>
+                <w:i w:val="0"/>
+                <w:color w:val="FFFFFF"/>
+                <w:sz w:val="20"/>
+              </w:rPr>
+              <w:t>Mode</w:t>
+            </w:r>
+          </w:p>
+        </w:tc>
+        <w:tc>
+          <w:tcPr>
+            <w:tcW w:type="dxa" w:w="1728"/>
+            <w:shd w:val="clear" w:color="auto" w:fill="006DB6"/>
+            <w:tcBorders>
+              <w:top w:val="single" w:sz="4" w:color="E9ECEF"/>
+              <w:left w:val="single" w:sz="4" w:color="E9ECEF"/>
+              <w:bottom w:val="single" w:sz="4" w:color="E9ECEF"/>
+              <w:right w:val="single" w:sz="4" w:color="E9ECEF"/>
+            </w:tcBorders>
+          </w:tcPr>
+          <w:p>
+            <w:pPr>
+              <w:spacing w:before="40" w:after="40"/>
+            </w:pPr>
+            <w:r>
+              <w:rPr>
+                <w:rFonts w:ascii="Open Sans" w:hAnsi="Open Sans"/>
+                <w:b/>
+                <w:i w:val="0"/>
+                <w:color w:val="FFFFFF"/>
+                <w:sz w:val="20"/>
+              </w:rPr>
+              <w:t>IP / Subnet</w:t>
+            </w:r>
+          </w:p>
+        </w:tc>
+        <w:tc>
+          <w:tcPr>
+            <w:tcW w:type="dxa" w:w="1584"/>
+            <w:shd w:val="clear" w:color="auto" w:fill="006DB6"/>
+            <w:tcBorders>
+              <w:top w:val="single" w:sz="4" w:color="E9ECEF"/>
+              <w:left w:val="single" w:sz="4" w:color="E9ECEF"/>
+              <w:bottom w:val="single" w:sz="4" w:color="E9ECEF"/>
+              <w:right w:val="single" w:sz="4" w:color="E9ECEF"/>
+            </w:tcBorders>
+          </w:tcPr>
+          <w:p>
+            <w:pPr>
+              <w:spacing w:before="40" w:after="40"/>
+            </w:pPr>
+            <w:r>
+              <w:rPr>
+                <w:rFonts w:ascii="Open Sans" w:hAnsi="Open Sans"/>
+                <w:b/>
+                <w:i w:val="0"/>
+                <w:color w:val="FFFFFF"/>
+                <w:sz w:val="20"/>
+              </w:rPr>
+              <w:t>Gateway</w:t>
+            </w:r>
+          </w:p>
+        </w:tc>
+        <w:tc>
+          <w:tcPr>
             <w:tcW w:type="dxa" w:w="1008"/>
             <w:shd w:val="clear" w:color="auto" w:fill="006DB6"/>
             <w:tcBorders>
@@ -1112,13 +2332,614 @@
                 <w:color w:val="FFFFFF"/>
                 <w:sz w:val="20"/>
               </w:rPr>
-              <w:t>VLANs</w:t>
-            </w:r>
-          </w:p>
-        </w:tc>
-        <w:tc>
-          <w:tcPr>
-            <w:tcW w:type="dxa" w:w="1152"/>
+              <w:t>DNS</w:t>
+            </w:r>
+          </w:p>
+        </w:tc>
+      </w:tr>
+      <w:tr>
+        <w:tc>
+          <w:tcPr>
+            <w:tcW w:type="dxa" w:w="1728"/>
+            <w:tcBorders>
+              <w:top w:val="single" w:sz="4" w:color="E9ECEF"/>
+              <w:left w:val="single" w:sz="4" w:color="E9ECEF"/>
+              <w:bottom w:val="single" w:sz="4" w:color="E9ECEF"/>
+              <w:right w:val="single" w:sz="4" w:color="E9ECEF"/>
+            </w:tcBorders>
+          </w:tcPr>
+          <w:p>
+            <w:pPr>
+              <w:spacing w:before="40" w:after="40"/>
+            </w:pPr>
+            <w:r>
+              <w:rPr>
+                <w:rFonts w:ascii="Open Sans" w:hAnsi="Open Sans"/>
+                <w:b w:val="0"/>
+                <w:i w:val="0"/>
+                <w:color w:val="59595B"/>
+                <w:sz w:val="19"/>
+              </w:rPr>
+              <w:t>—</w:t>
+            </w:r>
+          </w:p>
+        </w:tc>
+        <w:tc>
+          <w:tcPr>
+            <w:tcW w:type="dxa" w:w="1296"/>
+            <w:tcBorders>
+              <w:top w:val="single" w:sz="4" w:color="E9ECEF"/>
+              <w:left w:val="single" w:sz="4" w:color="E9ECEF"/>
+              <w:bottom w:val="single" w:sz="4" w:color="E9ECEF"/>
+              <w:right w:val="single" w:sz="4" w:color="E9ECEF"/>
+            </w:tcBorders>
+          </w:tcPr>
+          <w:p>
+            <w:pPr>
+              <w:spacing w:before="40" w:after="40"/>
+            </w:pPr>
+            <w:r>
+              <w:rPr>
+                <w:rFonts w:ascii="Open Sans" w:hAnsi="Open Sans"/>
+                <w:b w:val="0"/>
+                <w:i w:val="0"/>
+                <w:color w:val="59595B"/>
+                <w:sz w:val="19"/>
+              </w:rPr>
+              <w:t>Aranda Tooling</w:t>
+            </w:r>
+          </w:p>
+        </w:tc>
+        <w:tc>
+          <w:tcPr>
+            <w:tcW w:type="dxa" w:w="1080"/>
+            <w:tcBorders>
+              <w:top w:val="single" w:sz="4" w:color="E9ECEF"/>
+              <w:left w:val="single" w:sz="4" w:color="E9ECEF"/>
+              <w:bottom w:val="single" w:sz="4" w:color="E9ECEF"/>
+              <w:right w:val="single" w:sz="4" w:color="E9ECEF"/>
+            </w:tcBorders>
+          </w:tcPr>
+          <w:p>
+            <w:pPr>
+              <w:spacing w:before="40" w:after="40"/>
+            </w:pPr>
+            <w:r>
+              <w:rPr>
+                <w:rFonts w:ascii="Open Sans" w:hAnsi="Open Sans"/>
+                <w:b w:val="0"/>
+                <w:i w:val="0"/>
+                <w:color w:val="59595B"/>
+                <w:sz w:val="19"/>
+              </w:rPr>
+              <w:t>WAN1</w:t>
+            </w:r>
+          </w:p>
+        </w:tc>
+        <w:tc>
+          <w:tcPr>
+            <w:tcW w:type="dxa" w:w="936"/>
+            <w:tcBorders>
+              <w:top w:val="single" w:sz="4" w:color="E9ECEF"/>
+              <w:left w:val="single" w:sz="4" w:color="E9ECEF"/>
+              <w:bottom w:val="single" w:sz="4" w:color="E9ECEF"/>
+              <w:right w:val="single" w:sz="4" w:color="E9ECEF"/>
+            </w:tcBorders>
+          </w:tcPr>
+          <w:p>
+            <w:pPr>
+              <w:spacing w:before="40" w:after="40"/>
+            </w:pPr>
+            <w:r>
+              <w:rPr>
+                <w:rFonts w:ascii="Open Sans" w:hAnsi="Open Sans"/>
+                <w:b w:val="0"/>
+                <w:i w:val="0"/>
+                <w:color w:val="59595B"/>
+                <w:sz w:val="19"/>
+              </w:rPr>
+              <w:t>Static</w:t>
+            </w:r>
+          </w:p>
+        </w:tc>
+        <w:tc>
+          <w:tcPr>
+            <w:tcW w:type="dxa" w:w="1728"/>
+            <w:tcBorders>
+              <w:top w:val="single" w:sz="4" w:color="E9ECEF"/>
+              <w:left w:val="single" w:sz="4" w:color="E9ECEF"/>
+              <w:bottom w:val="single" w:sz="4" w:color="E9ECEF"/>
+              <w:right w:val="single" w:sz="4" w:color="E9ECEF"/>
+            </w:tcBorders>
+          </w:tcPr>
+          <w:p>
+            <w:pPr>
+              <w:spacing w:before="40" w:after="40"/>
+            </w:pPr>
+            <w:r>
+              <w:rPr>
+                <w:rFonts w:ascii="Open Sans" w:hAnsi="Open Sans"/>
+                <w:b w:val="0"/>
+                <w:i w:val="0"/>
+                <w:color w:val="59595B"/>
+                <w:sz w:val="19"/>
+              </w:rPr>
+              <w:t>76.80.219.186/29</w:t>
+            </w:r>
+          </w:p>
+        </w:tc>
+        <w:tc>
+          <w:tcPr>
+            <w:tcW w:type="dxa" w:w="1584"/>
+            <w:tcBorders>
+              <w:top w:val="single" w:sz="4" w:color="E9ECEF"/>
+              <w:left w:val="single" w:sz="4" w:color="E9ECEF"/>
+              <w:bottom w:val="single" w:sz="4" w:color="E9ECEF"/>
+              <w:right w:val="single" w:sz="4" w:color="E9ECEF"/>
+            </w:tcBorders>
+          </w:tcPr>
+          <w:p>
+            <w:pPr>
+              <w:spacing w:before="40" w:after="40"/>
+            </w:pPr>
+            <w:r>
+              <w:rPr>
+                <w:rFonts w:ascii="Open Sans" w:hAnsi="Open Sans"/>
+                <w:b w:val="0"/>
+                <w:i w:val="0"/>
+                <w:color w:val="59595B"/>
+                <w:sz w:val="19"/>
+              </w:rPr>
+              <w:t>76.80.219.185</w:t>
+            </w:r>
+          </w:p>
+        </w:tc>
+        <w:tc>
+          <w:tcPr>
+            <w:tcW w:type="dxa" w:w="1008"/>
+            <w:tcBorders>
+              <w:top w:val="single" w:sz="4" w:color="E9ECEF"/>
+              <w:left w:val="single" w:sz="4" w:color="E9ECEF"/>
+              <w:bottom w:val="single" w:sz="4" w:color="E9ECEF"/>
+              <w:right w:val="single" w:sz="4" w:color="E9ECEF"/>
+            </w:tcBorders>
+          </w:tcPr>
+          <w:p>
+            <w:pPr>
+              <w:spacing w:before="40" w:after="40"/>
+            </w:pPr>
+            <w:r>
+              <w:rPr>
+                <w:rFonts w:ascii="Open Sans" w:hAnsi="Open Sans"/>
+                <w:b w:val="0"/>
+                <w:i w:val="0"/>
+                <w:color w:val="59595B"/>
+                <w:sz w:val="19"/>
+              </w:rPr>
+              <w:t>8.8.8.8 / 8.8.4.4</w:t>
+            </w:r>
+          </w:p>
+        </w:tc>
+      </w:tr>
+      <w:tr>
+        <w:tc>
+          <w:tcPr>
+            <w:tcW w:type="dxa" w:w="1728"/>
+            <w:shd w:val="clear" w:color="auto" w:fill="F8F9FA"/>
+            <w:tcBorders>
+              <w:top w:val="single" w:sz="4" w:color="E9ECEF"/>
+              <w:left w:val="single" w:sz="4" w:color="E9ECEF"/>
+              <w:bottom w:val="single" w:sz="4" w:color="E9ECEF"/>
+              <w:right w:val="single" w:sz="4" w:color="E9ECEF"/>
+            </w:tcBorders>
+          </w:tcPr>
+          <w:p>
+            <w:pPr>
+              <w:spacing w:before="40" w:after="40"/>
+            </w:pPr>
+            <w:r>
+              <w:rPr>
+                <w:rFonts w:ascii="Open Sans" w:hAnsi="Open Sans"/>
+                <w:b w:val="0"/>
+                <w:i w:val="0"/>
+                <w:color w:val="59595B"/>
+                <w:sz w:val="19"/>
+              </w:rPr>
+            </w:r>
+          </w:p>
+        </w:tc>
+        <w:tc>
+          <w:tcPr>
+            <w:tcW w:type="dxa" w:w="1296"/>
+            <w:shd w:val="clear" w:color="auto" w:fill="F8F9FA"/>
+            <w:tcBorders>
+              <w:top w:val="single" w:sz="4" w:color="E9ECEF"/>
+              <w:left w:val="single" w:sz="4" w:color="E9ECEF"/>
+              <w:bottom w:val="single" w:sz="4" w:color="E9ECEF"/>
+              <w:right w:val="single" w:sz="4" w:color="E9ECEF"/>
+            </w:tcBorders>
+          </w:tcPr>
+          <w:p>
+            <w:pPr>
+              <w:spacing w:before="40" w:after="40"/>
+            </w:pPr>
+            <w:r>
+              <w:rPr>
+                <w:rFonts w:ascii="Open Sans" w:hAnsi="Open Sans"/>
+                <w:b w:val="0"/>
+                <w:i w:val="0"/>
+                <w:color w:val="59595B"/>
+                <w:sz w:val="19"/>
+              </w:rPr>
+            </w:r>
+          </w:p>
+        </w:tc>
+        <w:tc>
+          <w:tcPr>
+            <w:tcW w:type="dxa" w:w="1080"/>
+            <w:shd w:val="clear" w:color="auto" w:fill="F8F9FA"/>
+            <w:tcBorders>
+              <w:top w:val="single" w:sz="4" w:color="E9ECEF"/>
+              <w:left w:val="single" w:sz="4" w:color="E9ECEF"/>
+              <w:bottom w:val="single" w:sz="4" w:color="E9ECEF"/>
+              <w:right w:val="single" w:sz="4" w:color="E9ECEF"/>
+            </w:tcBorders>
+          </w:tcPr>
+          <w:p>
+            <w:pPr>
+              <w:spacing w:before="40" w:after="40"/>
+            </w:pPr>
+            <w:r>
+              <w:rPr>
+                <w:rFonts w:ascii="Open Sans" w:hAnsi="Open Sans"/>
+                <w:b w:val="0"/>
+                <w:i w:val="0"/>
+                <w:color w:val="59595B"/>
+                <w:sz w:val="19"/>
+              </w:rPr>
+              <w:t>WAN2</w:t>
+            </w:r>
+          </w:p>
+        </w:tc>
+        <w:tc>
+          <w:tcPr>
+            <w:tcW w:type="dxa" w:w="936"/>
+            <w:shd w:val="clear" w:color="auto" w:fill="F8F9FA"/>
+            <w:tcBorders>
+              <w:top w:val="single" w:sz="4" w:color="E9ECEF"/>
+              <w:left w:val="single" w:sz="4" w:color="E9ECEF"/>
+              <w:bottom w:val="single" w:sz="4" w:color="E9ECEF"/>
+              <w:right w:val="single" w:sz="4" w:color="E9ECEF"/>
+            </w:tcBorders>
+          </w:tcPr>
+          <w:p>
+            <w:pPr>
+              <w:spacing w:before="40" w:after="40"/>
+            </w:pPr>
+            <w:r>
+              <w:rPr>
+                <w:rFonts w:ascii="Open Sans" w:hAnsi="Open Sans"/>
+                <w:b w:val="0"/>
+                <w:i w:val="0"/>
+                <w:color w:val="59595B"/>
+                <w:sz w:val="19"/>
+              </w:rPr>
+              <w:t>Static</w:t>
+            </w:r>
+          </w:p>
+        </w:tc>
+        <w:tc>
+          <w:tcPr>
+            <w:tcW w:type="dxa" w:w="1728"/>
+            <w:shd w:val="clear" w:color="auto" w:fill="F8F9FA"/>
+            <w:tcBorders>
+              <w:top w:val="single" w:sz="4" w:color="E9ECEF"/>
+              <w:left w:val="single" w:sz="4" w:color="E9ECEF"/>
+              <w:bottom w:val="single" w:sz="4" w:color="E9ECEF"/>
+              <w:right w:val="single" w:sz="4" w:color="E9ECEF"/>
+            </w:tcBorders>
+          </w:tcPr>
+          <w:p>
+            <w:pPr>
+              <w:spacing w:before="40" w:after="40"/>
+            </w:pPr>
+            <w:r>
+              <w:rPr>
+                <w:rFonts w:ascii="Open Sans" w:hAnsi="Open Sans"/>
+                <w:b w:val="0"/>
+                <w:i w:val="0"/>
+                <w:color w:val="59595B"/>
+                <w:sz w:val="19"/>
+              </w:rPr>
+              <w:t>47.179.43.50/29</w:t>
+            </w:r>
+          </w:p>
+        </w:tc>
+        <w:tc>
+          <w:tcPr>
+            <w:tcW w:type="dxa" w:w="1584"/>
+            <w:shd w:val="clear" w:color="auto" w:fill="F8F9FA"/>
+            <w:tcBorders>
+              <w:top w:val="single" w:sz="4" w:color="E9ECEF"/>
+              <w:left w:val="single" w:sz="4" w:color="E9ECEF"/>
+              <w:bottom w:val="single" w:sz="4" w:color="E9ECEF"/>
+              <w:right w:val="single" w:sz="4" w:color="E9ECEF"/>
+            </w:tcBorders>
+          </w:tcPr>
+          <w:p>
+            <w:pPr>
+              <w:spacing w:before="40" w:after="40"/>
+            </w:pPr>
+            <w:r>
+              <w:rPr>
+                <w:rFonts w:ascii="Open Sans" w:hAnsi="Open Sans"/>
+                <w:b w:val="0"/>
+                <w:i w:val="0"/>
+                <w:color w:val="59595B"/>
+                <w:sz w:val="19"/>
+              </w:rPr>
+              <w:t>47.179.43.49</w:t>
+            </w:r>
+          </w:p>
+        </w:tc>
+        <w:tc>
+          <w:tcPr>
+            <w:tcW w:type="dxa" w:w="1008"/>
+            <w:shd w:val="clear" w:color="auto" w:fill="F8F9FA"/>
+            <w:tcBorders>
+              <w:top w:val="single" w:sz="4" w:color="E9ECEF"/>
+              <w:left w:val="single" w:sz="4" w:color="E9ECEF"/>
+              <w:bottom w:val="single" w:sz="4" w:color="E9ECEF"/>
+              <w:right w:val="single" w:sz="4" w:color="E9ECEF"/>
+            </w:tcBorders>
+          </w:tcPr>
+          <w:p>
+            <w:pPr>
+              <w:spacing w:before="40" w:after="40"/>
+            </w:pPr>
+            <w:r>
+              <w:rPr>
+                <w:rFonts w:ascii="Open Sans" w:hAnsi="Open Sans"/>
+                <w:b w:val="0"/>
+                <w:i w:val="0"/>
+                <w:color w:val="59595B"/>
+                <w:sz w:val="19"/>
+              </w:rPr>
+              <w:t>74.40.74.40 / 8.8.8.8</w:t>
+            </w:r>
+          </w:p>
+        </w:tc>
+      </w:tr>
+      <w:tr>
+        <w:tc>
+          <w:tcPr>
+            <w:tcW w:type="dxa" w:w="1728"/>
+            <w:tcBorders>
+              <w:top w:val="single" w:sz="4" w:color="E9ECEF"/>
+              <w:left w:val="single" w:sz="4" w:color="E9ECEF"/>
+              <w:bottom w:val="single" w:sz="4" w:color="E9ECEF"/>
+              <w:right w:val="single" w:sz="4" w:color="E9ECEF"/>
+            </w:tcBorders>
+          </w:tcPr>
+          <w:p>
+            <w:pPr>
+              <w:spacing w:before="40" w:after="40"/>
+            </w:pPr>
+            <w:r>
+              <w:rPr>
+                <w:rFonts w:ascii="Open Sans" w:hAnsi="Open Sans"/>
+                <w:b w:val="0"/>
+                <w:i w:val="0"/>
+                <w:color w:val="59595B"/>
+                <w:sz w:val="19"/>
+              </w:rPr>
+            </w:r>
+          </w:p>
+        </w:tc>
+        <w:tc>
+          <w:tcPr>
+            <w:tcW w:type="dxa" w:w="1296"/>
+            <w:tcBorders>
+              <w:top w:val="single" w:sz="4" w:color="E9ECEF"/>
+              <w:left w:val="single" w:sz="4" w:color="E9ECEF"/>
+              <w:bottom w:val="single" w:sz="4" w:color="E9ECEF"/>
+              <w:right w:val="single" w:sz="4" w:color="E9ECEF"/>
+            </w:tcBorders>
+          </w:tcPr>
+          <w:p>
+            <w:pPr>
+              <w:spacing w:before="40" w:after="40"/>
+            </w:pPr>
+            <w:r>
+              <w:rPr>
+                <w:rFonts w:ascii="Open Sans" w:hAnsi="Open Sans"/>
+                <w:b w:val="0"/>
+                <w:i w:val="0"/>
+                <w:color w:val="59595B"/>
+                <w:sz w:val="19"/>
+              </w:rPr>
+            </w:r>
+          </w:p>
+        </w:tc>
+        <w:tc>
+          <w:tcPr>
+            <w:tcW w:type="dxa" w:w="1080"/>
+            <w:tcBorders>
+              <w:top w:val="single" w:sz="4" w:color="E9ECEF"/>
+              <w:left w:val="single" w:sz="4" w:color="E9ECEF"/>
+              <w:bottom w:val="single" w:sz="4" w:color="E9ECEF"/>
+              <w:right w:val="single" w:sz="4" w:color="E9ECEF"/>
+            </w:tcBorders>
+          </w:tcPr>
+          <w:p>
+            <w:pPr>
+              <w:spacing w:before="40" w:after="40"/>
+            </w:pPr>
+            <w:r>
+              <w:rPr>
+                <w:rFonts w:ascii="Open Sans" w:hAnsi="Open Sans"/>
+                <w:b w:val="0"/>
+                <w:i w:val="0"/>
+                <w:color w:val="59595B"/>
+                <w:sz w:val="19"/>
+              </w:rPr>
+              <w:t>WAN3</w:t>
+            </w:r>
+          </w:p>
+        </w:tc>
+        <w:tc>
+          <w:tcPr>
+            <w:tcW w:type="dxa" w:w="936"/>
+            <w:tcBorders>
+              <w:top w:val="single" w:sz="4" w:color="E9ECEF"/>
+              <w:left w:val="single" w:sz="4" w:color="E9ECEF"/>
+              <w:bottom w:val="single" w:sz="4" w:color="E9ECEF"/>
+              <w:right w:val="single" w:sz="4" w:color="E9ECEF"/>
+            </w:tcBorders>
+          </w:tcPr>
+          <w:p>
+            <w:pPr>
+              <w:spacing w:before="40" w:after="40"/>
+            </w:pPr>
+            <w:r>
+              <w:rPr>
+                <w:rFonts w:ascii="Open Sans" w:hAnsi="Open Sans"/>
+                <w:b w:val="0"/>
+                <w:i w:val="0"/>
+                <w:color w:val="59595B"/>
+                <w:sz w:val="19"/>
+              </w:rPr>
+              <w:t>Dynamic</w:t>
+            </w:r>
+          </w:p>
+        </w:tc>
+        <w:tc>
+          <w:tcPr>
+            <w:tcW w:type="dxa" w:w="1728"/>
+            <w:tcBorders>
+              <w:top w:val="single" w:sz="4" w:color="E9ECEF"/>
+              <w:left w:val="single" w:sz="4" w:color="E9ECEF"/>
+              <w:bottom w:val="single" w:sz="4" w:color="E9ECEF"/>
+              <w:right w:val="single" w:sz="4" w:color="E9ECEF"/>
+            </w:tcBorders>
+          </w:tcPr>
+          <w:p>
+            <w:pPr>
+              <w:spacing w:before="40" w:after="40"/>
+            </w:pPr>
+            <w:r>
+              <w:rPr>
+                <w:rFonts w:ascii="Open Sans" w:hAnsi="Open Sans"/>
+                <w:b w:val="0"/>
+                <w:i w:val="0"/>
+                <w:color w:val="59595B"/>
+                <w:sz w:val="19"/>
+              </w:rPr>
+              <w:t>—</w:t>
+            </w:r>
+          </w:p>
+        </w:tc>
+        <w:tc>
+          <w:tcPr>
+            <w:tcW w:type="dxa" w:w="1584"/>
+            <w:tcBorders>
+              <w:top w:val="single" w:sz="4" w:color="E9ECEF"/>
+              <w:left w:val="single" w:sz="4" w:color="E9ECEF"/>
+              <w:bottom w:val="single" w:sz="4" w:color="E9ECEF"/>
+              <w:right w:val="single" w:sz="4" w:color="E9ECEF"/>
+            </w:tcBorders>
+          </w:tcPr>
+          <w:p>
+            <w:pPr>
+              <w:spacing w:before="40" w:after="40"/>
+            </w:pPr>
+            <w:r>
+              <w:rPr>
+                <w:rFonts w:ascii="Open Sans" w:hAnsi="Open Sans"/>
+                <w:b w:val="0"/>
+                <w:i w:val="0"/>
+                <w:color w:val="59595B"/>
+                <w:sz w:val="19"/>
+              </w:rPr>
+              <w:t>—</w:t>
+            </w:r>
+          </w:p>
+        </w:tc>
+        <w:tc>
+          <w:tcPr>
+            <w:tcW w:type="dxa" w:w="1008"/>
+            <w:tcBorders>
+              <w:top w:val="single" w:sz="4" w:color="E9ECEF"/>
+              <w:left w:val="single" w:sz="4" w:color="E9ECEF"/>
+              <w:bottom w:val="single" w:sz="4" w:color="E9ECEF"/>
+              <w:right w:val="single" w:sz="4" w:color="E9ECEF"/>
+            </w:tcBorders>
+          </w:tcPr>
+          <w:p>
+            <w:pPr>
+              <w:spacing w:before="40" w:after="40"/>
+            </w:pPr>
+            <w:r>
+              <w:rPr>
+                <w:rFonts w:ascii="Open Sans" w:hAnsi="Open Sans"/>
+                <w:b w:val="0"/>
+                <w:i w:val="0"/>
+                <w:color w:val="59595B"/>
+                <w:sz w:val="19"/>
+              </w:rPr>
+              <w:t>—</w:t>
+            </w:r>
+          </w:p>
+        </w:tc>
+      </w:tr>
+    </w:tbl>
+    <w:p>
+      <w:pPr>
+        <w:spacing w:after="160"/>
+      </w:pPr>
+      <w:r>
+        <w:rPr>
+          <w:rFonts w:ascii="Open Sans" w:hAnsi="Open Sans"/>
+          <w:b/>
+          <w:i w:val="0"/>
+          <w:color w:val="59595B"/>
+          <w:sz w:val="22"/>
+        </w:rPr>
+        <w:t>Aranda Tooling</w:t>
+      </w:r>
+    </w:p>
+    <w:p>
+      <w:pPr>
+        <w:spacing w:after="160"/>
+      </w:pPr>
+      <w:r>
+        <w:rPr>
+          <w:rFonts w:ascii="Open Sans" w:hAnsi="Open Sans"/>
+          <w:b w:val="0"/>
+          <w:i w:val="0"/>
+          <w:color w:val="59595B"/>
+          <w:sz w:val="22"/>
+        </w:rPr>
+        <w:t>L3 Outbound Firewall Rules:</w:t>
+      </w:r>
+    </w:p>
+    <w:tbl>
+      <w:tblPr>
+        <w:tblW w:type="auto" w:w="0"/>
+        <w:tblLayout w:type="fixed"/>
+        <w:tblLook w:firstColumn="1" w:firstRow="1" w:lastColumn="0" w:lastRow="0" w:noHBand="0" w:noVBand="1" w:val="04A0"/>
+      </w:tblPr>
+      <w:tblGrid>
+        <w:gridCol w:w="1872"/>
+        <w:gridCol w:w="1872"/>
+        <w:gridCol w:w="1872"/>
+        <w:gridCol w:w="1872"/>
+        <w:gridCol w:w="1872"/>
+      </w:tblGrid>
+      <w:tr>
+        <w:tc>
+          <w:tcPr>
+            <w:tcW w:type="dxa" w:w="864"/>
             <w:shd w:val="clear" w:color="auto" w:fill="006DB6"/>
             <w:tcBorders>
               <w:top w:val="single" w:sz="4" w:color="E9ECEF"/>
@@ -1139,13 +2960,13 @@
                 <w:color w:val="FFFFFF"/>
                 <w:sz w:val="20"/>
               </w:rPr>
-              <w:t>L3 rules</w:t>
-            </w:r>
-          </w:p>
-        </w:tc>
-        <w:tc>
-          <w:tcPr>
-            <w:tcW w:type="dxa" w:w="1152"/>
+              <w:t>Policy</w:t>
+            </w:r>
+          </w:p>
+        </w:tc>
+        <w:tc>
+          <w:tcPr>
+            <w:tcW w:type="dxa" w:w="936"/>
             <w:shd w:val="clear" w:color="auto" w:fill="006DB6"/>
             <w:tcBorders>
               <w:top w:val="single" w:sz="4" w:color="E9ECEF"/>
@@ -1166,13 +2987,13 @@
                 <w:color w:val="FFFFFF"/>
                 <w:sz w:val="20"/>
               </w:rPr>
-              <w:t>L7 rules</w:t>
-            </w:r>
-          </w:p>
-        </w:tc>
-        <w:tc>
-          <w:tcPr>
-            <w:tcW w:type="dxa" w:w="1152"/>
+              <w:t>Proto</w:t>
+            </w:r>
+          </w:p>
+        </w:tc>
+        <w:tc>
+          <w:tcPr>
+            <w:tcW w:type="dxa" w:w="2160"/>
             <w:shd w:val="clear" w:color="auto" w:fill="006DB6"/>
             <w:tcBorders>
               <w:top w:val="single" w:sz="4" w:color="E9ECEF"/>
@@ -1193,13 +3014,13 @@
                 <w:color w:val="FFFFFF"/>
                 <w:sz w:val="20"/>
               </w:rPr>
-              <w:t>Inbound</w:t>
-            </w:r>
-          </w:p>
-        </w:tc>
-        <w:tc>
-          <w:tcPr>
-            <w:tcW w:type="dxa" w:w="1152"/>
+              <w:t>Source</w:t>
+            </w:r>
+          </w:p>
+        </w:tc>
+        <w:tc>
+          <w:tcPr>
+            <w:tcW w:type="dxa" w:w="2160"/>
             <w:shd w:val="clear" w:color="auto" w:fill="006DB6"/>
             <w:tcBorders>
               <w:top w:val="single" w:sz="4" w:color="E9ECEF"/>
@@ -1220,7 +3041,34 @@
                 <w:color w:val="FFFFFF"/>
                 <w:sz w:val="20"/>
               </w:rPr>
-              <w:t>Port fwd</w:t>
+              <w:t>Destination</w:t>
+            </w:r>
+          </w:p>
+        </w:tc>
+        <w:tc>
+          <w:tcPr>
+            <w:tcW w:type="dxa" w:w="3168"/>
+            <w:shd w:val="clear" w:color="auto" w:fill="006DB6"/>
+            <w:tcBorders>
+              <w:top w:val="single" w:sz="4" w:color="E9ECEF"/>
+              <w:left w:val="single" w:sz="4" w:color="E9ECEF"/>
+              <w:bottom w:val="single" w:sz="4" w:color="E9ECEF"/>
+              <w:right w:val="single" w:sz="4" w:color="E9ECEF"/>
+            </w:tcBorders>
+          </w:tcPr>
+          <w:p>
+            <w:pPr>
+              <w:spacing w:before="40" w:after="40"/>
+            </w:pPr>
+            <w:r>
+              <w:rPr>
+                <w:rFonts w:ascii="Open Sans" w:hAnsi="Open Sans"/>
+                <w:b/>
+                <w:i w:val="0"/>
+                <w:color w:val="FFFFFF"/>
+                <w:sz w:val="20"/>
+              </w:rPr>
+              <w:t>Comment</w:t>
             </w:r>
           </w:p>
         </w:tc>
@@ -1228,7 +3076,7 @@
       <w:tr>
         <w:tc>
           <w:tcPr>
-            <w:tcW w:type="dxa" w:w="2880"/>
+            <w:tcW w:type="dxa" w:w="864"/>
             <w:tcBorders>
               <w:top w:val="single" w:sz="4" w:color="E9ECEF"/>
               <w:left w:val="single" w:sz="4" w:color="E9ECEF"/>
@@ -1248,13 +3096,13 @@
                 <w:color w:val="59595B"/>
                 <w:sz w:val="19"/>
               </w:rPr>
-              <w:t>Aranda Tooling</w:t>
-            </w:r>
-          </w:p>
-        </w:tc>
-        <w:tc>
-          <w:tcPr>
-            <w:tcW w:type="dxa" w:w="2304"/>
+              <w:t>Allow</w:t>
+            </w:r>
+          </w:p>
+        </w:tc>
+        <w:tc>
+          <w:tcPr>
+            <w:tcW w:type="dxa" w:w="936"/>
             <w:tcBorders>
               <w:top w:val="single" w:sz="4" w:color="E9ECEF"/>
               <w:left w:val="single" w:sz="4" w:color="E9ECEF"/>
@@ -1274,13 +3122,13 @@
                 <w:color w:val="59595B"/>
                 <w:sz w:val="19"/>
               </w:rPr>
-              <w:t>appliance, switch</w:t>
-            </w:r>
-          </w:p>
-        </w:tc>
-        <w:tc>
-          <w:tcPr>
-            <w:tcW w:type="dxa" w:w="1008"/>
+              <w:t>TCP</w:t>
+            </w:r>
+          </w:p>
+        </w:tc>
+        <w:tc>
+          <w:tcPr>
+            <w:tcW w:type="dxa" w:w="2160"/>
             <w:tcBorders>
               <w:top w:val="single" w:sz="4" w:color="E9ECEF"/>
               <w:left w:val="single" w:sz="4" w:color="E9ECEF"/>
@@ -1300,13 +3148,13 @@
                 <w:color w:val="59595B"/>
                 <w:sz w:val="19"/>
               </w:rPr>
-              <w:t>14</w:t>
-            </w:r>
-          </w:p>
-        </w:tc>
-        <w:tc>
-          <w:tcPr>
-            <w:tcW w:type="dxa" w:w="1152"/>
+              <w:t>10.10.7.50/32:587</w:t>
+            </w:r>
+          </w:p>
+        </w:tc>
+        <w:tc>
+          <w:tcPr>
+            <w:tcW w:type="dxa" w:w="2160"/>
             <w:tcBorders>
               <w:top w:val="single" w:sz="4" w:color="E9ECEF"/>
               <w:left w:val="single" w:sz="4" w:color="E9ECEF"/>
@@ -1326,13 +3174,13 @@
                 <w:color w:val="59595B"/>
                 <w:sz w:val="19"/>
               </w:rPr>
-              <w:t>2</w:t>
-            </w:r>
-          </w:p>
-        </w:tc>
-        <w:tc>
-          <w:tcPr>
-            <w:tcW w:type="dxa" w:w="1152"/>
+              <w:t>smtp.office365.com:587</w:t>
+            </w:r>
+          </w:p>
+        </w:tc>
+        <w:tc>
+          <w:tcPr>
+            <w:tcW w:type="dxa" w:w="3168"/>
             <w:tcBorders>
               <w:top w:val="single" w:sz="4" w:color="E9ECEF"/>
               <w:left w:val="single" w:sz="4" w:color="E9ECEF"/>
@@ -1352,13 +3200,16 @@
                 <w:color w:val="59595B"/>
                 <w:sz w:val="19"/>
               </w:rPr>
-              <w:t>0</w:t>
-            </w:r>
-          </w:p>
-        </w:tc>
-        <w:tc>
-          <w:tcPr>
-            <w:tcW w:type="dxa" w:w="1152"/>
+              <w:t>SMTP</w:t>
+            </w:r>
+          </w:p>
+        </w:tc>
+      </w:tr>
+      <w:tr>
+        <w:tc>
+          <w:tcPr>
+            <w:tcW w:type="dxa" w:w="864"/>
+            <w:shd w:val="clear" w:color="auto" w:fill="F8F9FA"/>
             <w:tcBorders>
               <w:top w:val="single" w:sz="4" w:color="E9ECEF"/>
               <w:left w:val="single" w:sz="4" w:color="E9ECEF"/>
@@ -1378,13 +3229,14 @@
                 <w:color w:val="59595B"/>
                 <w:sz w:val="19"/>
               </w:rPr>
-              <w:t>1</w:t>
-            </w:r>
-          </w:p>
-        </w:tc>
-        <w:tc>
-          <w:tcPr>
-            <w:tcW w:type="dxa" w:w="1152"/>
+              <w:t>Allow</w:t>
+            </w:r>
+          </w:p>
+        </w:tc>
+        <w:tc>
+          <w:tcPr>
+            <w:tcW w:type="dxa" w:w="936"/>
+            <w:shd w:val="clear" w:color="auto" w:fill="F8F9FA"/>
             <w:tcBorders>
               <w:top w:val="single" w:sz="4" w:color="E9ECEF"/>
               <w:left w:val="single" w:sz="4" w:color="E9ECEF"/>
@@ -1404,7 +3256,3341 @@
                 <w:color w:val="59595B"/>
                 <w:sz w:val="19"/>
               </w:rPr>
-              <w:t>0</w:t>
+              <w:t>ANY</w:t>
+            </w:r>
+          </w:p>
+        </w:tc>
+        <w:tc>
+          <w:tcPr>
+            <w:tcW w:type="dxa" w:w="2160"/>
+            <w:shd w:val="clear" w:color="auto" w:fill="F8F9FA"/>
+            <w:tcBorders>
+              <w:top w:val="single" w:sz="4" w:color="E9ECEF"/>
+              <w:left w:val="single" w:sz="4" w:color="E9ECEF"/>
+              <w:bottom w:val="single" w:sz="4" w:color="E9ECEF"/>
+              <w:right w:val="single" w:sz="4" w:color="E9ECEF"/>
+            </w:tcBorders>
+          </w:tcPr>
+          <w:p>
+            <w:pPr>
+              <w:spacing w:before="40" w:after="40"/>
+            </w:pPr>
+            <w:r>
+              <w:rPr>
+                <w:rFonts w:ascii="Open Sans" w:hAnsi="Open Sans"/>
+                <w:b w:val="0"/>
+                <w:i w:val="0"/>
+                <w:color w:val="59595B"/>
+                <w:sz w:val="19"/>
+              </w:rPr>
+              <w:t>Any</w:t>
+            </w:r>
+          </w:p>
+        </w:tc>
+        <w:tc>
+          <w:tcPr>
+            <w:tcW w:type="dxa" w:w="2160"/>
+            <w:shd w:val="clear" w:color="auto" w:fill="F8F9FA"/>
+            <w:tcBorders>
+              <w:top w:val="single" w:sz="4" w:color="E9ECEF"/>
+              <w:left w:val="single" w:sz="4" w:color="E9ECEF"/>
+              <w:bottom w:val="single" w:sz="4" w:color="E9ECEF"/>
+              <w:right w:val="single" w:sz="4" w:color="E9ECEF"/>
+            </w:tcBorders>
+          </w:tcPr>
+          <w:p>
+            <w:pPr>
+              <w:spacing w:before="40" w:after="40"/>
+            </w:pPr>
+            <w:r>
+              <w:rPr>
+                <w:rFonts w:ascii="Open Sans" w:hAnsi="Open Sans"/>
+                <w:b w:val="0"/>
+                <w:i w:val="0"/>
+                <w:color w:val="59595B"/>
+                <w:sz w:val="19"/>
+              </w:rPr>
+              <w:t>Any</w:t>
+            </w:r>
+          </w:p>
+        </w:tc>
+        <w:tc>
+          <w:tcPr>
+            <w:tcW w:type="dxa" w:w="3168"/>
+            <w:shd w:val="clear" w:color="auto" w:fill="F8F9FA"/>
+            <w:tcBorders>
+              <w:top w:val="single" w:sz="4" w:color="E9ECEF"/>
+              <w:left w:val="single" w:sz="4" w:color="E9ECEF"/>
+              <w:bottom w:val="single" w:sz="4" w:color="E9ECEF"/>
+              <w:right w:val="single" w:sz="4" w:color="E9ECEF"/>
+            </w:tcBorders>
+          </w:tcPr>
+          <w:p>
+            <w:pPr>
+              <w:spacing w:before="40" w:after="40"/>
+            </w:pPr>
+            <w:r>
+              <w:rPr>
+                <w:rFonts w:ascii="Open Sans" w:hAnsi="Open Sans"/>
+                <w:b w:val="0"/>
+                <w:i w:val="0"/>
+                <w:color w:val="59595B"/>
+                <w:sz w:val="19"/>
+              </w:rPr>
+              <w:t>Default rule</w:t>
+            </w:r>
+          </w:p>
+        </w:tc>
+      </w:tr>
+    </w:tbl>
+    <w:p>
+      <w:pPr>
+        <w:spacing w:after="160"/>
+      </w:pPr>
+      <w:r>
+        <w:rPr>
+          <w:rFonts w:ascii="Open Sans" w:hAnsi="Open Sans"/>
+          <w:b w:val="0"/>
+          <w:i w:val="0"/>
+          <w:color w:val="59595B"/>
+          <w:sz w:val="22"/>
+        </w:rPr>
+        <w:t>Inbound Firewall Rules:</w:t>
+      </w:r>
+    </w:p>
+    <w:tbl>
+      <w:tblPr>
+        <w:tblW w:type="auto" w:w="0"/>
+        <w:tblLayout w:type="fixed"/>
+        <w:tblLook w:firstColumn="1" w:firstRow="1" w:lastColumn="0" w:lastRow="0" w:noHBand="0" w:noVBand="1" w:val="04A0"/>
+      </w:tblPr>
+      <w:tblGrid>
+        <w:gridCol w:w="1872"/>
+        <w:gridCol w:w="1872"/>
+        <w:gridCol w:w="1872"/>
+        <w:gridCol w:w="1872"/>
+        <w:gridCol w:w="1872"/>
+      </w:tblGrid>
+      <w:tr>
+        <w:tc>
+          <w:tcPr>
+            <w:tcW w:type="dxa" w:w="864"/>
+            <w:shd w:val="clear" w:color="auto" w:fill="006DB6"/>
+            <w:tcBorders>
+              <w:top w:val="single" w:sz="4" w:color="E9ECEF"/>
+              <w:left w:val="single" w:sz="4" w:color="E9ECEF"/>
+              <w:bottom w:val="single" w:sz="4" w:color="E9ECEF"/>
+              <w:right w:val="single" w:sz="4" w:color="E9ECEF"/>
+            </w:tcBorders>
+          </w:tcPr>
+          <w:p>
+            <w:pPr>
+              <w:spacing w:before="40" w:after="40"/>
+            </w:pPr>
+            <w:r>
+              <w:rPr>
+                <w:rFonts w:ascii="Open Sans" w:hAnsi="Open Sans"/>
+                <w:b/>
+                <w:i w:val="0"/>
+                <w:color w:val="FFFFFF"/>
+                <w:sz w:val="20"/>
+              </w:rPr>
+              <w:t>Policy</w:t>
+            </w:r>
+          </w:p>
+        </w:tc>
+        <w:tc>
+          <w:tcPr>
+            <w:tcW w:type="dxa" w:w="936"/>
+            <w:shd w:val="clear" w:color="auto" w:fill="006DB6"/>
+            <w:tcBorders>
+              <w:top w:val="single" w:sz="4" w:color="E9ECEF"/>
+              <w:left w:val="single" w:sz="4" w:color="E9ECEF"/>
+              <w:bottom w:val="single" w:sz="4" w:color="E9ECEF"/>
+              <w:right w:val="single" w:sz="4" w:color="E9ECEF"/>
+            </w:tcBorders>
+          </w:tcPr>
+          <w:p>
+            <w:pPr>
+              <w:spacing w:before="40" w:after="40"/>
+            </w:pPr>
+            <w:r>
+              <w:rPr>
+                <w:rFonts w:ascii="Open Sans" w:hAnsi="Open Sans"/>
+                <w:b/>
+                <w:i w:val="0"/>
+                <w:color w:val="FFFFFF"/>
+                <w:sz w:val="20"/>
+              </w:rPr>
+              <w:t>Proto</w:t>
+            </w:r>
+          </w:p>
+        </w:tc>
+        <w:tc>
+          <w:tcPr>
+            <w:tcW w:type="dxa" w:w="2160"/>
+            <w:shd w:val="clear" w:color="auto" w:fill="006DB6"/>
+            <w:tcBorders>
+              <w:top w:val="single" w:sz="4" w:color="E9ECEF"/>
+              <w:left w:val="single" w:sz="4" w:color="E9ECEF"/>
+              <w:bottom w:val="single" w:sz="4" w:color="E9ECEF"/>
+              <w:right w:val="single" w:sz="4" w:color="E9ECEF"/>
+            </w:tcBorders>
+          </w:tcPr>
+          <w:p>
+            <w:pPr>
+              <w:spacing w:before="40" w:after="40"/>
+            </w:pPr>
+            <w:r>
+              <w:rPr>
+                <w:rFonts w:ascii="Open Sans" w:hAnsi="Open Sans"/>
+                <w:b/>
+                <w:i w:val="0"/>
+                <w:color w:val="FFFFFF"/>
+                <w:sz w:val="20"/>
+              </w:rPr>
+              <w:t>Source</w:t>
+            </w:r>
+          </w:p>
+        </w:tc>
+        <w:tc>
+          <w:tcPr>
+            <w:tcW w:type="dxa" w:w="2160"/>
+            <w:shd w:val="clear" w:color="auto" w:fill="006DB6"/>
+            <w:tcBorders>
+              <w:top w:val="single" w:sz="4" w:color="E9ECEF"/>
+              <w:left w:val="single" w:sz="4" w:color="E9ECEF"/>
+              <w:bottom w:val="single" w:sz="4" w:color="E9ECEF"/>
+              <w:right w:val="single" w:sz="4" w:color="E9ECEF"/>
+            </w:tcBorders>
+          </w:tcPr>
+          <w:p>
+            <w:pPr>
+              <w:spacing w:before="40" w:after="40"/>
+            </w:pPr>
+            <w:r>
+              <w:rPr>
+                <w:rFonts w:ascii="Open Sans" w:hAnsi="Open Sans"/>
+                <w:b/>
+                <w:i w:val="0"/>
+                <w:color w:val="FFFFFF"/>
+                <w:sz w:val="20"/>
+              </w:rPr>
+              <w:t>Destination</w:t>
+            </w:r>
+          </w:p>
+        </w:tc>
+        <w:tc>
+          <w:tcPr>
+            <w:tcW w:type="dxa" w:w="3168"/>
+            <w:shd w:val="clear" w:color="auto" w:fill="006DB6"/>
+            <w:tcBorders>
+              <w:top w:val="single" w:sz="4" w:color="E9ECEF"/>
+              <w:left w:val="single" w:sz="4" w:color="E9ECEF"/>
+              <w:bottom w:val="single" w:sz="4" w:color="E9ECEF"/>
+              <w:right w:val="single" w:sz="4" w:color="E9ECEF"/>
+            </w:tcBorders>
+          </w:tcPr>
+          <w:p>
+            <w:pPr>
+              <w:spacing w:before="40" w:after="40"/>
+            </w:pPr>
+            <w:r>
+              <w:rPr>
+                <w:rFonts w:ascii="Open Sans" w:hAnsi="Open Sans"/>
+                <w:b/>
+                <w:i w:val="0"/>
+                <w:color w:val="FFFFFF"/>
+                <w:sz w:val="20"/>
+              </w:rPr>
+              <w:t>Comment</w:t>
+            </w:r>
+          </w:p>
+        </w:tc>
+      </w:tr>
+      <w:tr>
+        <w:tc>
+          <w:tcPr>
+            <w:tcW w:type="dxa" w:w="864"/>
+            <w:tcBorders>
+              <w:top w:val="single" w:sz="4" w:color="E9ECEF"/>
+              <w:left w:val="single" w:sz="4" w:color="E9ECEF"/>
+              <w:bottom w:val="single" w:sz="4" w:color="E9ECEF"/>
+              <w:right w:val="single" w:sz="4" w:color="E9ECEF"/>
+            </w:tcBorders>
+          </w:tcPr>
+          <w:p>
+            <w:pPr>
+              <w:spacing w:before="40" w:after="40"/>
+            </w:pPr>
+            <w:r>
+              <w:rPr>
+                <w:rFonts w:ascii="Open Sans" w:hAnsi="Open Sans"/>
+                <w:b w:val="0"/>
+                <w:i w:val="0"/>
+                <w:color w:val="59595B"/>
+                <w:sz w:val="19"/>
+              </w:rPr>
+              <w:t>Deny</w:t>
+            </w:r>
+          </w:p>
+        </w:tc>
+        <w:tc>
+          <w:tcPr>
+            <w:tcW w:type="dxa" w:w="936"/>
+            <w:tcBorders>
+              <w:top w:val="single" w:sz="4" w:color="E9ECEF"/>
+              <w:left w:val="single" w:sz="4" w:color="E9ECEF"/>
+              <w:bottom w:val="single" w:sz="4" w:color="E9ECEF"/>
+              <w:right w:val="single" w:sz="4" w:color="E9ECEF"/>
+            </w:tcBorders>
+          </w:tcPr>
+          <w:p>
+            <w:pPr>
+              <w:spacing w:before="40" w:after="40"/>
+            </w:pPr>
+            <w:r>
+              <w:rPr>
+                <w:rFonts w:ascii="Open Sans" w:hAnsi="Open Sans"/>
+                <w:b w:val="0"/>
+                <w:i w:val="0"/>
+                <w:color w:val="59595B"/>
+                <w:sz w:val="19"/>
+              </w:rPr>
+              <w:t>ANY</w:t>
+            </w:r>
+          </w:p>
+        </w:tc>
+        <w:tc>
+          <w:tcPr>
+            <w:tcW w:type="dxa" w:w="2160"/>
+            <w:tcBorders>
+              <w:top w:val="single" w:sz="4" w:color="E9ECEF"/>
+              <w:left w:val="single" w:sz="4" w:color="E9ECEF"/>
+              <w:bottom w:val="single" w:sz="4" w:color="E9ECEF"/>
+              <w:right w:val="single" w:sz="4" w:color="E9ECEF"/>
+            </w:tcBorders>
+          </w:tcPr>
+          <w:p>
+            <w:pPr>
+              <w:spacing w:before="40" w:after="40"/>
+            </w:pPr>
+            <w:r>
+              <w:rPr>
+                <w:rFonts w:ascii="Open Sans" w:hAnsi="Open Sans"/>
+                <w:b w:val="0"/>
+                <w:i w:val="0"/>
+                <w:color w:val="59595B"/>
+                <w:sz w:val="19"/>
+              </w:rPr>
+              <w:t>Any</w:t>
+            </w:r>
+          </w:p>
+        </w:tc>
+        <w:tc>
+          <w:tcPr>
+            <w:tcW w:type="dxa" w:w="2160"/>
+            <w:tcBorders>
+              <w:top w:val="single" w:sz="4" w:color="E9ECEF"/>
+              <w:left w:val="single" w:sz="4" w:color="E9ECEF"/>
+              <w:bottom w:val="single" w:sz="4" w:color="E9ECEF"/>
+              <w:right w:val="single" w:sz="4" w:color="E9ECEF"/>
+            </w:tcBorders>
+          </w:tcPr>
+          <w:p>
+            <w:pPr>
+              <w:spacing w:before="40" w:after="40"/>
+            </w:pPr>
+            <w:r>
+              <w:rPr>
+                <w:rFonts w:ascii="Open Sans" w:hAnsi="Open Sans"/>
+                <w:b w:val="0"/>
+                <w:i w:val="0"/>
+                <w:color w:val="59595B"/>
+                <w:sz w:val="19"/>
+              </w:rPr>
+              <w:t>Any</w:t>
+            </w:r>
+          </w:p>
+        </w:tc>
+        <w:tc>
+          <w:tcPr>
+            <w:tcW w:type="dxa" w:w="3168"/>
+            <w:tcBorders>
+              <w:top w:val="single" w:sz="4" w:color="E9ECEF"/>
+              <w:left w:val="single" w:sz="4" w:color="E9ECEF"/>
+              <w:bottom w:val="single" w:sz="4" w:color="E9ECEF"/>
+              <w:right w:val="single" w:sz="4" w:color="E9ECEF"/>
+            </w:tcBorders>
+          </w:tcPr>
+          <w:p>
+            <w:pPr>
+              <w:spacing w:before="40" w:after="40"/>
+            </w:pPr>
+            <w:r>
+              <w:rPr>
+                <w:rFonts w:ascii="Open Sans" w:hAnsi="Open Sans"/>
+                <w:b w:val="0"/>
+                <w:i w:val="0"/>
+                <w:color w:val="59595B"/>
+                <w:sz w:val="19"/>
+              </w:rPr>
+              <w:t>Default rule</w:t>
+            </w:r>
+          </w:p>
+        </w:tc>
+      </w:tr>
+    </w:tbl>
+    <w:p>
+      <w:pPr>
+        <w:spacing w:after="160"/>
+      </w:pPr>
+      <w:r>
+        <w:rPr>
+          <w:rFonts w:ascii="Open Sans" w:hAnsi="Open Sans"/>
+          <w:b w:val="0"/>
+          <w:i w:val="0"/>
+          <w:color w:val="59595B"/>
+          <w:sz w:val="22"/>
+        </w:rPr>
+        <w:t>VLANs:</w:t>
+      </w:r>
+    </w:p>
+    <w:tbl>
+      <w:tblPr>
+        <w:tblW w:type="auto" w:w="0"/>
+        <w:tblLayout w:type="fixed"/>
+        <w:tblLook w:firstColumn="1" w:firstRow="1" w:lastColumn="0" w:lastRow="0" w:noHBand="0" w:noVBand="1" w:val="04A0"/>
+      </w:tblPr>
+      <w:tblGrid>
+        <w:gridCol w:w="1872"/>
+        <w:gridCol w:w="1872"/>
+        <w:gridCol w:w="1872"/>
+        <w:gridCol w:w="1872"/>
+        <w:gridCol w:w="1872"/>
+      </w:tblGrid>
+      <w:tr>
+        <w:tc>
+          <w:tcPr>
+            <w:tcW w:type="dxa" w:w="648"/>
+            <w:shd w:val="clear" w:color="auto" w:fill="006DB6"/>
+            <w:tcBorders>
+              <w:top w:val="single" w:sz="4" w:color="E9ECEF"/>
+              <w:left w:val="single" w:sz="4" w:color="E9ECEF"/>
+              <w:bottom w:val="single" w:sz="4" w:color="E9ECEF"/>
+              <w:right w:val="single" w:sz="4" w:color="E9ECEF"/>
+            </w:tcBorders>
+          </w:tcPr>
+          <w:p>
+            <w:pPr>
+              <w:spacing w:before="40" w:after="40"/>
+            </w:pPr>
+            <w:r>
+              <w:rPr>
+                <w:rFonts w:ascii="Open Sans" w:hAnsi="Open Sans"/>
+                <w:b/>
+                <w:i w:val="0"/>
+                <w:color w:val="FFFFFF"/>
+                <w:sz w:val="20"/>
+              </w:rPr>
+              <w:t>ID</w:t>
+            </w:r>
+          </w:p>
+        </w:tc>
+        <w:tc>
+          <w:tcPr>
+            <w:tcW w:type="dxa" w:w="2160"/>
+            <w:shd w:val="clear" w:color="auto" w:fill="006DB6"/>
+            <w:tcBorders>
+              <w:top w:val="single" w:sz="4" w:color="E9ECEF"/>
+              <w:left w:val="single" w:sz="4" w:color="E9ECEF"/>
+              <w:bottom w:val="single" w:sz="4" w:color="E9ECEF"/>
+              <w:right w:val="single" w:sz="4" w:color="E9ECEF"/>
+            </w:tcBorders>
+          </w:tcPr>
+          <w:p>
+            <w:pPr>
+              <w:spacing w:before="40" w:after="40"/>
+            </w:pPr>
+            <w:r>
+              <w:rPr>
+                <w:rFonts w:ascii="Open Sans" w:hAnsi="Open Sans"/>
+                <w:b/>
+                <w:i w:val="0"/>
+                <w:color w:val="FFFFFF"/>
+                <w:sz w:val="20"/>
+              </w:rPr>
+              <w:t>Name</w:t>
+            </w:r>
+          </w:p>
+        </w:tc>
+        <w:tc>
+          <w:tcPr>
+            <w:tcW w:type="dxa" w:w="2160"/>
+            <w:shd w:val="clear" w:color="auto" w:fill="006DB6"/>
+            <w:tcBorders>
+              <w:top w:val="single" w:sz="4" w:color="E9ECEF"/>
+              <w:left w:val="single" w:sz="4" w:color="E9ECEF"/>
+              <w:bottom w:val="single" w:sz="4" w:color="E9ECEF"/>
+              <w:right w:val="single" w:sz="4" w:color="E9ECEF"/>
+            </w:tcBorders>
+          </w:tcPr>
+          <w:p>
+            <w:pPr>
+              <w:spacing w:before="40" w:after="40"/>
+            </w:pPr>
+            <w:r>
+              <w:rPr>
+                <w:rFonts w:ascii="Open Sans" w:hAnsi="Open Sans"/>
+                <w:b/>
+                <w:i w:val="0"/>
+                <w:color w:val="FFFFFF"/>
+                <w:sz w:val="20"/>
+              </w:rPr>
+              <w:t>Subnet</w:t>
+            </w:r>
+          </w:p>
+        </w:tc>
+        <w:tc>
+          <w:tcPr>
+            <w:tcW w:type="dxa" w:w="1800"/>
+            <w:shd w:val="clear" w:color="auto" w:fill="006DB6"/>
+            <w:tcBorders>
+              <w:top w:val="single" w:sz="4" w:color="E9ECEF"/>
+              <w:left w:val="single" w:sz="4" w:color="E9ECEF"/>
+              <w:bottom w:val="single" w:sz="4" w:color="E9ECEF"/>
+              <w:right w:val="single" w:sz="4" w:color="E9ECEF"/>
+            </w:tcBorders>
+          </w:tcPr>
+          <w:p>
+            <w:pPr>
+              <w:spacing w:before="40" w:after="40"/>
+            </w:pPr>
+            <w:r>
+              <w:rPr>
+                <w:rFonts w:ascii="Open Sans" w:hAnsi="Open Sans"/>
+                <w:b/>
+                <w:i w:val="0"/>
+                <w:color w:val="FFFFFF"/>
+                <w:sz w:val="20"/>
+              </w:rPr>
+              <w:t>Gateway</w:t>
+            </w:r>
+          </w:p>
+        </w:tc>
+        <w:tc>
+          <w:tcPr>
+            <w:tcW w:type="dxa" w:w="2592"/>
+            <w:shd w:val="clear" w:color="auto" w:fill="006DB6"/>
+            <w:tcBorders>
+              <w:top w:val="single" w:sz="4" w:color="E9ECEF"/>
+              <w:left w:val="single" w:sz="4" w:color="E9ECEF"/>
+              <w:bottom w:val="single" w:sz="4" w:color="E9ECEF"/>
+              <w:right w:val="single" w:sz="4" w:color="E9ECEF"/>
+            </w:tcBorders>
+          </w:tcPr>
+          <w:p>
+            <w:pPr>
+              <w:spacing w:before="40" w:after="40"/>
+            </w:pPr>
+            <w:r>
+              <w:rPr>
+                <w:rFonts w:ascii="Open Sans" w:hAnsi="Open Sans"/>
+                <w:b/>
+                <w:i w:val="0"/>
+                <w:color w:val="FFFFFF"/>
+                <w:sz w:val="20"/>
+              </w:rPr>
+              <w:t>DHCP</w:t>
+            </w:r>
+          </w:p>
+        </w:tc>
+      </w:tr>
+      <w:tr>
+        <w:tc>
+          <w:tcPr>
+            <w:tcW w:type="dxa" w:w="648"/>
+            <w:tcBorders>
+              <w:top w:val="single" w:sz="4" w:color="E9ECEF"/>
+              <w:left w:val="single" w:sz="4" w:color="E9ECEF"/>
+              <w:bottom w:val="single" w:sz="4" w:color="E9ECEF"/>
+              <w:right w:val="single" w:sz="4" w:color="E9ECEF"/>
+            </w:tcBorders>
+          </w:tcPr>
+          <w:p>
+            <w:pPr>
+              <w:spacing w:before="40" w:after="40"/>
+            </w:pPr>
+            <w:r>
+              <w:rPr>
+                <w:rFonts w:ascii="Open Sans" w:hAnsi="Open Sans"/>
+                <w:b w:val="0"/>
+                <w:i w:val="0"/>
+                <w:color w:val="59595B"/>
+                <w:sz w:val="19"/>
+              </w:rPr>
+              <w:t>1</w:t>
+            </w:r>
+          </w:p>
+        </w:tc>
+        <w:tc>
+          <w:tcPr>
+            <w:tcW w:type="dxa" w:w="2160"/>
+            <w:tcBorders>
+              <w:top w:val="single" w:sz="4" w:color="E9ECEF"/>
+              <w:left w:val="single" w:sz="4" w:color="E9ECEF"/>
+              <w:bottom w:val="single" w:sz="4" w:color="E9ECEF"/>
+              <w:right w:val="single" w:sz="4" w:color="E9ECEF"/>
+            </w:tcBorders>
+          </w:tcPr>
+          <w:p>
+            <w:pPr>
+              <w:spacing w:before="40" w:after="40"/>
+            </w:pPr>
+            <w:r>
+              <w:rPr>
+                <w:rFonts w:ascii="Open Sans" w:hAnsi="Open Sans"/>
+                <w:b w:val="0"/>
+                <w:i w:val="0"/>
+                <w:color w:val="59595B"/>
+                <w:sz w:val="19"/>
+              </w:rPr>
+              <w:t>Untagged</w:t>
+            </w:r>
+          </w:p>
+        </w:tc>
+        <w:tc>
+          <w:tcPr>
+            <w:tcW w:type="dxa" w:w="2160"/>
+            <w:tcBorders>
+              <w:top w:val="single" w:sz="4" w:color="E9ECEF"/>
+              <w:left w:val="single" w:sz="4" w:color="E9ECEF"/>
+              <w:bottom w:val="single" w:sz="4" w:color="E9ECEF"/>
+              <w:right w:val="single" w:sz="4" w:color="E9ECEF"/>
+            </w:tcBorders>
+          </w:tcPr>
+          <w:p>
+            <w:pPr>
+              <w:spacing w:before="40" w:after="40"/>
+            </w:pPr>
+            <w:r>
+              <w:rPr>
+                <w:rFonts w:ascii="Open Sans" w:hAnsi="Open Sans"/>
+                <w:b w:val="0"/>
+                <w:i w:val="0"/>
+                <w:color w:val="59595B"/>
+                <w:sz w:val="19"/>
+              </w:rPr>
+              <w:t>10.10.0.0/16</w:t>
+            </w:r>
+          </w:p>
+        </w:tc>
+        <w:tc>
+          <w:tcPr>
+            <w:tcW w:type="dxa" w:w="1800"/>
+            <w:tcBorders>
+              <w:top w:val="single" w:sz="4" w:color="E9ECEF"/>
+              <w:left w:val="single" w:sz="4" w:color="E9ECEF"/>
+              <w:bottom w:val="single" w:sz="4" w:color="E9ECEF"/>
+              <w:right w:val="single" w:sz="4" w:color="E9ECEF"/>
+            </w:tcBorders>
+          </w:tcPr>
+          <w:p>
+            <w:pPr>
+              <w:spacing w:before="40" w:after="40"/>
+            </w:pPr>
+            <w:r>
+              <w:rPr>
+                <w:rFonts w:ascii="Open Sans" w:hAnsi="Open Sans"/>
+                <w:b w:val="0"/>
+                <w:i w:val="0"/>
+                <w:color w:val="59595B"/>
+                <w:sz w:val="19"/>
+              </w:rPr>
+              <w:t>10.10.0.1</w:t>
+            </w:r>
+          </w:p>
+        </w:tc>
+        <w:tc>
+          <w:tcPr>
+            <w:tcW w:type="dxa" w:w="2592"/>
+            <w:tcBorders>
+              <w:top w:val="single" w:sz="4" w:color="E9ECEF"/>
+              <w:left w:val="single" w:sz="4" w:color="E9ECEF"/>
+              <w:bottom w:val="single" w:sz="4" w:color="E9ECEF"/>
+              <w:right w:val="single" w:sz="4" w:color="E9ECEF"/>
+            </w:tcBorders>
+          </w:tcPr>
+          <w:p>
+            <w:pPr>
+              <w:spacing w:before="40" w:after="40"/>
+            </w:pPr>
+            <w:r>
+              <w:rPr>
+                <w:rFonts w:ascii="Open Sans" w:hAnsi="Open Sans"/>
+                <w:b w:val="0"/>
+                <w:i w:val="0"/>
+                <w:color w:val="59595B"/>
+                <w:sz w:val="19"/>
+              </w:rPr>
+              <w:t>DHCP server</w:t>
+            </w:r>
+          </w:p>
+        </w:tc>
+      </w:tr>
+      <w:tr>
+        <w:tc>
+          <w:tcPr>
+            <w:tcW w:type="dxa" w:w="648"/>
+            <w:shd w:val="clear" w:color="auto" w:fill="F8F9FA"/>
+            <w:tcBorders>
+              <w:top w:val="single" w:sz="4" w:color="E9ECEF"/>
+              <w:left w:val="single" w:sz="4" w:color="E9ECEF"/>
+              <w:bottom w:val="single" w:sz="4" w:color="E9ECEF"/>
+              <w:right w:val="single" w:sz="4" w:color="E9ECEF"/>
+            </w:tcBorders>
+          </w:tcPr>
+          <w:p>
+            <w:pPr>
+              <w:spacing w:before="40" w:after="40"/>
+            </w:pPr>
+            <w:r>
+              <w:rPr>
+                <w:rFonts w:ascii="Open Sans" w:hAnsi="Open Sans"/>
+                <w:b w:val="0"/>
+                <w:i w:val="0"/>
+                <w:color w:val="59595B"/>
+                <w:sz w:val="19"/>
+              </w:rPr>
+              <w:t>2</w:t>
+            </w:r>
+          </w:p>
+        </w:tc>
+        <w:tc>
+          <w:tcPr>
+            <w:tcW w:type="dxa" w:w="2160"/>
+            <w:shd w:val="clear" w:color="auto" w:fill="F8F9FA"/>
+            <w:tcBorders>
+              <w:top w:val="single" w:sz="4" w:color="E9ECEF"/>
+              <w:left w:val="single" w:sz="4" w:color="E9ECEF"/>
+              <w:bottom w:val="single" w:sz="4" w:color="E9ECEF"/>
+              <w:right w:val="single" w:sz="4" w:color="E9ECEF"/>
+            </w:tcBorders>
+          </w:tcPr>
+          <w:p>
+            <w:pPr>
+              <w:spacing w:before="40" w:after="40"/>
+            </w:pPr>
+            <w:r>
+              <w:rPr>
+                <w:rFonts w:ascii="Open Sans" w:hAnsi="Open Sans"/>
+                <w:b w:val="0"/>
+                <w:i w:val="0"/>
+                <w:color w:val="59595B"/>
+                <w:sz w:val="19"/>
+              </w:rPr>
+              <w:t>Config VLAN</w:t>
+            </w:r>
+          </w:p>
+        </w:tc>
+        <w:tc>
+          <w:tcPr>
+            <w:tcW w:type="dxa" w:w="2160"/>
+            <w:shd w:val="clear" w:color="auto" w:fill="F8F9FA"/>
+            <w:tcBorders>
+              <w:top w:val="single" w:sz="4" w:color="E9ECEF"/>
+              <w:left w:val="single" w:sz="4" w:color="E9ECEF"/>
+              <w:bottom w:val="single" w:sz="4" w:color="E9ECEF"/>
+              <w:right w:val="single" w:sz="4" w:color="E9ECEF"/>
+            </w:tcBorders>
+          </w:tcPr>
+          <w:p>
+            <w:pPr>
+              <w:spacing w:before="40" w:after="40"/>
+            </w:pPr>
+            <w:r>
+              <w:rPr>
+                <w:rFonts w:ascii="Open Sans" w:hAnsi="Open Sans"/>
+                <w:b w:val="0"/>
+                <w:i w:val="0"/>
+                <w:color w:val="59595B"/>
+                <w:sz w:val="19"/>
+              </w:rPr>
+              <w:t>192.168.254.0/24</w:t>
+            </w:r>
+          </w:p>
+        </w:tc>
+        <w:tc>
+          <w:tcPr>
+            <w:tcW w:type="dxa" w:w="1800"/>
+            <w:shd w:val="clear" w:color="auto" w:fill="F8F9FA"/>
+            <w:tcBorders>
+              <w:top w:val="single" w:sz="4" w:color="E9ECEF"/>
+              <w:left w:val="single" w:sz="4" w:color="E9ECEF"/>
+              <w:bottom w:val="single" w:sz="4" w:color="E9ECEF"/>
+              <w:right w:val="single" w:sz="4" w:color="E9ECEF"/>
+            </w:tcBorders>
+          </w:tcPr>
+          <w:p>
+            <w:pPr>
+              <w:spacing w:before="40" w:after="40"/>
+            </w:pPr>
+            <w:r>
+              <w:rPr>
+                <w:rFonts w:ascii="Open Sans" w:hAnsi="Open Sans"/>
+                <w:b w:val="0"/>
+                <w:i w:val="0"/>
+                <w:color w:val="59595B"/>
+                <w:sz w:val="19"/>
+              </w:rPr>
+              <w:t>192.168.254.1</w:t>
+            </w:r>
+          </w:p>
+        </w:tc>
+        <w:tc>
+          <w:tcPr>
+            <w:tcW w:type="dxa" w:w="2592"/>
+            <w:shd w:val="clear" w:color="auto" w:fill="F8F9FA"/>
+            <w:tcBorders>
+              <w:top w:val="single" w:sz="4" w:color="E9ECEF"/>
+              <w:left w:val="single" w:sz="4" w:color="E9ECEF"/>
+              <w:bottom w:val="single" w:sz="4" w:color="E9ECEF"/>
+              <w:right w:val="single" w:sz="4" w:color="E9ECEF"/>
+            </w:tcBorders>
+          </w:tcPr>
+          <w:p>
+            <w:pPr>
+              <w:spacing w:before="40" w:after="40"/>
+            </w:pPr>
+            <w:r>
+              <w:rPr>
+                <w:rFonts w:ascii="Open Sans" w:hAnsi="Open Sans"/>
+                <w:b w:val="0"/>
+                <w:i w:val="0"/>
+                <w:color w:val="59595B"/>
+                <w:sz w:val="19"/>
+              </w:rPr>
+              <w:t>DHCP server</w:t>
+            </w:r>
+          </w:p>
+        </w:tc>
+      </w:tr>
+      <w:tr>
+        <w:tc>
+          <w:tcPr>
+            <w:tcW w:type="dxa" w:w="648"/>
+            <w:tcBorders>
+              <w:top w:val="single" w:sz="4" w:color="E9ECEF"/>
+              <w:left w:val="single" w:sz="4" w:color="E9ECEF"/>
+              <w:bottom w:val="single" w:sz="4" w:color="E9ECEF"/>
+              <w:right w:val="single" w:sz="4" w:color="E9ECEF"/>
+            </w:tcBorders>
+          </w:tcPr>
+          <w:p>
+            <w:pPr>
+              <w:spacing w:before="40" w:after="40"/>
+            </w:pPr>
+            <w:r>
+              <w:rPr>
+                <w:rFonts w:ascii="Open Sans" w:hAnsi="Open Sans"/>
+                <w:b w:val="0"/>
+                <w:i w:val="0"/>
+                <w:color w:val="59595B"/>
+                <w:sz w:val="19"/>
+              </w:rPr>
+              <w:t>3</w:t>
+            </w:r>
+          </w:p>
+        </w:tc>
+        <w:tc>
+          <w:tcPr>
+            <w:tcW w:type="dxa" w:w="2160"/>
+            <w:tcBorders>
+              <w:top w:val="single" w:sz="4" w:color="E9ECEF"/>
+              <w:left w:val="single" w:sz="4" w:color="E9ECEF"/>
+              <w:bottom w:val="single" w:sz="4" w:color="E9ECEF"/>
+              <w:right w:val="single" w:sz="4" w:color="E9ECEF"/>
+            </w:tcBorders>
+          </w:tcPr>
+          <w:p>
+            <w:pPr>
+              <w:spacing w:before="40" w:after="40"/>
+            </w:pPr>
+            <w:r>
+              <w:rPr>
+                <w:rFonts w:ascii="Open Sans" w:hAnsi="Open Sans"/>
+                <w:b w:val="0"/>
+                <w:i w:val="0"/>
+                <w:color w:val="59595B"/>
+                <w:sz w:val="19"/>
+              </w:rPr>
+              <w:t>Config VLAN2</w:t>
+            </w:r>
+          </w:p>
+        </w:tc>
+        <w:tc>
+          <w:tcPr>
+            <w:tcW w:type="dxa" w:w="2160"/>
+            <w:tcBorders>
+              <w:top w:val="single" w:sz="4" w:color="E9ECEF"/>
+              <w:left w:val="single" w:sz="4" w:color="E9ECEF"/>
+              <w:bottom w:val="single" w:sz="4" w:color="E9ECEF"/>
+              <w:right w:val="single" w:sz="4" w:color="E9ECEF"/>
+            </w:tcBorders>
+          </w:tcPr>
+          <w:p>
+            <w:pPr>
+              <w:spacing w:before="40" w:after="40"/>
+            </w:pPr>
+            <w:r>
+              <w:rPr>
+                <w:rFonts w:ascii="Open Sans" w:hAnsi="Open Sans"/>
+                <w:b w:val="0"/>
+                <w:i w:val="0"/>
+                <w:color w:val="59595B"/>
+                <w:sz w:val="19"/>
+              </w:rPr>
+              <w:t>192.168.0.0/24</w:t>
+            </w:r>
+          </w:p>
+        </w:tc>
+        <w:tc>
+          <w:tcPr>
+            <w:tcW w:type="dxa" w:w="1800"/>
+            <w:tcBorders>
+              <w:top w:val="single" w:sz="4" w:color="E9ECEF"/>
+              <w:left w:val="single" w:sz="4" w:color="E9ECEF"/>
+              <w:bottom w:val="single" w:sz="4" w:color="E9ECEF"/>
+              <w:right w:val="single" w:sz="4" w:color="E9ECEF"/>
+            </w:tcBorders>
+          </w:tcPr>
+          <w:p>
+            <w:pPr>
+              <w:spacing w:before="40" w:after="40"/>
+            </w:pPr>
+            <w:r>
+              <w:rPr>
+                <w:rFonts w:ascii="Open Sans" w:hAnsi="Open Sans"/>
+                <w:b w:val="0"/>
+                <w:i w:val="0"/>
+                <w:color w:val="59595B"/>
+                <w:sz w:val="19"/>
+              </w:rPr>
+              <w:t>192.168.0.1</w:t>
+            </w:r>
+          </w:p>
+        </w:tc>
+        <w:tc>
+          <w:tcPr>
+            <w:tcW w:type="dxa" w:w="2592"/>
+            <w:tcBorders>
+              <w:top w:val="single" w:sz="4" w:color="E9ECEF"/>
+              <w:left w:val="single" w:sz="4" w:color="E9ECEF"/>
+              <w:bottom w:val="single" w:sz="4" w:color="E9ECEF"/>
+              <w:right w:val="single" w:sz="4" w:color="E9ECEF"/>
+            </w:tcBorders>
+          </w:tcPr>
+          <w:p>
+            <w:pPr>
+              <w:spacing w:before="40" w:after="40"/>
+            </w:pPr>
+            <w:r>
+              <w:rPr>
+                <w:rFonts w:ascii="Open Sans" w:hAnsi="Open Sans"/>
+                <w:b w:val="0"/>
+                <w:i w:val="0"/>
+                <w:color w:val="59595B"/>
+                <w:sz w:val="19"/>
+              </w:rPr>
+              <w:t>DHCP server</w:t>
+            </w:r>
+          </w:p>
+        </w:tc>
+      </w:tr>
+      <w:tr>
+        <w:tc>
+          <w:tcPr>
+            <w:tcW w:type="dxa" w:w="648"/>
+            <w:shd w:val="clear" w:color="auto" w:fill="F8F9FA"/>
+            <w:tcBorders>
+              <w:top w:val="single" w:sz="4" w:color="E9ECEF"/>
+              <w:left w:val="single" w:sz="4" w:color="E9ECEF"/>
+              <w:bottom w:val="single" w:sz="4" w:color="E9ECEF"/>
+              <w:right w:val="single" w:sz="4" w:color="E9ECEF"/>
+            </w:tcBorders>
+          </w:tcPr>
+          <w:p>
+            <w:pPr>
+              <w:spacing w:before="40" w:after="40"/>
+            </w:pPr>
+            <w:r>
+              <w:rPr>
+                <w:rFonts w:ascii="Open Sans" w:hAnsi="Open Sans"/>
+                <w:b w:val="0"/>
+                <w:i w:val="0"/>
+                <w:color w:val="59595B"/>
+                <w:sz w:val="19"/>
+              </w:rPr>
+              <w:t>10</w:t>
+            </w:r>
+          </w:p>
+        </w:tc>
+        <w:tc>
+          <w:tcPr>
+            <w:tcW w:type="dxa" w:w="2160"/>
+            <w:shd w:val="clear" w:color="auto" w:fill="F8F9FA"/>
+            <w:tcBorders>
+              <w:top w:val="single" w:sz="4" w:color="E9ECEF"/>
+              <w:left w:val="single" w:sz="4" w:color="E9ECEF"/>
+              <w:bottom w:val="single" w:sz="4" w:color="E9ECEF"/>
+              <w:right w:val="single" w:sz="4" w:color="E9ECEF"/>
+            </w:tcBorders>
+          </w:tcPr>
+          <w:p>
+            <w:pPr>
+              <w:spacing w:before="40" w:after="40"/>
+            </w:pPr>
+            <w:r>
+              <w:rPr>
+                <w:rFonts w:ascii="Open Sans" w:hAnsi="Open Sans"/>
+                <w:b w:val="0"/>
+                <w:i w:val="0"/>
+                <w:color w:val="59595B"/>
+                <w:sz w:val="19"/>
+              </w:rPr>
+              <w:t>Office Management VLAN</w:t>
+            </w:r>
+          </w:p>
+        </w:tc>
+        <w:tc>
+          <w:tcPr>
+            <w:tcW w:type="dxa" w:w="2160"/>
+            <w:shd w:val="clear" w:color="auto" w:fill="F8F9FA"/>
+            <w:tcBorders>
+              <w:top w:val="single" w:sz="4" w:color="E9ECEF"/>
+              <w:left w:val="single" w:sz="4" w:color="E9ECEF"/>
+              <w:bottom w:val="single" w:sz="4" w:color="E9ECEF"/>
+              <w:right w:val="single" w:sz="4" w:color="E9ECEF"/>
+            </w:tcBorders>
+          </w:tcPr>
+          <w:p>
+            <w:pPr>
+              <w:spacing w:before="40" w:after="40"/>
+            </w:pPr>
+            <w:r>
+              <w:rPr>
+                <w:rFonts w:ascii="Open Sans" w:hAnsi="Open Sans"/>
+                <w:b w:val="0"/>
+                <w:i w:val="0"/>
+                <w:color w:val="59595B"/>
+                <w:sz w:val="19"/>
+              </w:rPr>
+              <w:t>172.28.0.0/23</w:t>
+            </w:r>
+          </w:p>
+        </w:tc>
+        <w:tc>
+          <w:tcPr>
+            <w:tcW w:type="dxa" w:w="1800"/>
+            <w:shd w:val="clear" w:color="auto" w:fill="F8F9FA"/>
+            <w:tcBorders>
+              <w:top w:val="single" w:sz="4" w:color="E9ECEF"/>
+              <w:left w:val="single" w:sz="4" w:color="E9ECEF"/>
+              <w:bottom w:val="single" w:sz="4" w:color="E9ECEF"/>
+              <w:right w:val="single" w:sz="4" w:color="E9ECEF"/>
+            </w:tcBorders>
+          </w:tcPr>
+          <w:p>
+            <w:pPr>
+              <w:spacing w:before="40" w:after="40"/>
+            </w:pPr>
+            <w:r>
+              <w:rPr>
+                <w:rFonts w:ascii="Open Sans" w:hAnsi="Open Sans"/>
+                <w:b w:val="0"/>
+                <w:i w:val="0"/>
+                <w:color w:val="59595B"/>
+                <w:sz w:val="19"/>
+              </w:rPr>
+              <w:t>172.28.0.1</w:t>
+            </w:r>
+          </w:p>
+        </w:tc>
+        <w:tc>
+          <w:tcPr>
+            <w:tcW w:type="dxa" w:w="2592"/>
+            <w:shd w:val="clear" w:color="auto" w:fill="F8F9FA"/>
+            <w:tcBorders>
+              <w:top w:val="single" w:sz="4" w:color="E9ECEF"/>
+              <w:left w:val="single" w:sz="4" w:color="E9ECEF"/>
+              <w:bottom w:val="single" w:sz="4" w:color="E9ECEF"/>
+              <w:right w:val="single" w:sz="4" w:color="E9ECEF"/>
+            </w:tcBorders>
+          </w:tcPr>
+          <w:p>
+            <w:pPr>
+              <w:spacing w:before="40" w:after="40"/>
+            </w:pPr>
+            <w:r>
+              <w:rPr>
+                <w:rFonts w:ascii="Open Sans" w:hAnsi="Open Sans"/>
+                <w:b w:val="0"/>
+                <w:i w:val="0"/>
+                <w:color w:val="59595B"/>
+                <w:sz w:val="19"/>
+              </w:rPr>
+              <w:t>Disabled</w:t>
+            </w:r>
+          </w:p>
+        </w:tc>
+      </w:tr>
+      <w:tr>
+        <w:tc>
+          <w:tcPr>
+            <w:tcW w:type="dxa" w:w="648"/>
+            <w:tcBorders>
+              <w:top w:val="single" w:sz="4" w:color="E9ECEF"/>
+              <w:left w:val="single" w:sz="4" w:color="E9ECEF"/>
+              <w:bottom w:val="single" w:sz="4" w:color="E9ECEF"/>
+              <w:right w:val="single" w:sz="4" w:color="E9ECEF"/>
+            </w:tcBorders>
+          </w:tcPr>
+          <w:p>
+            <w:pPr>
+              <w:spacing w:before="40" w:after="40"/>
+            </w:pPr>
+            <w:r>
+              <w:rPr>
+                <w:rFonts w:ascii="Open Sans" w:hAnsi="Open Sans"/>
+                <w:b w:val="0"/>
+                <w:i w:val="0"/>
+                <w:color w:val="59595B"/>
+                <w:sz w:val="19"/>
+              </w:rPr>
+              <w:t>20</w:t>
+            </w:r>
+          </w:p>
+        </w:tc>
+        <w:tc>
+          <w:tcPr>
+            <w:tcW w:type="dxa" w:w="2160"/>
+            <w:tcBorders>
+              <w:top w:val="single" w:sz="4" w:color="E9ECEF"/>
+              <w:left w:val="single" w:sz="4" w:color="E9ECEF"/>
+              <w:bottom w:val="single" w:sz="4" w:color="E9ECEF"/>
+              <w:right w:val="single" w:sz="4" w:color="E9ECEF"/>
+            </w:tcBorders>
+          </w:tcPr>
+          <w:p>
+            <w:pPr>
+              <w:spacing w:before="40" w:after="40"/>
+            </w:pPr>
+            <w:r>
+              <w:rPr>
+                <w:rFonts w:ascii="Open Sans" w:hAnsi="Open Sans"/>
+                <w:b w:val="0"/>
+                <w:i w:val="0"/>
+                <w:color w:val="59595B"/>
+                <w:sz w:val="19"/>
+              </w:rPr>
+              <w:t>Office Wired Network</w:t>
+            </w:r>
+          </w:p>
+        </w:tc>
+        <w:tc>
+          <w:tcPr>
+            <w:tcW w:type="dxa" w:w="2160"/>
+            <w:tcBorders>
+              <w:top w:val="single" w:sz="4" w:color="E9ECEF"/>
+              <w:left w:val="single" w:sz="4" w:color="E9ECEF"/>
+              <w:bottom w:val="single" w:sz="4" w:color="E9ECEF"/>
+              <w:right w:val="single" w:sz="4" w:color="E9ECEF"/>
+            </w:tcBorders>
+          </w:tcPr>
+          <w:p>
+            <w:pPr>
+              <w:spacing w:before="40" w:after="40"/>
+            </w:pPr>
+            <w:r>
+              <w:rPr>
+                <w:rFonts w:ascii="Open Sans" w:hAnsi="Open Sans"/>
+                <w:b w:val="0"/>
+                <w:i w:val="0"/>
+                <w:color w:val="59595B"/>
+                <w:sz w:val="19"/>
+              </w:rPr>
+              <w:t>172.28.2.0/23</w:t>
+            </w:r>
+          </w:p>
+        </w:tc>
+        <w:tc>
+          <w:tcPr>
+            <w:tcW w:type="dxa" w:w="1800"/>
+            <w:tcBorders>
+              <w:top w:val="single" w:sz="4" w:color="E9ECEF"/>
+              <w:left w:val="single" w:sz="4" w:color="E9ECEF"/>
+              <w:bottom w:val="single" w:sz="4" w:color="E9ECEF"/>
+              <w:right w:val="single" w:sz="4" w:color="E9ECEF"/>
+            </w:tcBorders>
+          </w:tcPr>
+          <w:p>
+            <w:pPr>
+              <w:spacing w:before="40" w:after="40"/>
+            </w:pPr>
+            <w:r>
+              <w:rPr>
+                <w:rFonts w:ascii="Open Sans" w:hAnsi="Open Sans"/>
+                <w:b w:val="0"/>
+                <w:i w:val="0"/>
+                <w:color w:val="59595B"/>
+                <w:sz w:val="19"/>
+              </w:rPr>
+              <w:t>172.28.2.1</w:t>
+            </w:r>
+          </w:p>
+        </w:tc>
+        <w:tc>
+          <w:tcPr>
+            <w:tcW w:type="dxa" w:w="2592"/>
+            <w:tcBorders>
+              <w:top w:val="single" w:sz="4" w:color="E9ECEF"/>
+              <w:left w:val="single" w:sz="4" w:color="E9ECEF"/>
+              <w:bottom w:val="single" w:sz="4" w:color="E9ECEF"/>
+              <w:right w:val="single" w:sz="4" w:color="E9ECEF"/>
+            </w:tcBorders>
+          </w:tcPr>
+          <w:p>
+            <w:pPr>
+              <w:spacing w:before="40" w:after="40"/>
+            </w:pPr>
+            <w:r>
+              <w:rPr>
+                <w:rFonts w:ascii="Open Sans" w:hAnsi="Open Sans"/>
+                <w:b w:val="0"/>
+                <w:i w:val="0"/>
+                <w:color w:val="59595B"/>
+                <w:sz w:val="19"/>
+              </w:rPr>
+              <w:t>DHCP server</w:t>
+            </w:r>
+          </w:p>
+        </w:tc>
+      </w:tr>
+      <w:tr>
+        <w:tc>
+          <w:tcPr>
+            <w:tcW w:type="dxa" w:w="648"/>
+            <w:shd w:val="clear" w:color="auto" w:fill="F8F9FA"/>
+            <w:tcBorders>
+              <w:top w:val="single" w:sz="4" w:color="E9ECEF"/>
+              <w:left w:val="single" w:sz="4" w:color="E9ECEF"/>
+              <w:bottom w:val="single" w:sz="4" w:color="E9ECEF"/>
+              <w:right w:val="single" w:sz="4" w:color="E9ECEF"/>
+            </w:tcBorders>
+          </w:tcPr>
+          <w:p>
+            <w:pPr>
+              <w:spacing w:before="40" w:after="40"/>
+            </w:pPr>
+            <w:r>
+              <w:rPr>
+                <w:rFonts w:ascii="Open Sans" w:hAnsi="Open Sans"/>
+                <w:b w:val="0"/>
+                <w:i w:val="0"/>
+                <w:color w:val="59595B"/>
+                <w:sz w:val="19"/>
+              </w:rPr>
+              <w:t>30</w:t>
+            </w:r>
+          </w:p>
+        </w:tc>
+        <w:tc>
+          <w:tcPr>
+            <w:tcW w:type="dxa" w:w="2160"/>
+            <w:shd w:val="clear" w:color="auto" w:fill="F8F9FA"/>
+            <w:tcBorders>
+              <w:top w:val="single" w:sz="4" w:color="E9ECEF"/>
+              <w:left w:val="single" w:sz="4" w:color="E9ECEF"/>
+              <w:bottom w:val="single" w:sz="4" w:color="E9ECEF"/>
+              <w:right w:val="single" w:sz="4" w:color="E9ECEF"/>
+            </w:tcBorders>
+          </w:tcPr>
+          <w:p>
+            <w:pPr>
+              <w:spacing w:before="40" w:after="40"/>
+            </w:pPr>
+            <w:r>
+              <w:rPr>
+                <w:rFonts w:ascii="Open Sans" w:hAnsi="Open Sans"/>
+                <w:b w:val="0"/>
+                <w:i w:val="0"/>
+                <w:color w:val="59595B"/>
+                <w:sz w:val="19"/>
+              </w:rPr>
+              <w:t>Office Wi-Fi Network</w:t>
+            </w:r>
+          </w:p>
+        </w:tc>
+        <w:tc>
+          <w:tcPr>
+            <w:tcW w:type="dxa" w:w="2160"/>
+            <w:shd w:val="clear" w:color="auto" w:fill="F8F9FA"/>
+            <w:tcBorders>
+              <w:top w:val="single" w:sz="4" w:color="E9ECEF"/>
+              <w:left w:val="single" w:sz="4" w:color="E9ECEF"/>
+              <w:bottom w:val="single" w:sz="4" w:color="E9ECEF"/>
+              <w:right w:val="single" w:sz="4" w:color="E9ECEF"/>
+            </w:tcBorders>
+          </w:tcPr>
+          <w:p>
+            <w:pPr>
+              <w:spacing w:before="40" w:after="40"/>
+            </w:pPr>
+            <w:r>
+              <w:rPr>
+                <w:rFonts w:ascii="Open Sans" w:hAnsi="Open Sans"/>
+                <w:b w:val="0"/>
+                <w:i w:val="0"/>
+                <w:color w:val="59595B"/>
+                <w:sz w:val="19"/>
+              </w:rPr>
+              <w:t>172.28.4.0/23</w:t>
+            </w:r>
+          </w:p>
+        </w:tc>
+        <w:tc>
+          <w:tcPr>
+            <w:tcW w:type="dxa" w:w="1800"/>
+            <w:shd w:val="clear" w:color="auto" w:fill="F8F9FA"/>
+            <w:tcBorders>
+              <w:top w:val="single" w:sz="4" w:color="E9ECEF"/>
+              <w:left w:val="single" w:sz="4" w:color="E9ECEF"/>
+              <w:bottom w:val="single" w:sz="4" w:color="E9ECEF"/>
+              <w:right w:val="single" w:sz="4" w:color="E9ECEF"/>
+            </w:tcBorders>
+          </w:tcPr>
+          <w:p>
+            <w:pPr>
+              <w:spacing w:before="40" w:after="40"/>
+            </w:pPr>
+            <w:r>
+              <w:rPr>
+                <w:rFonts w:ascii="Open Sans" w:hAnsi="Open Sans"/>
+                <w:b w:val="0"/>
+                <w:i w:val="0"/>
+                <w:color w:val="59595B"/>
+                <w:sz w:val="19"/>
+              </w:rPr>
+              <w:t>172.28.4.1</w:t>
+            </w:r>
+          </w:p>
+        </w:tc>
+        <w:tc>
+          <w:tcPr>
+            <w:tcW w:type="dxa" w:w="2592"/>
+            <w:shd w:val="clear" w:color="auto" w:fill="F8F9FA"/>
+            <w:tcBorders>
+              <w:top w:val="single" w:sz="4" w:color="E9ECEF"/>
+              <w:left w:val="single" w:sz="4" w:color="E9ECEF"/>
+              <w:bottom w:val="single" w:sz="4" w:color="E9ECEF"/>
+              <w:right w:val="single" w:sz="4" w:color="E9ECEF"/>
+            </w:tcBorders>
+          </w:tcPr>
+          <w:p>
+            <w:pPr>
+              <w:spacing w:before="40" w:after="40"/>
+            </w:pPr>
+            <w:r>
+              <w:rPr>
+                <w:rFonts w:ascii="Open Sans" w:hAnsi="Open Sans"/>
+                <w:b w:val="0"/>
+                <w:i w:val="0"/>
+                <w:color w:val="59595B"/>
+                <w:sz w:val="19"/>
+              </w:rPr>
+              <w:t>DHCP server</w:t>
+            </w:r>
+          </w:p>
+        </w:tc>
+      </w:tr>
+      <w:tr>
+        <w:tc>
+          <w:tcPr>
+            <w:tcW w:type="dxa" w:w="648"/>
+            <w:tcBorders>
+              <w:top w:val="single" w:sz="4" w:color="E9ECEF"/>
+              <w:left w:val="single" w:sz="4" w:color="E9ECEF"/>
+              <w:bottom w:val="single" w:sz="4" w:color="E9ECEF"/>
+              <w:right w:val="single" w:sz="4" w:color="E9ECEF"/>
+            </w:tcBorders>
+          </w:tcPr>
+          <w:p>
+            <w:pPr>
+              <w:spacing w:before="40" w:after="40"/>
+            </w:pPr>
+            <w:r>
+              <w:rPr>
+                <w:rFonts w:ascii="Open Sans" w:hAnsi="Open Sans"/>
+                <w:b w:val="0"/>
+                <w:i w:val="0"/>
+                <w:color w:val="59595B"/>
+                <w:sz w:val="19"/>
+              </w:rPr>
+              <w:t>40</w:t>
+            </w:r>
+          </w:p>
+        </w:tc>
+        <w:tc>
+          <w:tcPr>
+            <w:tcW w:type="dxa" w:w="2160"/>
+            <w:tcBorders>
+              <w:top w:val="single" w:sz="4" w:color="E9ECEF"/>
+              <w:left w:val="single" w:sz="4" w:color="E9ECEF"/>
+              <w:bottom w:val="single" w:sz="4" w:color="E9ECEF"/>
+              <w:right w:val="single" w:sz="4" w:color="E9ECEF"/>
+            </w:tcBorders>
+          </w:tcPr>
+          <w:p>
+            <w:pPr>
+              <w:spacing w:before="40" w:after="40"/>
+            </w:pPr>
+            <w:r>
+              <w:rPr>
+                <w:rFonts w:ascii="Open Sans" w:hAnsi="Open Sans"/>
+                <w:b w:val="0"/>
+                <w:i w:val="0"/>
+                <w:color w:val="59595B"/>
+                <w:sz w:val="19"/>
+              </w:rPr>
+              <w:t>Office Wi-Fi Guest</w:t>
+            </w:r>
+          </w:p>
+        </w:tc>
+        <w:tc>
+          <w:tcPr>
+            <w:tcW w:type="dxa" w:w="2160"/>
+            <w:tcBorders>
+              <w:top w:val="single" w:sz="4" w:color="E9ECEF"/>
+              <w:left w:val="single" w:sz="4" w:color="E9ECEF"/>
+              <w:bottom w:val="single" w:sz="4" w:color="E9ECEF"/>
+              <w:right w:val="single" w:sz="4" w:color="E9ECEF"/>
+            </w:tcBorders>
+          </w:tcPr>
+          <w:p>
+            <w:pPr>
+              <w:spacing w:before="40" w:after="40"/>
+            </w:pPr>
+            <w:r>
+              <w:rPr>
+                <w:rFonts w:ascii="Open Sans" w:hAnsi="Open Sans"/>
+                <w:b w:val="0"/>
+                <w:i w:val="0"/>
+                <w:color w:val="59595B"/>
+                <w:sz w:val="19"/>
+              </w:rPr>
+              <w:t>172.28.6.0/23</w:t>
+            </w:r>
+          </w:p>
+        </w:tc>
+        <w:tc>
+          <w:tcPr>
+            <w:tcW w:type="dxa" w:w="1800"/>
+            <w:tcBorders>
+              <w:top w:val="single" w:sz="4" w:color="E9ECEF"/>
+              <w:left w:val="single" w:sz="4" w:color="E9ECEF"/>
+              <w:bottom w:val="single" w:sz="4" w:color="E9ECEF"/>
+              <w:right w:val="single" w:sz="4" w:color="E9ECEF"/>
+            </w:tcBorders>
+          </w:tcPr>
+          <w:p>
+            <w:pPr>
+              <w:spacing w:before="40" w:after="40"/>
+            </w:pPr>
+            <w:r>
+              <w:rPr>
+                <w:rFonts w:ascii="Open Sans" w:hAnsi="Open Sans"/>
+                <w:b w:val="0"/>
+                <w:i w:val="0"/>
+                <w:color w:val="59595B"/>
+                <w:sz w:val="19"/>
+              </w:rPr>
+              <w:t>172.28.6.1</w:t>
+            </w:r>
+          </w:p>
+        </w:tc>
+        <w:tc>
+          <w:tcPr>
+            <w:tcW w:type="dxa" w:w="2592"/>
+            <w:tcBorders>
+              <w:top w:val="single" w:sz="4" w:color="E9ECEF"/>
+              <w:left w:val="single" w:sz="4" w:color="E9ECEF"/>
+              <w:bottom w:val="single" w:sz="4" w:color="E9ECEF"/>
+              <w:right w:val="single" w:sz="4" w:color="E9ECEF"/>
+            </w:tcBorders>
+          </w:tcPr>
+          <w:p>
+            <w:pPr>
+              <w:spacing w:before="40" w:after="40"/>
+            </w:pPr>
+            <w:r>
+              <w:rPr>
+                <w:rFonts w:ascii="Open Sans" w:hAnsi="Open Sans"/>
+                <w:b w:val="0"/>
+                <w:i w:val="0"/>
+                <w:color w:val="59595B"/>
+                <w:sz w:val="19"/>
+              </w:rPr>
+              <w:t>DHCP server</w:t>
+            </w:r>
+          </w:p>
+        </w:tc>
+      </w:tr>
+      <w:tr>
+        <w:tc>
+          <w:tcPr>
+            <w:tcW w:type="dxa" w:w="648"/>
+            <w:shd w:val="clear" w:color="auto" w:fill="F8F9FA"/>
+            <w:tcBorders>
+              <w:top w:val="single" w:sz="4" w:color="E9ECEF"/>
+              <w:left w:val="single" w:sz="4" w:color="E9ECEF"/>
+              <w:bottom w:val="single" w:sz="4" w:color="E9ECEF"/>
+              <w:right w:val="single" w:sz="4" w:color="E9ECEF"/>
+            </w:tcBorders>
+          </w:tcPr>
+          <w:p>
+            <w:pPr>
+              <w:spacing w:before="40" w:after="40"/>
+            </w:pPr>
+            <w:r>
+              <w:rPr>
+                <w:rFonts w:ascii="Open Sans" w:hAnsi="Open Sans"/>
+                <w:b w:val="0"/>
+                <w:i w:val="0"/>
+                <w:color w:val="59595B"/>
+                <w:sz w:val="19"/>
+              </w:rPr>
+              <w:t>50</w:t>
+            </w:r>
+          </w:p>
+        </w:tc>
+        <w:tc>
+          <w:tcPr>
+            <w:tcW w:type="dxa" w:w="2160"/>
+            <w:shd w:val="clear" w:color="auto" w:fill="F8F9FA"/>
+            <w:tcBorders>
+              <w:top w:val="single" w:sz="4" w:color="E9ECEF"/>
+              <w:left w:val="single" w:sz="4" w:color="E9ECEF"/>
+              <w:bottom w:val="single" w:sz="4" w:color="E9ECEF"/>
+              <w:right w:val="single" w:sz="4" w:color="E9ECEF"/>
+            </w:tcBorders>
+          </w:tcPr>
+          <w:p>
+            <w:pPr>
+              <w:spacing w:before="40" w:after="40"/>
+            </w:pPr>
+            <w:r>
+              <w:rPr>
+                <w:rFonts w:ascii="Open Sans" w:hAnsi="Open Sans"/>
+                <w:b w:val="0"/>
+                <w:i w:val="0"/>
+                <w:color w:val="59595B"/>
+                <w:sz w:val="19"/>
+              </w:rPr>
+              <w:t>Office Services</w:t>
+            </w:r>
+          </w:p>
+        </w:tc>
+        <w:tc>
+          <w:tcPr>
+            <w:tcW w:type="dxa" w:w="2160"/>
+            <w:shd w:val="clear" w:color="auto" w:fill="F8F9FA"/>
+            <w:tcBorders>
+              <w:top w:val="single" w:sz="4" w:color="E9ECEF"/>
+              <w:left w:val="single" w:sz="4" w:color="E9ECEF"/>
+              <w:bottom w:val="single" w:sz="4" w:color="E9ECEF"/>
+              <w:right w:val="single" w:sz="4" w:color="E9ECEF"/>
+            </w:tcBorders>
+          </w:tcPr>
+          <w:p>
+            <w:pPr>
+              <w:spacing w:before="40" w:after="40"/>
+            </w:pPr>
+            <w:r>
+              <w:rPr>
+                <w:rFonts w:ascii="Open Sans" w:hAnsi="Open Sans"/>
+                <w:b w:val="0"/>
+                <w:i w:val="0"/>
+                <w:color w:val="59595B"/>
+                <w:sz w:val="19"/>
+              </w:rPr>
+              <w:t>172.28.8.0/23</w:t>
+            </w:r>
+          </w:p>
+        </w:tc>
+        <w:tc>
+          <w:tcPr>
+            <w:tcW w:type="dxa" w:w="1800"/>
+            <w:shd w:val="clear" w:color="auto" w:fill="F8F9FA"/>
+            <w:tcBorders>
+              <w:top w:val="single" w:sz="4" w:color="E9ECEF"/>
+              <w:left w:val="single" w:sz="4" w:color="E9ECEF"/>
+              <w:bottom w:val="single" w:sz="4" w:color="E9ECEF"/>
+              <w:right w:val="single" w:sz="4" w:color="E9ECEF"/>
+            </w:tcBorders>
+          </w:tcPr>
+          <w:p>
+            <w:pPr>
+              <w:spacing w:before="40" w:after="40"/>
+            </w:pPr>
+            <w:r>
+              <w:rPr>
+                <w:rFonts w:ascii="Open Sans" w:hAnsi="Open Sans"/>
+                <w:b w:val="0"/>
+                <w:i w:val="0"/>
+                <w:color w:val="59595B"/>
+                <w:sz w:val="19"/>
+              </w:rPr>
+              <w:t>172.28.8.1</w:t>
+            </w:r>
+          </w:p>
+        </w:tc>
+        <w:tc>
+          <w:tcPr>
+            <w:tcW w:type="dxa" w:w="2592"/>
+            <w:shd w:val="clear" w:color="auto" w:fill="F8F9FA"/>
+            <w:tcBorders>
+              <w:top w:val="single" w:sz="4" w:color="E9ECEF"/>
+              <w:left w:val="single" w:sz="4" w:color="E9ECEF"/>
+              <w:bottom w:val="single" w:sz="4" w:color="E9ECEF"/>
+              <w:right w:val="single" w:sz="4" w:color="E9ECEF"/>
+            </w:tcBorders>
+          </w:tcPr>
+          <w:p>
+            <w:pPr>
+              <w:spacing w:before="40" w:after="40"/>
+            </w:pPr>
+            <w:r>
+              <w:rPr>
+                <w:rFonts w:ascii="Open Sans" w:hAnsi="Open Sans"/>
+                <w:b w:val="0"/>
+                <w:i w:val="0"/>
+                <w:color w:val="59595B"/>
+                <w:sz w:val="19"/>
+              </w:rPr>
+              <w:t>Disabled</w:t>
+            </w:r>
+          </w:p>
+        </w:tc>
+      </w:tr>
+      <w:tr>
+        <w:tc>
+          <w:tcPr>
+            <w:tcW w:type="dxa" w:w="648"/>
+            <w:tcBorders>
+              <w:top w:val="single" w:sz="4" w:color="E9ECEF"/>
+              <w:left w:val="single" w:sz="4" w:color="E9ECEF"/>
+              <w:bottom w:val="single" w:sz="4" w:color="E9ECEF"/>
+              <w:right w:val="single" w:sz="4" w:color="E9ECEF"/>
+            </w:tcBorders>
+          </w:tcPr>
+          <w:p>
+            <w:pPr>
+              <w:spacing w:before="40" w:after="40"/>
+            </w:pPr>
+            <w:r>
+              <w:rPr>
+                <w:rFonts w:ascii="Open Sans" w:hAnsi="Open Sans"/>
+                <w:b w:val="0"/>
+                <w:i w:val="0"/>
+                <w:color w:val="59595B"/>
+                <w:sz w:val="19"/>
+              </w:rPr>
+              <w:t>60</w:t>
+            </w:r>
+          </w:p>
+        </w:tc>
+        <w:tc>
+          <w:tcPr>
+            <w:tcW w:type="dxa" w:w="2160"/>
+            <w:tcBorders>
+              <w:top w:val="single" w:sz="4" w:color="E9ECEF"/>
+              <w:left w:val="single" w:sz="4" w:color="E9ECEF"/>
+              <w:bottom w:val="single" w:sz="4" w:color="E9ECEF"/>
+              <w:right w:val="single" w:sz="4" w:color="E9ECEF"/>
+            </w:tcBorders>
+          </w:tcPr>
+          <w:p>
+            <w:pPr>
+              <w:spacing w:before="40" w:after="40"/>
+            </w:pPr>
+            <w:r>
+              <w:rPr>
+                <w:rFonts w:ascii="Open Sans" w:hAnsi="Open Sans"/>
+                <w:b w:val="0"/>
+                <w:i w:val="0"/>
+                <w:color w:val="59595B"/>
+                <w:sz w:val="19"/>
+              </w:rPr>
+              <w:t>Office IoT</w:t>
+            </w:r>
+          </w:p>
+        </w:tc>
+        <w:tc>
+          <w:tcPr>
+            <w:tcW w:type="dxa" w:w="2160"/>
+            <w:tcBorders>
+              <w:top w:val="single" w:sz="4" w:color="E9ECEF"/>
+              <w:left w:val="single" w:sz="4" w:color="E9ECEF"/>
+              <w:bottom w:val="single" w:sz="4" w:color="E9ECEF"/>
+              <w:right w:val="single" w:sz="4" w:color="E9ECEF"/>
+            </w:tcBorders>
+          </w:tcPr>
+          <w:p>
+            <w:pPr>
+              <w:spacing w:before="40" w:after="40"/>
+            </w:pPr>
+            <w:r>
+              <w:rPr>
+                <w:rFonts w:ascii="Open Sans" w:hAnsi="Open Sans"/>
+                <w:b w:val="0"/>
+                <w:i w:val="0"/>
+                <w:color w:val="59595B"/>
+                <w:sz w:val="19"/>
+              </w:rPr>
+              <w:t>172.28.10.0/23</w:t>
+            </w:r>
+          </w:p>
+        </w:tc>
+        <w:tc>
+          <w:tcPr>
+            <w:tcW w:type="dxa" w:w="1800"/>
+            <w:tcBorders>
+              <w:top w:val="single" w:sz="4" w:color="E9ECEF"/>
+              <w:left w:val="single" w:sz="4" w:color="E9ECEF"/>
+              <w:bottom w:val="single" w:sz="4" w:color="E9ECEF"/>
+              <w:right w:val="single" w:sz="4" w:color="E9ECEF"/>
+            </w:tcBorders>
+          </w:tcPr>
+          <w:p>
+            <w:pPr>
+              <w:spacing w:before="40" w:after="40"/>
+            </w:pPr>
+            <w:r>
+              <w:rPr>
+                <w:rFonts w:ascii="Open Sans" w:hAnsi="Open Sans"/>
+                <w:b w:val="0"/>
+                <w:i w:val="0"/>
+                <w:color w:val="59595B"/>
+                <w:sz w:val="19"/>
+              </w:rPr>
+              <w:t>172.28.10.1</w:t>
+            </w:r>
+          </w:p>
+        </w:tc>
+        <w:tc>
+          <w:tcPr>
+            <w:tcW w:type="dxa" w:w="2592"/>
+            <w:tcBorders>
+              <w:top w:val="single" w:sz="4" w:color="E9ECEF"/>
+              <w:left w:val="single" w:sz="4" w:color="E9ECEF"/>
+              <w:bottom w:val="single" w:sz="4" w:color="E9ECEF"/>
+              <w:right w:val="single" w:sz="4" w:color="E9ECEF"/>
+            </w:tcBorders>
+          </w:tcPr>
+          <w:p>
+            <w:pPr>
+              <w:spacing w:before="40" w:after="40"/>
+            </w:pPr>
+            <w:r>
+              <w:rPr>
+                <w:rFonts w:ascii="Open Sans" w:hAnsi="Open Sans"/>
+                <w:b w:val="0"/>
+                <w:i w:val="0"/>
+                <w:color w:val="59595B"/>
+                <w:sz w:val="19"/>
+              </w:rPr>
+              <w:t>DHCP server</w:t>
+            </w:r>
+          </w:p>
+        </w:tc>
+      </w:tr>
+      <w:tr>
+        <w:tc>
+          <w:tcPr>
+            <w:tcW w:type="dxa" w:w="648"/>
+            <w:shd w:val="clear" w:color="auto" w:fill="F8F9FA"/>
+            <w:tcBorders>
+              <w:top w:val="single" w:sz="4" w:color="E9ECEF"/>
+              <w:left w:val="single" w:sz="4" w:color="E9ECEF"/>
+              <w:bottom w:val="single" w:sz="4" w:color="E9ECEF"/>
+              <w:right w:val="single" w:sz="4" w:color="E9ECEF"/>
+            </w:tcBorders>
+          </w:tcPr>
+          <w:p>
+            <w:pPr>
+              <w:spacing w:before="40" w:after="40"/>
+            </w:pPr>
+            <w:r>
+              <w:rPr>
+                <w:rFonts w:ascii="Open Sans" w:hAnsi="Open Sans"/>
+                <w:b w:val="0"/>
+                <w:i w:val="0"/>
+                <w:color w:val="59595B"/>
+                <w:sz w:val="19"/>
+              </w:rPr>
+              <w:t>70</w:t>
+            </w:r>
+          </w:p>
+        </w:tc>
+        <w:tc>
+          <w:tcPr>
+            <w:tcW w:type="dxa" w:w="2160"/>
+            <w:shd w:val="clear" w:color="auto" w:fill="F8F9FA"/>
+            <w:tcBorders>
+              <w:top w:val="single" w:sz="4" w:color="E9ECEF"/>
+              <w:left w:val="single" w:sz="4" w:color="E9ECEF"/>
+              <w:bottom w:val="single" w:sz="4" w:color="E9ECEF"/>
+              <w:right w:val="single" w:sz="4" w:color="E9ECEF"/>
+            </w:tcBorders>
+          </w:tcPr>
+          <w:p>
+            <w:pPr>
+              <w:spacing w:before="40" w:after="40"/>
+            </w:pPr>
+            <w:r>
+              <w:rPr>
+                <w:rFonts w:ascii="Open Sans" w:hAnsi="Open Sans"/>
+                <w:b w:val="0"/>
+                <w:i w:val="0"/>
+                <w:color w:val="59595B"/>
+                <w:sz w:val="19"/>
+              </w:rPr>
+              <w:t>Office Printers VLAN</w:t>
+            </w:r>
+          </w:p>
+        </w:tc>
+        <w:tc>
+          <w:tcPr>
+            <w:tcW w:type="dxa" w:w="2160"/>
+            <w:shd w:val="clear" w:color="auto" w:fill="F8F9FA"/>
+            <w:tcBorders>
+              <w:top w:val="single" w:sz="4" w:color="E9ECEF"/>
+              <w:left w:val="single" w:sz="4" w:color="E9ECEF"/>
+              <w:bottom w:val="single" w:sz="4" w:color="E9ECEF"/>
+              <w:right w:val="single" w:sz="4" w:color="E9ECEF"/>
+            </w:tcBorders>
+          </w:tcPr>
+          <w:p>
+            <w:pPr>
+              <w:spacing w:before="40" w:after="40"/>
+            </w:pPr>
+            <w:r>
+              <w:rPr>
+                <w:rFonts w:ascii="Open Sans" w:hAnsi="Open Sans"/>
+                <w:b w:val="0"/>
+                <w:i w:val="0"/>
+                <w:color w:val="59595B"/>
+                <w:sz w:val="19"/>
+              </w:rPr>
+              <w:t>172.28.12.0/23</w:t>
+            </w:r>
+          </w:p>
+        </w:tc>
+        <w:tc>
+          <w:tcPr>
+            <w:tcW w:type="dxa" w:w="1800"/>
+            <w:shd w:val="clear" w:color="auto" w:fill="F8F9FA"/>
+            <w:tcBorders>
+              <w:top w:val="single" w:sz="4" w:color="E9ECEF"/>
+              <w:left w:val="single" w:sz="4" w:color="E9ECEF"/>
+              <w:bottom w:val="single" w:sz="4" w:color="E9ECEF"/>
+              <w:right w:val="single" w:sz="4" w:color="E9ECEF"/>
+            </w:tcBorders>
+          </w:tcPr>
+          <w:p>
+            <w:pPr>
+              <w:spacing w:before="40" w:after="40"/>
+            </w:pPr>
+            <w:r>
+              <w:rPr>
+                <w:rFonts w:ascii="Open Sans" w:hAnsi="Open Sans"/>
+                <w:b w:val="0"/>
+                <w:i w:val="0"/>
+                <w:color w:val="59595B"/>
+                <w:sz w:val="19"/>
+              </w:rPr>
+              <w:t>172.28.12.1</w:t>
+            </w:r>
+          </w:p>
+        </w:tc>
+        <w:tc>
+          <w:tcPr>
+            <w:tcW w:type="dxa" w:w="2592"/>
+            <w:shd w:val="clear" w:color="auto" w:fill="F8F9FA"/>
+            <w:tcBorders>
+              <w:top w:val="single" w:sz="4" w:color="E9ECEF"/>
+              <w:left w:val="single" w:sz="4" w:color="E9ECEF"/>
+              <w:bottom w:val="single" w:sz="4" w:color="E9ECEF"/>
+              <w:right w:val="single" w:sz="4" w:color="E9ECEF"/>
+            </w:tcBorders>
+          </w:tcPr>
+          <w:p>
+            <w:pPr>
+              <w:spacing w:before="40" w:after="40"/>
+            </w:pPr>
+            <w:r>
+              <w:rPr>
+                <w:rFonts w:ascii="Open Sans" w:hAnsi="Open Sans"/>
+                <w:b w:val="0"/>
+                <w:i w:val="0"/>
+                <w:color w:val="59595B"/>
+                <w:sz w:val="19"/>
+              </w:rPr>
+              <w:t>DHCP server</w:t>
+            </w:r>
+          </w:p>
+        </w:tc>
+      </w:tr>
+      <w:tr>
+        <w:tc>
+          <w:tcPr>
+            <w:tcW w:type="dxa" w:w="648"/>
+            <w:tcBorders>
+              <w:top w:val="single" w:sz="4" w:color="E9ECEF"/>
+              <w:left w:val="single" w:sz="4" w:color="E9ECEF"/>
+              <w:bottom w:val="single" w:sz="4" w:color="E9ECEF"/>
+              <w:right w:val="single" w:sz="4" w:color="E9ECEF"/>
+            </w:tcBorders>
+          </w:tcPr>
+          <w:p>
+            <w:pPr>
+              <w:spacing w:before="40" w:after="40"/>
+            </w:pPr>
+            <w:r>
+              <w:rPr>
+                <w:rFonts w:ascii="Open Sans" w:hAnsi="Open Sans"/>
+                <w:b w:val="0"/>
+                <w:i w:val="0"/>
+                <w:color w:val="59595B"/>
+                <w:sz w:val="19"/>
+              </w:rPr>
+              <w:t>100</w:t>
+            </w:r>
+          </w:p>
+        </w:tc>
+        <w:tc>
+          <w:tcPr>
+            <w:tcW w:type="dxa" w:w="2160"/>
+            <w:tcBorders>
+              <w:top w:val="single" w:sz="4" w:color="E9ECEF"/>
+              <w:left w:val="single" w:sz="4" w:color="E9ECEF"/>
+              <w:bottom w:val="single" w:sz="4" w:color="E9ECEF"/>
+              <w:right w:val="single" w:sz="4" w:color="E9ECEF"/>
+            </w:tcBorders>
+          </w:tcPr>
+          <w:p>
+            <w:pPr>
+              <w:spacing w:before="40" w:after="40"/>
+            </w:pPr>
+            <w:r>
+              <w:rPr>
+                <w:rFonts w:ascii="Open Sans" w:hAnsi="Open Sans"/>
+                <w:b w:val="0"/>
+                <w:i w:val="0"/>
+                <w:color w:val="59595B"/>
+                <w:sz w:val="19"/>
+              </w:rPr>
+              <w:t>OT Management VLAN</w:t>
+            </w:r>
+          </w:p>
+        </w:tc>
+        <w:tc>
+          <w:tcPr>
+            <w:tcW w:type="dxa" w:w="2160"/>
+            <w:tcBorders>
+              <w:top w:val="single" w:sz="4" w:color="E9ECEF"/>
+              <w:left w:val="single" w:sz="4" w:color="E9ECEF"/>
+              <w:bottom w:val="single" w:sz="4" w:color="E9ECEF"/>
+              <w:right w:val="single" w:sz="4" w:color="E9ECEF"/>
+            </w:tcBorders>
+          </w:tcPr>
+          <w:p>
+            <w:pPr>
+              <w:spacing w:before="40" w:after="40"/>
+            </w:pPr>
+            <w:r>
+              <w:rPr>
+                <w:rFonts w:ascii="Open Sans" w:hAnsi="Open Sans"/>
+                <w:b w:val="0"/>
+                <w:i w:val="0"/>
+                <w:color w:val="59595B"/>
+                <w:sz w:val="19"/>
+              </w:rPr>
+              <w:t>10.28.0.0/23</w:t>
+            </w:r>
+          </w:p>
+        </w:tc>
+        <w:tc>
+          <w:tcPr>
+            <w:tcW w:type="dxa" w:w="1800"/>
+            <w:tcBorders>
+              <w:top w:val="single" w:sz="4" w:color="E9ECEF"/>
+              <w:left w:val="single" w:sz="4" w:color="E9ECEF"/>
+              <w:bottom w:val="single" w:sz="4" w:color="E9ECEF"/>
+              <w:right w:val="single" w:sz="4" w:color="E9ECEF"/>
+            </w:tcBorders>
+          </w:tcPr>
+          <w:p>
+            <w:pPr>
+              <w:spacing w:before="40" w:after="40"/>
+            </w:pPr>
+            <w:r>
+              <w:rPr>
+                <w:rFonts w:ascii="Open Sans" w:hAnsi="Open Sans"/>
+                <w:b w:val="0"/>
+                <w:i w:val="0"/>
+                <w:color w:val="59595B"/>
+                <w:sz w:val="19"/>
+              </w:rPr>
+              <w:t>10.28.0.1</w:t>
+            </w:r>
+          </w:p>
+        </w:tc>
+        <w:tc>
+          <w:tcPr>
+            <w:tcW w:type="dxa" w:w="2592"/>
+            <w:tcBorders>
+              <w:top w:val="single" w:sz="4" w:color="E9ECEF"/>
+              <w:left w:val="single" w:sz="4" w:color="E9ECEF"/>
+              <w:bottom w:val="single" w:sz="4" w:color="E9ECEF"/>
+              <w:right w:val="single" w:sz="4" w:color="E9ECEF"/>
+            </w:tcBorders>
+          </w:tcPr>
+          <w:p>
+            <w:pPr>
+              <w:spacing w:before="40" w:after="40"/>
+            </w:pPr>
+            <w:r>
+              <w:rPr>
+                <w:rFonts w:ascii="Open Sans" w:hAnsi="Open Sans"/>
+                <w:b w:val="0"/>
+                <w:i w:val="0"/>
+                <w:color w:val="59595B"/>
+                <w:sz w:val="19"/>
+              </w:rPr>
+              <w:t>Disabled</w:t>
+            </w:r>
+          </w:p>
+        </w:tc>
+      </w:tr>
+      <w:tr>
+        <w:tc>
+          <w:tcPr>
+            <w:tcW w:type="dxa" w:w="648"/>
+            <w:shd w:val="clear" w:color="auto" w:fill="F8F9FA"/>
+            <w:tcBorders>
+              <w:top w:val="single" w:sz="4" w:color="E9ECEF"/>
+              <w:left w:val="single" w:sz="4" w:color="E9ECEF"/>
+              <w:bottom w:val="single" w:sz="4" w:color="E9ECEF"/>
+              <w:right w:val="single" w:sz="4" w:color="E9ECEF"/>
+            </w:tcBorders>
+          </w:tcPr>
+          <w:p>
+            <w:pPr>
+              <w:spacing w:before="40" w:after="40"/>
+            </w:pPr>
+            <w:r>
+              <w:rPr>
+                <w:rFonts w:ascii="Open Sans" w:hAnsi="Open Sans"/>
+                <w:b w:val="0"/>
+                <w:i w:val="0"/>
+                <w:color w:val="59595B"/>
+                <w:sz w:val="19"/>
+              </w:rPr>
+              <w:t>110</w:t>
+            </w:r>
+          </w:p>
+        </w:tc>
+        <w:tc>
+          <w:tcPr>
+            <w:tcW w:type="dxa" w:w="2160"/>
+            <w:shd w:val="clear" w:color="auto" w:fill="F8F9FA"/>
+            <w:tcBorders>
+              <w:top w:val="single" w:sz="4" w:color="E9ECEF"/>
+              <w:left w:val="single" w:sz="4" w:color="E9ECEF"/>
+              <w:bottom w:val="single" w:sz="4" w:color="E9ECEF"/>
+              <w:right w:val="single" w:sz="4" w:color="E9ECEF"/>
+            </w:tcBorders>
+          </w:tcPr>
+          <w:p>
+            <w:pPr>
+              <w:spacing w:before="40" w:after="40"/>
+            </w:pPr>
+            <w:r>
+              <w:rPr>
+                <w:rFonts w:ascii="Open Sans" w:hAnsi="Open Sans"/>
+                <w:b w:val="0"/>
+                <w:i w:val="0"/>
+                <w:color w:val="59595B"/>
+                <w:sz w:val="19"/>
+              </w:rPr>
+              <w:t>OT Wired Network</w:t>
+            </w:r>
+          </w:p>
+        </w:tc>
+        <w:tc>
+          <w:tcPr>
+            <w:tcW w:type="dxa" w:w="2160"/>
+            <w:shd w:val="clear" w:color="auto" w:fill="F8F9FA"/>
+            <w:tcBorders>
+              <w:top w:val="single" w:sz="4" w:color="E9ECEF"/>
+              <w:left w:val="single" w:sz="4" w:color="E9ECEF"/>
+              <w:bottom w:val="single" w:sz="4" w:color="E9ECEF"/>
+              <w:right w:val="single" w:sz="4" w:color="E9ECEF"/>
+            </w:tcBorders>
+          </w:tcPr>
+          <w:p>
+            <w:pPr>
+              <w:spacing w:before="40" w:after="40"/>
+            </w:pPr>
+            <w:r>
+              <w:rPr>
+                <w:rFonts w:ascii="Open Sans" w:hAnsi="Open Sans"/>
+                <w:b w:val="0"/>
+                <w:i w:val="0"/>
+                <w:color w:val="59595B"/>
+                <w:sz w:val="19"/>
+              </w:rPr>
+              <w:t>10.28.2.0/23</w:t>
+            </w:r>
+          </w:p>
+        </w:tc>
+        <w:tc>
+          <w:tcPr>
+            <w:tcW w:type="dxa" w:w="1800"/>
+            <w:shd w:val="clear" w:color="auto" w:fill="F8F9FA"/>
+            <w:tcBorders>
+              <w:top w:val="single" w:sz="4" w:color="E9ECEF"/>
+              <w:left w:val="single" w:sz="4" w:color="E9ECEF"/>
+              <w:bottom w:val="single" w:sz="4" w:color="E9ECEF"/>
+              <w:right w:val="single" w:sz="4" w:color="E9ECEF"/>
+            </w:tcBorders>
+          </w:tcPr>
+          <w:p>
+            <w:pPr>
+              <w:spacing w:before="40" w:after="40"/>
+            </w:pPr>
+            <w:r>
+              <w:rPr>
+                <w:rFonts w:ascii="Open Sans" w:hAnsi="Open Sans"/>
+                <w:b w:val="0"/>
+                <w:i w:val="0"/>
+                <w:color w:val="59595B"/>
+                <w:sz w:val="19"/>
+              </w:rPr>
+              <w:t>10.28.2.1</w:t>
+            </w:r>
+          </w:p>
+        </w:tc>
+        <w:tc>
+          <w:tcPr>
+            <w:tcW w:type="dxa" w:w="2592"/>
+            <w:shd w:val="clear" w:color="auto" w:fill="F8F9FA"/>
+            <w:tcBorders>
+              <w:top w:val="single" w:sz="4" w:color="E9ECEF"/>
+              <w:left w:val="single" w:sz="4" w:color="E9ECEF"/>
+              <w:bottom w:val="single" w:sz="4" w:color="E9ECEF"/>
+              <w:right w:val="single" w:sz="4" w:color="E9ECEF"/>
+            </w:tcBorders>
+          </w:tcPr>
+          <w:p>
+            <w:pPr>
+              <w:spacing w:before="40" w:after="40"/>
+            </w:pPr>
+            <w:r>
+              <w:rPr>
+                <w:rFonts w:ascii="Open Sans" w:hAnsi="Open Sans"/>
+                <w:b w:val="0"/>
+                <w:i w:val="0"/>
+                <w:color w:val="59595B"/>
+                <w:sz w:val="19"/>
+              </w:rPr>
+              <w:t>DHCP server</w:t>
+            </w:r>
+          </w:p>
+        </w:tc>
+      </w:tr>
+      <w:tr>
+        <w:tc>
+          <w:tcPr>
+            <w:tcW w:type="dxa" w:w="648"/>
+            <w:tcBorders>
+              <w:top w:val="single" w:sz="4" w:color="E9ECEF"/>
+              <w:left w:val="single" w:sz="4" w:color="E9ECEF"/>
+              <w:bottom w:val="single" w:sz="4" w:color="E9ECEF"/>
+              <w:right w:val="single" w:sz="4" w:color="E9ECEF"/>
+            </w:tcBorders>
+          </w:tcPr>
+          <w:p>
+            <w:pPr>
+              <w:spacing w:before="40" w:after="40"/>
+            </w:pPr>
+            <w:r>
+              <w:rPr>
+                <w:rFonts w:ascii="Open Sans" w:hAnsi="Open Sans"/>
+                <w:b w:val="0"/>
+                <w:i w:val="0"/>
+                <w:color w:val="59595B"/>
+                <w:sz w:val="19"/>
+              </w:rPr>
+              <w:t>120</w:t>
+            </w:r>
+          </w:p>
+        </w:tc>
+        <w:tc>
+          <w:tcPr>
+            <w:tcW w:type="dxa" w:w="2160"/>
+            <w:tcBorders>
+              <w:top w:val="single" w:sz="4" w:color="E9ECEF"/>
+              <w:left w:val="single" w:sz="4" w:color="E9ECEF"/>
+              <w:bottom w:val="single" w:sz="4" w:color="E9ECEF"/>
+              <w:right w:val="single" w:sz="4" w:color="E9ECEF"/>
+            </w:tcBorders>
+          </w:tcPr>
+          <w:p>
+            <w:pPr>
+              <w:spacing w:before="40" w:after="40"/>
+            </w:pPr>
+            <w:r>
+              <w:rPr>
+                <w:rFonts w:ascii="Open Sans" w:hAnsi="Open Sans"/>
+                <w:b w:val="0"/>
+                <w:i w:val="0"/>
+                <w:color w:val="59595B"/>
+                <w:sz w:val="19"/>
+              </w:rPr>
+              <w:t>OT Printers</w:t>
+            </w:r>
+          </w:p>
+        </w:tc>
+        <w:tc>
+          <w:tcPr>
+            <w:tcW w:type="dxa" w:w="2160"/>
+            <w:tcBorders>
+              <w:top w:val="single" w:sz="4" w:color="E9ECEF"/>
+              <w:left w:val="single" w:sz="4" w:color="E9ECEF"/>
+              <w:bottom w:val="single" w:sz="4" w:color="E9ECEF"/>
+              <w:right w:val="single" w:sz="4" w:color="E9ECEF"/>
+            </w:tcBorders>
+          </w:tcPr>
+          <w:p>
+            <w:pPr>
+              <w:spacing w:before="40" w:after="40"/>
+            </w:pPr>
+            <w:r>
+              <w:rPr>
+                <w:rFonts w:ascii="Open Sans" w:hAnsi="Open Sans"/>
+                <w:b w:val="0"/>
+                <w:i w:val="0"/>
+                <w:color w:val="59595B"/>
+                <w:sz w:val="19"/>
+              </w:rPr>
+              <w:t>10.28.4.0/23</w:t>
+            </w:r>
+          </w:p>
+        </w:tc>
+        <w:tc>
+          <w:tcPr>
+            <w:tcW w:type="dxa" w:w="1800"/>
+            <w:tcBorders>
+              <w:top w:val="single" w:sz="4" w:color="E9ECEF"/>
+              <w:left w:val="single" w:sz="4" w:color="E9ECEF"/>
+              <w:bottom w:val="single" w:sz="4" w:color="E9ECEF"/>
+              <w:right w:val="single" w:sz="4" w:color="E9ECEF"/>
+            </w:tcBorders>
+          </w:tcPr>
+          <w:p>
+            <w:pPr>
+              <w:spacing w:before="40" w:after="40"/>
+            </w:pPr>
+            <w:r>
+              <w:rPr>
+                <w:rFonts w:ascii="Open Sans" w:hAnsi="Open Sans"/>
+                <w:b w:val="0"/>
+                <w:i w:val="0"/>
+                <w:color w:val="59595B"/>
+                <w:sz w:val="19"/>
+              </w:rPr>
+              <w:t>10.28.4.1</w:t>
+            </w:r>
+          </w:p>
+        </w:tc>
+        <w:tc>
+          <w:tcPr>
+            <w:tcW w:type="dxa" w:w="2592"/>
+            <w:tcBorders>
+              <w:top w:val="single" w:sz="4" w:color="E9ECEF"/>
+              <w:left w:val="single" w:sz="4" w:color="E9ECEF"/>
+              <w:bottom w:val="single" w:sz="4" w:color="E9ECEF"/>
+              <w:right w:val="single" w:sz="4" w:color="E9ECEF"/>
+            </w:tcBorders>
+          </w:tcPr>
+          <w:p>
+            <w:pPr>
+              <w:spacing w:before="40" w:after="40"/>
+            </w:pPr>
+            <w:r>
+              <w:rPr>
+                <w:rFonts w:ascii="Open Sans" w:hAnsi="Open Sans"/>
+                <w:b w:val="0"/>
+                <w:i w:val="0"/>
+                <w:color w:val="59595B"/>
+                <w:sz w:val="19"/>
+              </w:rPr>
+              <w:t>Disabled</w:t>
+            </w:r>
+          </w:p>
+        </w:tc>
+      </w:tr>
+      <w:tr>
+        <w:tc>
+          <w:tcPr>
+            <w:tcW w:type="dxa" w:w="648"/>
+            <w:shd w:val="clear" w:color="auto" w:fill="F8F9FA"/>
+            <w:tcBorders>
+              <w:top w:val="single" w:sz="4" w:color="E9ECEF"/>
+              <w:left w:val="single" w:sz="4" w:color="E9ECEF"/>
+              <w:bottom w:val="single" w:sz="4" w:color="E9ECEF"/>
+              <w:right w:val="single" w:sz="4" w:color="E9ECEF"/>
+            </w:tcBorders>
+          </w:tcPr>
+          <w:p>
+            <w:pPr>
+              <w:spacing w:before="40" w:after="40"/>
+            </w:pPr>
+            <w:r>
+              <w:rPr>
+                <w:rFonts w:ascii="Open Sans" w:hAnsi="Open Sans"/>
+                <w:b w:val="0"/>
+                <w:i w:val="0"/>
+                <w:color w:val="59595B"/>
+                <w:sz w:val="19"/>
+              </w:rPr>
+              <w:t>200</w:t>
+            </w:r>
+          </w:p>
+        </w:tc>
+        <w:tc>
+          <w:tcPr>
+            <w:tcW w:type="dxa" w:w="2160"/>
+            <w:shd w:val="clear" w:color="auto" w:fill="F8F9FA"/>
+            <w:tcBorders>
+              <w:top w:val="single" w:sz="4" w:color="E9ECEF"/>
+              <w:left w:val="single" w:sz="4" w:color="E9ECEF"/>
+              <w:bottom w:val="single" w:sz="4" w:color="E9ECEF"/>
+              <w:right w:val="single" w:sz="4" w:color="E9ECEF"/>
+            </w:tcBorders>
+          </w:tcPr>
+          <w:p>
+            <w:pPr>
+              <w:spacing w:before="40" w:after="40"/>
+            </w:pPr>
+            <w:r>
+              <w:rPr>
+                <w:rFonts w:ascii="Open Sans" w:hAnsi="Open Sans"/>
+                <w:b w:val="0"/>
+                <w:i w:val="0"/>
+                <w:color w:val="59595B"/>
+                <w:sz w:val="19"/>
+              </w:rPr>
+              <w:t>BGP</w:t>
+            </w:r>
+          </w:p>
+        </w:tc>
+        <w:tc>
+          <w:tcPr>
+            <w:tcW w:type="dxa" w:w="2160"/>
+            <w:shd w:val="clear" w:color="auto" w:fill="F8F9FA"/>
+            <w:tcBorders>
+              <w:top w:val="single" w:sz="4" w:color="E9ECEF"/>
+              <w:left w:val="single" w:sz="4" w:color="E9ECEF"/>
+              <w:bottom w:val="single" w:sz="4" w:color="E9ECEF"/>
+              <w:right w:val="single" w:sz="4" w:color="E9ECEF"/>
+            </w:tcBorders>
+          </w:tcPr>
+          <w:p>
+            <w:pPr>
+              <w:spacing w:before="40" w:after="40"/>
+            </w:pPr>
+            <w:r>
+              <w:rPr>
+                <w:rFonts w:ascii="Open Sans" w:hAnsi="Open Sans"/>
+                <w:b w:val="0"/>
+                <w:i w:val="0"/>
+                <w:color w:val="59595B"/>
+                <w:sz w:val="19"/>
+              </w:rPr>
+              <w:t>198.19.0.64/30</w:t>
+            </w:r>
+          </w:p>
+        </w:tc>
+        <w:tc>
+          <w:tcPr>
+            <w:tcW w:type="dxa" w:w="1800"/>
+            <w:shd w:val="clear" w:color="auto" w:fill="F8F9FA"/>
+            <w:tcBorders>
+              <w:top w:val="single" w:sz="4" w:color="E9ECEF"/>
+              <w:left w:val="single" w:sz="4" w:color="E9ECEF"/>
+              <w:bottom w:val="single" w:sz="4" w:color="E9ECEF"/>
+              <w:right w:val="single" w:sz="4" w:color="E9ECEF"/>
+            </w:tcBorders>
+          </w:tcPr>
+          <w:p>
+            <w:pPr>
+              <w:spacing w:before="40" w:after="40"/>
+            </w:pPr>
+            <w:r>
+              <w:rPr>
+                <w:rFonts w:ascii="Open Sans" w:hAnsi="Open Sans"/>
+                <w:b w:val="0"/>
+                <w:i w:val="0"/>
+                <w:color w:val="59595B"/>
+                <w:sz w:val="19"/>
+              </w:rPr>
+              <w:t>198.19.0.66</w:t>
+            </w:r>
+          </w:p>
+        </w:tc>
+        <w:tc>
+          <w:tcPr>
+            <w:tcW w:type="dxa" w:w="2592"/>
+            <w:shd w:val="clear" w:color="auto" w:fill="F8F9FA"/>
+            <w:tcBorders>
+              <w:top w:val="single" w:sz="4" w:color="E9ECEF"/>
+              <w:left w:val="single" w:sz="4" w:color="E9ECEF"/>
+              <w:bottom w:val="single" w:sz="4" w:color="E9ECEF"/>
+              <w:right w:val="single" w:sz="4" w:color="E9ECEF"/>
+            </w:tcBorders>
+          </w:tcPr>
+          <w:p>
+            <w:pPr>
+              <w:spacing w:before="40" w:after="40"/>
+            </w:pPr>
+            <w:r>
+              <w:rPr>
+                <w:rFonts w:ascii="Open Sans" w:hAnsi="Open Sans"/>
+                <w:b w:val="0"/>
+                <w:i w:val="0"/>
+                <w:color w:val="59595B"/>
+                <w:sz w:val="19"/>
+              </w:rPr>
+              <w:t>Disabled</w:t>
+            </w:r>
+          </w:p>
+        </w:tc>
+      </w:tr>
+    </w:tbl>
+    <w:p>
+      <w:pPr>
+        <w:spacing w:after="160"/>
+      </w:pPr>
+      <w:r>
+        <w:rPr>
+          <w:rFonts w:ascii="Open Sans" w:hAnsi="Open Sans"/>
+          <w:b w:val="0"/>
+          <w:i w:val="0"/>
+          <w:color w:val="59595B"/>
+          <w:sz w:val="22"/>
+        </w:rPr>
+        <w:t>Site-to-Site VPN — Mode: Hub</w:t>
+      </w:r>
+    </w:p>
+    <w:tbl>
+      <w:tblPr>
+        <w:tblW w:type="auto" w:w="0"/>
+        <w:tblLayout w:type="fixed"/>
+        <w:tblLook w:firstColumn="1" w:firstRow="1" w:lastColumn="0" w:lastRow="0" w:noHBand="0" w:noVBand="1" w:val="04A0"/>
+      </w:tblPr>
+      <w:tblGrid>
+        <w:gridCol w:w="4680"/>
+        <w:gridCol w:w="4680"/>
+      </w:tblGrid>
+      <w:tr>
+        <w:tc>
+          <w:tcPr>
+            <w:tcW w:type="dxa" w:w="6480"/>
+            <w:shd w:val="clear" w:color="auto" w:fill="006DB6"/>
+            <w:tcBorders>
+              <w:top w:val="single" w:sz="4" w:color="E9ECEF"/>
+              <w:left w:val="single" w:sz="4" w:color="E9ECEF"/>
+              <w:bottom w:val="single" w:sz="4" w:color="E9ECEF"/>
+              <w:right w:val="single" w:sz="4" w:color="E9ECEF"/>
+            </w:tcBorders>
+          </w:tcPr>
+          <w:p>
+            <w:pPr>
+              <w:spacing w:before="40" w:after="40"/>
+            </w:pPr>
+            <w:r>
+              <w:rPr>
+                <w:rFonts w:ascii="Open Sans" w:hAnsi="Open Sans"/>
+                <w:b/>
+                <w:i w:val="0"/>
+                <w:color w:val="FFFFFF"/>
+                <w:sz w:val="20"/>
+              </w:rPr>
+              <w:t>Local Subnet</w:t>
+            </w:r>
+          </w:p>
+        </w:tc>
+        <w:tc>
+          <w:tcPr>
+            <w:tcW w:type="dxa" w:w="2160"/>
+            <w:shd w:val="clear" w:color="auto" w:fill="006DB6"/>
+            <w:tcBorders>
+              <w:top w:val="single" w:sz="4" w:color="E9ECEF"/>
+              <w:left w:val="single" w:sz="4" w:color="E9ECEF"/>
+              <w:bottom w:val="single" w:sz="4" w:color="E9ECEF"/>
+              <w:right w:val="single" w:sz="4" w:color="E9ECEF"/>
+            </w:tcBorders>
+          </w:tcPr>
+          <w:p>
+            <w:pPr>
+              <w:spacing w:before="40" w:after="40"/>
+            </w:pPr>
+            <w:r>
+              <w:rPr>
+                <w:rFonts w:ascii="Open Sans" w:hAnsi="Open Sans"/>
+                <w:b/>
+                <w:i w:val="0"/>
+                <w:color w:val="FFFFFF"/>
+                <w:sz w:val="20"/>
+              </w:rPr>
+              <w:t>In VPN</w:t>
+            </w:r>
+          </w:p>
+        </w:tc>
+      </w:tr>
+      <w:tr>
+        <w:tc>
+          <w:tcPr>
+            <w:tcW w:type="dxa" w:w="6480"/>
+            <w:tcBorders>
+              <w:top w:val="single" w:sz="4" w:color="E9ECEF"/>
+              <w:left w:val="single" w:sz="4" w:color="E9ECEF"/>
+              <w:bottom w:val="single" w:sz="4" w:color="E9ECEF"/>
+              <w:right w:val="single" w:sz="4" w:color="E9ECEF"/>
+            </w:tcBorders>
+          </w:tcPr>
+          <w:p>
+            <w:pPr>
+              <w:spacing w:before="40" w:after="40"/>
+            </w:pPr>
+            <w:r>
+              <w:rPr>
+                <w:rFonts w:ascii="Open Sans" w:hAnsi="Open Sans"/>
+                <w:b w:val="0"/>
+                <w:i w:val="0"/>
+                <w:color w:val="59595B"/>
+                <w:sz w:val="19"/>
+              </w:rPr>
+              <w:t>17.28.20.0/24</w:t>
+            </w:r>
+          </w:p>
+        </w:tc>
+        <w:tc>
+          <w:tcPr>
+            <w:tcW w:type="dxa" w:w="2160"/>
+            <w:tcBorders>
+              <w:top w:val="single" w:sz="4" w:color="E9ECEF"/>
+              <w:left w:val="single" w:sz="4" w:color="E9ECEF"/>
+              <w:bottom w:val="single" w:sz="4" w:color="E9ECEF"/>
+              <w:right w:val="single" w:sz="4" w:color="E9ECEF"/>
+            </w:tcBorders>
+          </w:tcPr>
+          <w:p>
+            <w:pPr>
+              <w:spacing w:before="40" w:after="40"/>
+            </w:pPr>
+            <w:r>
+              <w:rPr>
+                <w:rFonts w:ascii="Open Sans" w:hAnsi="Open Sans"/>
+                <w:b w:val="0"/>
+                <w:i w:val="0"/>
+                <w:color w:val="59595B"/>
+                <w:sz w:val="19"/>
+              </w:rPr>
+              <w:t>Yes</w:t>
+            </w:r>
+          </w:p>
+        </w:tc>
+      </w:tr>
+      <w:tr>
+        <w:tc>
+          <w:tcPr>
+            <w:tcW w:type="dxa" w:w="6480"/>
+            <w:shd w:val="clear" w:color="auto" w:fill="F8F9FA"/>
+            <w:tcBorders>
+              <w:top w:val="single" w:sz="4" w:color="E9ECEF"/>
+              <w:left w:val="single" w:sz="4" w:color="E9ECEF"/>
+              <w:bottom w:val="single" w:sz="4" w:color="E9ECEF"/>
+              <w:right w:val="single" w:sz="4" w:color="E9ECEF"/>
+            </w:tcBorders>
+          </w:tcPr>
+          <w:p>
+            <w:pPr>
+              <w:spacing w:before="40" w:after="40"/>
+            </w:pPr>
+            <w:r>
+              <w:rPr>
+                <w:rFonts w:ascii="Open Sans" w:hAnsi="Open Sans"/>
+                <w:b w:val="0"/>
+                <w:i w:val="0"/>
+                <w:color w:val="59595B"/>
+                <w:sz w:val="19"/>
+              </w:rPr>
+              <w:t>10.10.0.0/16</w:t>
+            </w:r>
+          </w:p>
+        </w:tc>
+        <w:tc>
+          <w:tcPr>
+            <w:tcW w:type="dxa" w:w="2160"/>
+            <w:shd w:val="clear" w:color="auto" w:fill="F8F9FA"/>
+            <w:tcBorders>
+              <w:top w:val="single" w:sz="4" w:color="E9ECEF"/>
+              <w:left w:val="single" w:sz="4" w:color="E9ECEF"/>
+              <w:bottom w:val="single" w:sz="4" w:color="E9ECEF"/>
+              <w:right w:val="single" w:sz="4" w:color="E9ECEF"/>
+            </w:tcBorders>
+          </w:tcPr>
+          <w:p>
+            <w:pPr>
+              <w:spacing w:before="40" w:after="40"/>
+            </w:pPr>
+            <w:r>
+              <w:rPr>
+                <w:rFonts w:ascii="Open Sans" w:hAnsi="Open Sans"/>
+                <w:b w:val="0"/>
+                <w:i w:val="0"/>
+                <w:color w:val="59595B"/>
+                <w:sz w:val="19"/>
+              </w:rPr>
+              <w:t>No</w:t>
+            </w:r>
+          </w:p>
+        </w:tc>
+      </w:tr>
+      <w:tr>
+        <w:tc>
+          <w:tcPr>
+            <w:tcW w:type="dxa" w:w="6480"/>
+            <w:tcBorders>
+              <w:top w:val="single" w:sz="4" w:color="E9ECEF"/>
+              <w:left w:val="single" w:sz="4" w:color="E9ECEF"/>
+              <w:bottom w:val="single" w:sz="4" w:color="E9ECEF"/>
+              <w:right w:val="single" w:sz="4" w:color="E9ECEF"/>
+            </w:tcBorders>
+          </w:tcPr>
+          <w:p>
+            <w:pPr>
+              <w:spacing w:before="40" w:after="40"/>
+            </w:pPr>
+            <w:r>
+              <w:rPr>
+                <w:rFonts w:ascii="Open Sans" w:hAnsi="Open Sans"/>
+                <w:b w:val="0"/>
+                <w:i w:val="0"/>
+                <w:color w:val="59595B"/>
+                <w:sz w:val="19"/>
+              </w:rPr>
+              <w:t>192.168.254.0/24</w:t>
+            </w:r>
+          </w:p>
+        </w:tc>
+        <w:tc>
+          <w:tcPr>
+            <w:tcW w:type="dxa" w:w="2160"/>
+            <w:tcBorders>
+              <w:top w:val="single" w:sz="4" w:color="E9ECEF"/>
+              <w:left w:val="single" w:sz="4" w:color="E9ECEF"/>
+              <w:bottom w:val="single" w:sz="4" w:color="E9ECEF"/>
+              <w:right w:val="single" w:sz="4" w:color="E9ECEF"/>
+            </w:tcBorders>
+          </w:tcPr>
+          <w:p>
+            <w:pPr>
+              <w:spacing w:before="40" w:after="40"/>
+            </w:pPr>
+            <w:r>
+              <w:rPr>
+                <w:rFonts w:ascii="Open Sans" w:hAnsi="Open Sans"/>
+                <w:b w:val="0"/>
+                <w:i w:val="0"/>
+                <w:color w:val="59595B"/>
+                <w:sz w:val="19"/>
+              </w:rPr>
+              <w:t>No</w:t>
+            </w:r>
+          </w:p>
+        </w:tc>
+      </w:tr>
+      <w:tr>
+        <w:tc>
+          <w:tcPr>
+            <w:tcW w:type="dxa" w:w="6480"/>
+            <w:shd w:val="clear" w:color="auto" w:fill="F8F9FA"/>
+            <w:tcBorders>
+              <w:top w:val="single" w:sz="4" w:color="E9ECEF"/>
+              <w:left w:val="single" w:sz="4" w:color="E9ECEF"/>
+              <w:bottom w:val="single" w:sz="4" w:color="E9ECEF"/>
+              <w:right w:val="single" w:sz="4" w:color="E9ECEF"/>
+            </w:tcBorders>
+          </w:tcPr>
+          <w:p>
+            <w:pPr>
+              <w:spacing w:before="40" w:after="40"/>
+            </w:pPr>
+            <w:r>
+              <w:rPr>
+                <w:rFonts w:ascii="Open Sans" w:hAnsi="Open Sans"/>
+                <w:b w:val="0"/>
+                <w:i w:val="0"/>
+                <w:color w:val="59595B"/>
+                <w:sz w:val="19"/>
+              </w:rPr>
+              <w:t>192.168.0.0/24</w:t>
+            </w:r>
+          </w:p>
+        </w:tc>
+        <w:tc>
+          <w:tcPr>
+            <w:tcW w:type="dxa" w:w="2160"/>
+            <w:shd w:val="clear" w:color="auto" w:fill="F8F9FA"/>
+            <w:tcBorders>
+              <w:top w:val="single" w:sz="4" w:color="E9ECEF"/>
+              <w:left w:val="single" w:sz="4" w:color="E9ECEF"/>
+              <w:bottom w:val="single" w:sz="4" w:color="E9ECEF"/>
+              <w:right w:val="single" w:sz="4" w:color="E9ECEF"/>
+            </w:tcBorders>
+          </w:tcPr>
+          <w:p>
+            <w:pPr>
+              <w:spacing w:before="40" w:after="40"/>
+            </w:pPr>
+            <w:r>
+              <w:rPr>
+                <w:rFonts w:ascii="Open Sans" w:hAnsi="Open Sans"/>
+                <w:b w:val="0"/>
+                <w:i w:val="0"/>
+                <w:color w:val="59595B"/>
+                <w:sz w:val="19"/>
+              </w:rPr>
+              <w:t>No</w:t>
+            </w:r>
+          </w:p>
+        </w:tc>
+      </w:tr>
+      <w:tr>
+        <w:tc>
+          <w:tcPr>
+            <w:tcW w:type="dxa" w:w="6480"/>
+            <w:tcBorders>
+              <w:top w:val="single" w:sz="4" w:color="E9ECEF"/>
+              <w:left w:val="single" w:sz="4" w:color="E9ECEF"/>
+              <w:bottom w:val="single" w:sz="4" w:color="E9ECEF"/>
+              <w:right w:val="single" w:sz="4" w:color="E9ECEF"/>
+            </w:tcBorders>
+          </w:tcPr>
+          <w:p>
+            <w:pPr>
+              <w:spacing w:before="40" w:after="40"/>
+            </w:pPr>
+            <w:r>
+              <w:rPr>
+                <w:rFonts w:ascii="Open Sans" w:hAnsi="Open Sans"/>
+                <w:b w:val="0"/>
+                <w:i w:val="0"/>
+                <w:color w:val="59595B"/>
+                <w:sz w:val="19"/>
+              </w:rPr>
+              <w:t>172.28.0.0/23</w:t>
+            </w:r>
+          </w:p>
+        </w:tc>
+        <w:tc>
+          <w:tcPr>
+            <w:tcW w:type="dxa" w:w="2160"/>
+            <w:tcBorders>
+              <w:top w:val="single" w:sz="4" w:color="E9ECEF"/>
+              <w:left w:val="single" w:sz="4" w:color="E9ECEF"/>
+              <w:bottom w:val="single" w:sz="4" w:color="E9ECEF"/>
+              <w:right w:val="single" w:sz="4" w:color="E9ECEF"/>
+            </w:tcBorders>
+          </w:tcPr>
+          <w:p>
+            <w:pPr>
+              <w:spacing w:before="40" w:after="40"/>
+            </w:pPr>
+            <w:r>
+              <w:rPr>
+                <w:rFonts w:ascii="Open Sans" w:hAnsi="Open Sans"/>
+                <w:b w:val="0"/>
+                <w:i w:val="0"/>
+                <w:color w:val="59595B"/>
+                <w:sz w:val="19"/>
+              </w:rPr>
+              <w:t>No</w:t>
+            </w:r>
+          </w:p>
+        </w:tc>
+      </w:tr>
+      <w:tr>
+        <w:tc>
+          <w:tcPr>
+            <w:tcW w:type="dxa" w:w="6480"/>
+            <w:shd w:val="clear" w:color="auto" w:fill="F8F9FA"/>
+            <w:tcBorders>
+              <w:top w:val="single" w:sz="4" w:color="E9ECEF"/>
+              <w:left w:val="single" w:sz="4" w:color="E9ECEF"/>
+              <w:bottom w:val="single" w:sz="4" w:color="E9ECEF"/>
+              <w:right w:val="single" w:sz="4" w:color="E9ECEF"/>
+            </w:tcBorders>
+          </w:tcPr>
+          <w:p>
+            <w:pPr>
+              <w:spacing w:before="40" w:after="40"/>
+            </w:pPr>
+            <w:r>
+              <w:rPr>
+                <w:rFonts w:ascii="Open Sans" w:hAnsi="Open Sans"/>
+                <w:b w:val="0"/>
+                <w:i w:val="0"/>
+                <w:color w:val="59595B"/>
+                <w:sz w:val="19"/>
+              </w:rPr>
+              <w:t>172.28.2.0/23</w:t>
+            </w:r>
+          </w:p>
+        </w:tc>
+        <w:tc>
+          <w:tcPr>
+            <w:tcW w:type="dxa" w:w="2160"/>
+            <w:shd w:val="clear" w:color="auto" w:fill="F8F9FA"/>
+            <w:tcBorders>
+              <w:top w:val="single" w:sz="4" w:color="E9ECEF"/>
+              <w:left w:val="single" w:sz="4" w:color="E9ECEF"/>
+              <w:bottom w:val="single" w:sz="4" w:color="E9ECEF"/>
+              <w:right w:val="single" w:sz="4" w:color="E9ECEF"/>
+            </w:tcBorders>
+          </w:tcPr>
+          <w:p>
+            <w:pPr>
+              <w:spacing w:before="40" w:after="40"/>
+            </w:pPr>
+            <w:r>
+              <w:rPr>
+                <w:rFonts w:ascii="Open Sans" w:hAnsi="Open Sans"/>
+                <w:b w:val="0"/>
+                <w:i w:val="0"/>
+                <w:color w:val="59595B"/>
+                <w:sz w:val="19"/>
+              </w:rPr>
+              <w:t>Yes</w:t>
+            </w:r>
+          </w:p>
+        </w:tc>
+      </w:tr>
+      <w:tr>
+        <w:tc>
+          <w:tcPr>
+            <w:tcW w:type="dxa" w:w="6480"/>
+            <w:tcBorders>
+              <w:top w:val="single" w:sz="4" w:color="E9ECEF"/>
+              <w:left w:val="single" w:sz="4" w:color="E9ECEF"/>
+              <w:bottom w:val="single" w:sz="4" w:color="E9ECEF"/>
+              <w:right w:val="single" w:sz="4" w:color="E9ECEF"/>
+            </w:tcBorders>
+          </w:tcPr>
+          <w:p>
+            <w:pPr>
+              <w:spacing w:before="40" w:after="40"/>
+            </w:pPr>
+            <w:r>
+              <w:rPr>
+                <w:rFonts w:ascii="Open Sans" w:hAnsi="Open Sans"/>
+                <w:b w:val="0"/>
+                <w:i w:val="0"/>
+                <w:color w:val="59595B"/>
+                <w:sz w:val="19"/>
+              </w:rPr>
+              <w:t>172.28.4.0/23</w:t>
+            </w:r>
+          </w:p>
+        </w:tc>
+        <w:tc>
+          <w:tcPr>
+            <w:tcW w:type="dxa" w:w="2160"/>
+            <w:tcBorders>
+              <w:top w:val="single" w:sz="4" w:color="E9ECEF"/>
+              <w:left w:val="single" w:sz="4" w:color="E9ECEF"/>
+              <w:bottom w:val="single" w:sz="4" w:color="E9ECEF"/>
+              <w:right w:val="single" w:sz="4" w:color="E9ECEF"/>
+            </w:tcBorders>
+          </w:tcPr>
+          <w:p>
+            <w:pPr>
+              <w:spacing w:before="40" w:after="40"/>
+            </w:pPr>
+            <w:r>
+              <w:rPr>
+                <w:rFonts w:ascii="Open Sans" w:hAnsi="Open Sans"/>
+                <w:b w:val="0"/>
+                <w:i w:val="0"/>
+                <w:color w:val="59595B"/>
+                <w:sz w:val="19"/>
+              </w:rPr>
+              <w:t>Yes</w:t>
+            </w:r>
+          </w:p>
+        </w:tc>
+      </w:tr>
+      <w:tr>
+        <w:tc>
+          <w:tcPr>
+            <w:tcW w:type="dxa" w:w="6480"/>
+            <w:shd w:val="clear" w:color="auto" w:fill="F8F9FA"/>
+            <w:tcBorders>
+              <w:top w:val="single" w:sz="4" w:color="E9ECEF"/>
+              <w:left w:val="single" w:sz="4" w:color="E9ECEF"/>
+              <w:bottom w:val="single" w:sz="4" w:color="E9ECEF"/>
+              <w:right w:val="single" w:sz="4" w:color="E9ECEF"/>
+            </w:tcBorders>
+          </w:tcPr>
+          <w:p>
+            <w:pPr>
+              <w:spacing w:before="40" w:after="40"/>
+            </w:pPr>
+            <w:r>
+              <w:rPr>
+                <w:rFonts w:ascii="Open Sans" w:hAnsi="Open Sans"/>
+                <w:b w:val="0"/>
+                <w:i w:val="0"/>
+                <w:color w:val="59595B"/>
+                <w:sz w:val="19"/>
+              </w:rPr>
+              <w:t>172.28.6.0/23</w:t>
+            </w:r>
+          </w:p>
+        </w:tc>
+        <w:tc>
+          <w:tcPr>
+            <w:tcW w:type="dxa" w:w="2160"/>
+            <w:shd w:val="clear" w:color="auto" w:fill="F8F9FA"/>
+            <w:tcBorders>
+              <w:top w:val="single" w:sz="4" w:color="E9ECEF"/>
+              <w:left w:val="single" w:sz="4" w:color="E9ECEF"/>
+              <w:bottom w:val="single" w:sz="4" w:color="E9ECEF"/>
+              <w:right w:val="single" w:sz="4" w:color="E9ECEF"/>
+            </w:tcBorders>
+          </w:tcPr>
+          <w:p>
+            <w:pPr>
+              <w:spacing w:before="40" w:after="40"/>
+            </w:pPr>
+            <w:r>
+              <w:rPr>
+                <w:rFonts w:ascii="Open Sans" w:hAnsi="Open Sans"/>
+                <w:b w:val="0"/>
+                <w:i w:val="0"/>
+                <w:color w:val="59595B"/>
+                <w:sz w:val="19"/>
+              </w:rPr>
+              <w:t>No</w:t>
+            </w:r>
+          </w:p>
+        </w:tc>
+      </w:tr>
+      <w:tr>
+        <w:tc>
+          <w:tcPr>
+            <w:tcW w:type="dxa" w:w="6480"/>
+            <w:tcBorders>
+              <w:top w:val="single" w:sz="4" w:color="E9ECEF"/>
+              <w:left w:val="single" w:sz="4" w:color="E9ECEF"/>
+              <w:bottom w:val="single" w:sz="4" w:color="E9ECEF"/>
+              <w:right w:val="single" w:sz="4" w:color="E9ECEF"/>
+            </w:tcBorders>
+          </w:tcPr>
+          <w:p>
+            <w:pPr>
+              <w:spacing w:before="40" w:after="40"/>
+            </w:pPr>
+            <w:r>
+              <w:rPr>
+                <w:rFonts w:ascii="Open Sans" w:hAnsi="Open Sans"/>
+                <w:b w:val="0"/>
+                <w:i w:val="0"/>
+                <w:color w:val="59595B"/>
+                <w:sz w:val="19"/>
+              </w:rPr>
+              <w:t>172.28.8.0/23</w:t>
+            </w:r>
+          </w:p>
+        </w:tc>
+        <w:tc>
+          <w:tcPr>
+            <w:tcW w:type="dxa" w:w="2160"/>
+            <w:tcBorders>
+              <w:top w:val="single" w:sz="4" w:color="E9ECEF"/>
+              <w:left w:val="single" w:sz="4" w:color="E9ECEF"/>
+              <w:bottom w:val="single" w:sz="4" w:color="E9ECEF"/>
+              <w:right w:val="single" w:sz="4" w:color="E9ECEF"/>
+            </w:tcBorders>
+          </w:tcPr>
+          <w:p>
+            <w:pPr>
+              <w:spacing w:before="40" w:after="40"/>
+            </w:pPr>
+            <w:r>
+              <w:rPr>
+                <w:rFonts w:ascii="Open Sans" w:hAnsi="Open Sans"/>
+                <w:b w:val="0"/>
+                <w:i w:val="0"/>
+                <w:color w:val="59595B"/>
+                <w:sz w:val="19"/>
+              </w:rPr>
+              <w:t>Yes</w:t>
+            </w:r>
+          </w:p>
+        </w:tc>
+      </w:tr>
+      <w:tr>
+        <w:tc>
+          <w:tcPr>
+            <w:tcW w:type="dxa" w:w="6480"/>
+            <w:shd w:val="clear" w:color="auto" w:fill="F8F9FA"/>
+            <w:tcBorders>
+              <w:top w:val="single" w:sz="4" w:color="E9ECEF"/>
+              <w:left w:val="single" w:sz="4" w:color="E9ECEF"/>
+              <w:bottom w:val="single" w:sz="4" w:color="E9ECEF"/>
+              <w:right w:val="single" w:sz="4" w:color="E9ECEF"/>
+            </w:tcBorders>
+          </w:tcPr>
+          <w:p>
+            <w:pPr>
+              <w:spacing w:before="40" w:after="40"/>
+            </w:pPr>
+            <w:r>
+              <w:rPr>
+                <w:rFonts w:ascii="Open Sans" w:hAnsi="Open Sans"/>
+                <w:b w:val="0"/>
+                <w:i w:val="0"/>
+                <w:color w:val="59595B"/>
+                <w:sz w:val="19"/>
+              </w:rPr>
+              <w:t>172.28.10.0/23</w:t>
+            </w:r>
+          </w:p>
+        </w:tc>
+        <w:tc>
+          <w:tcPr>
+            <w:tcW w:type="dxa" w:w="2160"/>
+            <w:shd w:val="clear" w:color="auto" w:fill="F8F9FA"/>
+            <w:tcBorders>
+              <w:top w:val="single" w:sz="4" w:color="E9ECEF"/>
+              <w:left w:val="single" w:sz="4" w:color="E9ECEF"/>
+              <w:bottom w:val="single" w:sz="4" w:color="E9ECEF"/>
+              <w:right w:val="single" w:sz="4" w:color="E9ECEF"/>
+            </w:tcBorders>
+          </w:tcPr>
+          <w:p>
+            <w:pPr>
+              <w:spacing w:before="40" w:after="40"/>
+            </w:pPr>
+            <w:r>
+              <w:rPr>
+                <w:rFonts w:ascii="Open Sans" w:hAnsi="Open Sans"/>
+                <w:b w:val="0"/>
+                <w:i w:val="0"/>
+                <w:color w:val="59595B"/>
+                <w:sz w:val="19"/>
+              </w:rPr>
+              <w:t>No</w:t>
+            </w:r>
+          </w:p>
+        </w:tc>
+      </w:tr>
+      <w:tr>
+        <w:tc>
+          <w:tcPr>
+            <w:tcW w:type="dxa" w:w="6480"/>
+            <w:tcBorders>
+              <w:top w:val="single" w:sz="4" w:color="E9ECEF"/>
+              <w:left w:val="single" w:sz="4" w:color="E9ECEF"/>
+              <w:bottom w:val="single" w:sz="4" w:color="E9ECEF"/>
+              <w:right w:val="single" w:sz="4" w:color="E9ECEF"/>
+            </w:tcBorders>
+          </w:tcPr>
+          <w:p>
+            <w:pPr>
+              <w:spacing w:before="40" w:after="40"/>
+            </w:pPr>
+            <w:r>
+              <w:rPr>
+                <w:rFonts w:ascii="Open Sans" w:hAnsi="Open Sans"/>
+                <w:b w:val="0"/>
+                <w:i w:val="0"/>
+                <w:color w:val="59595B"/>
+                <w:sz w:val="19"/>
+              </w:rPr>
+              <w:t>172.28.12.0/23</w:t>
+            </w:r>
+          </w:p>
+        </w:tc>
+        <w:tc>
+          <w:tcPr>
+            <w:tcW w:type="dxa" w:w="2160"/>
+            <w:tcBorders>
+              <w:top w:val="single" w:sz="4" w:color="E9ECEF"/>
+              <w:left w:val="single" w:sz="4" w:color="E9ECEF"/>
+              <w:bottom w:val="single" w:sz="4" w:color="E9ECEF"/>
+              <w:right w:val="single" w:sz="4" w:color="E9ECEF"/>
+            </w:tcBorders>
+          </w:tcPr>
+          <w:p>
+            <w:pPr>
+              <w:spacing w:before="40" w:after="40"/>
+            </w:pPr>
+            <w:r>
+              <w:rPr>
+                <w:rFonts w:ascii="Open Sans" w:hAnsi="Open Sans"/>
+                <w:b w:val="0"/>
+                <w:i w:val="0"/>
+                <w:color w:val="59595B"/>
+                <w:sz w:val="19"/>
+              </w:rPr>
+              <w:t>Yes</w:t>
+            </w:r>
+          </w:p>
+        </w:tc>
+      </w:tr>
+      <w:tr>
+        <w:tc>
+          <w:tcPr>
+            <w:tcW w:type="dxa" w:w="6480"/>
+            <w:shd w:val="clear" w:color="auto" w:fill="F8F9FA"/>
+            <w:tcBorders>
+              <w:top w:val="single" w:sz="4" w:color="E9ECEF"/>
+              <w:left w:val="single" w:sz="4" w:color="E9ECEF"/>
+              <w:bottom w:val="single" w:sz="4" w:color="E9ECEF"/>
+              <w:right w:val="single" w:sz="4" w:color="E9ECEF"/>
+            </w:tcBorders>
+          </w:tcPr>
+          <w:p>
+            <w:pPr>
+              <w:spacing w:before="40" w:after="40"/>
+            </w:pPr>
+            <w:r>
+              <w:rPr>
+                <w:rFonts w:ascii="Open Sans" w:hAnsi="Open Sans"/>
+                <w:b w:val="0"/>
+                <w:i w:val="0"/>
+                <w:color w:val="59595B"/>
+                <w:sz w:val="19"/>
+              </w:rPr>
+              <w:t>10.28.0.0/23</w:t>
+            </w:r>
+          </w:p>
+        </w:tc>
+        <w:tc>
+          <w:tcPr>
+            <w:tcW w:type="dxa" w:w="2160"/>
+            <w:shd w:val="clear" w:color="auto" w:fill="F8F9FA"/>
+            <w:tcBorders>
+              <w:top w:val="single" w:sz="4" w:color="E9ECEF"/>
+              <w:left w:val="single" w:sz="4" w:color="E9ECEF"/>
+              <w:bottom w:val="single" w:sz="4" w:color="E9ECEF"/>
+              <w:right w:val="single" w:sz="4" w:color="E9ECEF"/>
+            </w:tcBorders>
+          </w:tcPr>
+          <w:p>
+            <w:pPr>
+              <w:spacing w:before="40" w:after="40"/>
+            </w:pPr>
+            <w:r>
+              <w:rPr>
+                <w:rFonts w:ascii="Open Sans" w:hAnsi="Open Sans"/>
+                <w:b w:val="0"/>
+                <w:i w:val="0"/>
+                <w:color w:val="59595B"/>
+                <w:sz w:val="19"/>
+              </w:rPr>
+              <w:t>No</w:t>
+            </w:r>
+          </w:p>
+        </w:tc>
+      </w:tr>
+      <w:tr>
+        <w:tc>
+          <w:tcPr>
+            <w:tcW w:type="dxa" w:w="6480"/>
+            <w:tcBorders>
+              <w:top w:val="single" w:sz="4" w:color="E9ECEF"/>
+              <w:left w:val="single" w:sz="4" w:color="E9ECEF"/>
+              <w:bottom w:val="single" w:sz="4" w:color="E9ECEF"/>
+              <w:right w:val="single" w:sz="4" w:color="E9ECEF"/>
+            </w:tcBorders>
+          </w:tcPr>
+          <w:p>
+            <w:pPr>
+              <w:spacing w:before="40" w:after="40"/>
+            </w:pPr>
+            <w:r>
+              <w:rPr>
+                <w:rFonts w:ascii="Open Sans" w:hAnsi="Open Sans"/>
+                <w:b w:val="0"/>
+                <w:i w:val="0"/>
+                <w:color w:val="59595B"/>
+                <w:sz w:val="19"/>
+              </w:rPr>
+              <w:t>10.28.2.0/23</w:t>
+            </w:r>
+          </w:p>
+        </w:tc>
+        <w:tc>
+          <w:tcPr>
+            <w:tcW w:type="dxa" w:w="2160"/>
+            <w:tcBorders>
+              <w:top w:val="single" w:sz="4" w:color="E9ECEF"/>
+              <w:left w:val="single" w:sz="4" w:color="E9ECEF"/>
+              <w:bottom w:val="single" w:sz="4" w:color="E9ECEF"/>
+              <w:right w:val="single" w:sz="4" w:color="E9ECEF"/>
+            </w:tcBorders>
+          </w:tcPr>
+          <w:p>
+            <w:pPr>
+              <w:spacing w:before="40" w:after="40"/>
+            </w:pPr>
+            <w:r>
+              <w:rPr>
+                <w:rFonts w:ascii="Open Sans" w:hAnsi="Open Sans"/>
+                <w:b w:val="0"/>
+                <w:i w:val="0"/>
+                <w:color w:val="59595B"/>
+                <w:sz w:val="19"/>
+              </w:rPr>
+              <w:t>No</w:t>
+            </w:r>
+          </w:p>
+        </w:tc>
+      </w:tr>
+      <w:tr>
+        <w:tc>
+          <w:tcPr>
+            <w:tcW w:type="dxa" w:w="6480"/>
+            <w:shd w:val="clear" w:color="auto" w:fill="F8F9FA"/>
+            <w:tcBorders>
+              <w:top w:val="single" w:sz="4" w:color="E9ECEF"/>
+              <w:left w:val="single" w:sz="4" w:color="E9ECEF"/>
+              <w:bottom w:val="single" w:sz="4" w:color="E9ECEF"/>
+              <w:right w:val="single" w:sz="4" w:color="E9ECEF"/>
+            </w:tcBorders>
+          </w:tcPr>
+          <w:p>
+            <w:pPr>
+              <w:spacing w:before="40" w:after="40"/>
+            </w:pPr>
+            <w:r>
+              <w:rPr>
+                <w:rFonts w:ascii="Open Sans" w:hAnsi="Open Sans"/>
+                <w:b w:val="0"/>
+                <w:i w:val="0"/>
+                <w:color w:val="59595B"/>
+                <w:sz w:val="19"/>
+              </w:rPr>
+              <w:t>10.28.4.0/23</w:t>
+            </w:r>
+          </w:p>
+        </w:tc>
+        <w:tc>
+          <w:tcPr>
+            <w:tcW w:type="dxa" w:w="2160"/>
+            <w:shd w:val="clear" w:color="auto" w:fill="F8F9FA"/>
+            <w:tcBorders>
+              <w:top w:val="single" w:sz="4" w:color="E9ECEF"/>
+              <w:left w:val="single" w:sz="4" w:color="E9ECEF"/>
+              <w:bottom w:val="single" w:sz="4" w:color="E9ECEF"/>
+              <w:right w:val="single" w:sz="4" w:color="E9ECEF"/>
+            </w:tcBorders>
+          </w:tcPr>
+          <w:p>
+            <w:pPr>
+              <w:spacing w:before="40" w:after="40"/>
+            </w:pPr>
+            <w:r>
+              <w:rPr>
+                <w:rFonts w:ascii="Open Sans" w:hAnsi="Open Sans"/>
+                <w:b w:val="0"/>
+                <w:i w:val="0"/>
+                <w:color w:val="59595B"/>
+                <w:sz w:val="19"/>
+              </w:rPr>
+              <w:t>No</w:t>
+            </w:r>
+          </w:p>
+        </w:tc>
+      </w:tr>
+      <w:tr>
+        <w:tc>
+          <w:tcPr>
+            <w:tcW w:type="dxa" w:w="6480"/>
+            <w:tcBorders>
+              <w:top w:val="single" w:sz="4" w:color="E9ECEF"/>
+              <w:left w:val="single" w:sz="4" w:color="E9ECEF"/>
+              <w:bottom w:val="single" w:sz="4" w:color="E9ECEF"/>
+              <w:right w:val="single" w:sz="4" w:color="E9ECEF"/>
+            </w:tcBorders>
+          </w:tcPr>
+          <w:p>
+            <w:pPr>
+              <w:spacing w:before="40" w:after="40"/>
+            </w:pPr>
+            <w:r>
+              <w:rPr>
+                <w:rFonts w:ascii="Open Sans" w:hAnsi="Open Sans"/>
+                <w:b w:val="0"/>
+                <w:i w:val="0"/>
+                <w:color w:val="59595B"/>
+                <w:sz w:val="19"/>
+              </w:rPr>
+              <w:t>198.19.0.64/30</w:t>
+            </w:r>
+          </w:p>
+        </w:tc>
+        <w:tc>
+          <w:tcPr>
+            <w:tcW w:type="dxa" w:w="2160"/>
+            <w:tcBorders>
+              <w:top w:val="single" w:sz="4" w:color="E9ECEF"/>
+              <w:left w:val="single" w:sz="4" w:color="E9ECEF"/>
+              <w:bottom w:val="single" w:sz="4" w:color="E9ECEF"/>
+              <w:right w:val="single" w:sz="4" w:color="E9ECEF"/>
+            </w:tcBorders>
+          </w:tcPr>
+          <w:p>
+            <w:pPr>
+              <w:spacing w:before="40" w:after="40"/>
+            </w:pPr>
+            <w:r>
+              <w:rPr>
+                <w:rFonts w:ascii="Open Sans" w:hAnsi="Open Sans"/>
+                <w:b w:val="0"/>
+                <w:i w:val="0"/>
+                <w:color w:val="59595B"/>
+                <w:sz w:val="19"/>
+              </w:rPr>
+              <w:t>No</w:t>
             </w:r>
           </w:p>
         </w:tc>
@@ -1499,7 +6685,7 @@
       <w:tr>
         <w:tc>
           <w:tcPr>
-            <w:tcW w:type="dxa" w:w="2592"/>
+            <w:tcW w:type="dxa" w:w="2160"/>
             <w:shd w:val="clear" w:color="auto" w:fill="006DB6"/>
             <w:tcBorders>
               <w:top w:val="single" w:sz="4" w:color="E9ECEF"/>
@@ -1526,7 +6712,7 @@
         </w:tc>
         <w:tc>
           <w:tcPr>
-            <w:tcW w:type="dxa" w:w="1440"/>
+            <w:tcW w:type="dxa" w:w="1296"/>
             <w:shd w:val="clear" w:color="auto" w:fill="006DB6"/>
             <w:tcBorders>
               <w:top w:val="single" w:sz="4" w:color="E9ECEF"/>
@@ -1553,7 +6739,7 @@
         </w:tc>
         <w:tc>
           <w:tcPr>
-            <w:tcW w:type="dxa" w:w="1152"/>
+            <w:tcW w:type="dxa" w:w="1080"/>
             <w:shd w:val="clear" w:color="auto" w:fill="006DB6"/>
             <w:tcBorders>
               <w:top w:val="single" w:sz="4" w:color="E9ECEF"/>
@@ -1580,6 +6766,33 @@
         </w:tc>
         <w:tc>
           <w:tcPr>
+            <w:tcW w:type="dxa" w:w="1224"/>
+            <w:shd w:val="clear" w:color="auto" w:fill="006DB6"/>
+            <w:tcBorders>
+              <w:top w:val="single" w:sz="4" w:color="E9ECEF"/>
+              <w:left w:val="single" w:sz="4" w:color="E9ECEF"/>
+              <w:bottom w:val="single" w:sz="4" w:color="E9ECEF"/>
+              <w:right w:val="single" w:sz="4" w:color="E9ECEF"/>
+            </w:tcBorders>
+          </w:tcPr>
+          <w:p>
+            <w:pPr>
+              <w:spacing w:before="40" w:after="40"/>
+            </w:pPr>
+            <w:r>
+              <w:rPr>
+                <w:rFonts w:ascii="Open Sans" w:hAnsi="Open Sans"/>
+                <w:b/>
+                <w:i w:val="0"/>
+                <w:color w:val="FFFFFF"/>
+                <w:sz w:val="20"/>
+              </w:rPr>
+              <w:t>URL cats blocked</w:t>
+            </w:r>
+          </w:p>
+        </w:tc>
+        <w:tc>
+          <w:tcPr>
             <w:tcW w:type="dxa" w:w="1296"/>
             <w:shd w:val="clear" w:color="auto" w:fill="006DB6"/>
             <w:tcBorders>
@@ -1601,13 +6814,13 @@
                 <w:color w:val="FFFFFF"/>
                 <w:sz w:val="20"/>
               </w:rPr>
-              <w:t>URL cats blocked</w:t>
-            </w:r>
-          </w:p>
-        </w:tc>
-        <w:tc>
-          <w:tcPr>
-            <w:tcW w:type="dxa" w:w="1440"/>
+              <w:t>URL patterns blocked</w:t>
+            </w:r>
+          </w:p>
+        </w:tc>
+        <w:tc>
+          <w:tcPr>
+            <w:tcW w:type="dxa" w:w="1008"/>
             <w:shd w:val="clear" w:color="auto" w:fill="006DB6"/>
             <w:tcBorders>
               <w:top w:val="single" w:sz="4" w:color="E9ECEF"/>
@@ -1628,13 +6841,13 @@
                 <w:color w:val="FFFFFF"/>
                 <w:sz w:val="20"/>
               </w:rPr>
-              <w:t>URL patterns blocked</w:t>
-            </w:r>
-          </w:p>
-        </w:tc>
-        <w:tc>
-          <w:tcPr>
-            <w:tcW w:type="dxa" w:w="1008"/>
+              <w:t>S2S VPN</w:t>
+            </w:r>
+          </w:p>
+        </w:tc>
+        <w:tc>
+          <w:tcPr>
+            <w:tcW w:type="dxa" w:w="936"/>
             <w:shd w:val="clear" w:color="auto" w:fill="006DB6"/>
             <w:tcBorders>
               <w:top w:val="single" w:sz="4" w:color="E9ECEF"/>
@@ -1655,13 +6868,448 @@
                 <w:color w:val="FFFFFF"/>
                 <w:sz w:val="20"/>
               </w:rPr>
-              <w:t>S2S VPN</w:t>
+              <w:t>Syslog dests</w:t>
+            </w:r>
+          </w:p>
+        </w:tc>
+      </w:tr>
+      <w:tr>
+        <w:tc>
+          <w:tcPr>
+            <w:tcW w:type="dxa" w:w="2160"/>
+            <w:tcBorders>
+              <w:top w:val="single" w:sz="4" w:color="E9ECEF"/>
+              <w:left w:val="single" w:sz="4" w:color="E9ECEF"/>
+              <w:bottom w:val="single" w:sz="4" w:color="E9ECEF"/>
+              <w:right w:val="single" w:sz="4" w:color="E9ECEF"/>
+            </w:tcBorders>
+          </w:tcPr>
+          <w:p>
+            <w:pPr>
+              <w:spacing w:before="40" w:after="40"/>
+            </w:pPr>
+            <w:r>
+              <w:rPr>
+                <w:rFonts w:ascii="Open Sans" w:hAnsi="Open Sans"/>
+                <w:b w:val="0"/>
+                <w:i w:val="0"/>
+                <w:color w:val="59595B"/>
+                <w:sz w:val="19"/>
+              </w:rPr>
+              <w:t>Aranda Tooling</w:t>
+            </w:r>
+          </w:p>
+        </w:tc>
+        <w:tc>
+          <w:tcPr>
+            <w:tcW w:type="dxa" w:w="1296"/>
+            <w:tcBorders>
+              <w:top w:val="single" w:sz="4" w:color="E9ECEF"/>
+              <w:left w:val="single" w:sz="4" w:color="E9ECEF"/>
+              <w:bottom w:val="single" w:sz="4" w:color="E9ECEF"/>
+              <w:right w:val="single" w:sz="4" w:color="E9ECEF"/>
+            </w:tcBorders>
+          </w:tcPr>
+          <w:p>
+            <w:pPr>
+              <w:spacing w:before="40" w:after="40"/>
+            </w:pPr>
+            <w:r>
+              <w:rPr>
+                <w:rFonts w:ascii="Open Sans" w:hAnsi="Open Sans"/>
+                <w:b w:val="0"/>
+                <w:i w:val="0"/>
+                <w:color w:val="59595B"/>
+                <w:sz w:val="19"/>
+              </w:rPr>
+              <w:t>—</w:t>
+            </w:r>
+          </w:p>
+        </w:tc>
+        <w:tc>
+          <w:tcPr>
+            <w:tcW w:type="dxa" w:w="1080"/>
+            <w:tcBorders>
+              <w:top w:val="single" w:sz="4" w:color="E9ECEF"/>
+              <w:left w:val="single" w:sz="4" w:color="E9ECEF"/>
+              <w:bottom w:val="single" w:sz="4" w:color="E9ECEF"/>
+              <w:right w:val="single" w:sz="4" w:color="E9ECEF"/>
+            </w:tcBorders>
+          </w:tcPr>
+          <w:p>
+            <w:pPr>
+              <w:spacing w:before="40" w:after="40"/>
+            </w:pPr>
+            <w:r>
+              <w:rPr>
+                <w:rFonts w:ascii="Open Sans" w:hAnsi="Open Sans"/>
+                <w:b w:val="0"/>
+                <w:i w:val="0"/>
+                <w:color w:val="59595B"/>
+                <w:sz w:val="19"/>
+              </w:rPr>
+              <w:t>—</w:t>
+            </w:r>
+          </w:p>
+        </w:tc>
+        <w:tc>
+          <w:tcPr>
+            <w:tcW w:type="dxa" w:w="1224"/>
+            <w:tcBorders>
+              <w:top w:val="single" w:sz="4" w:color="E9ECEF"/>
+              <w:left w:val="single" w:sz="4" w:color="E9ECEF"/>
+              <w:bottom w:val="single" w:sz="4" w:color="E9ECEF"/>
+              <w:right w:val="single" w:sz="4" w:color="E9ECEF"/>
+            </w:tcBorders>
+          </w:tcPr>
+          <w:p>
+            <w:pPr>
+              <w:spacing w:before="40" w:after="40"/>
+            </w:pPr>
+            <w:r>
+              <w:rPr>
+                <w:rFonts w:ascii="Open Sans" w:hAnsi="Open Sans"/>
+                <w:b w:val="0"/>
+                <w:i w:val="0"/>
+                <w:color w:val="59595B"/>
+                <w:sz w:val="19"/>
+              </w:rPr>
+              <w:t>0</w:t>
+            </w:r>
+          </w:p>
+        </w:tc>
+        <w:tc>
+          <w:tcPr>
+            <w:tcW w:type="dxa" w:w="1296"/>
+            <w:tcBorders>
+              <w:top w:val="single" w:sz="4" w:color="E9ECEF"/>
+              <w:left w:val="single" w:sz="4" w:color="E9ECEF"/>
+              <w:bottom w:val="single" w:sz="4" w:color="E9ECEF"/>
+              <w:right w:val="single" w:sz="4" w:color="E9ECEF"/>
+            </w:tcBorders>
+          </w:tcPr>
+          <w:p>
+            <w:pPr>
+              <w:spacing w:before="40" w:after="40"/>
+            </w:pPr>
+            <w:r>
+              <w:rPr>
+                <w:rFonts w:ascii="Open Sans" w:hAnsi="Open Sans"/>
+                <w:b w:val="0"/>
+                <w:i w:val="0"/>
+                <w:color w:val="59595B"/>
+                <w:sz w:val="19"/>
+              </w:rPr>
+              <w:t>0</w:t>
             </w:r>
           </w:p>
         </w:tc>
         <w:tc>
           <w:tcPr>
             <w:tcW w:type="dxa" w:w="1008"/>
+            <w:tcBorders>
+              <w:top w:val="single" w:sz="4" w:color="E9ECEF"/>
+              <w:left w:val="single" w:sz="4" w:color="E9ECEF"/>
+              <w:bottom w:val="single" w:sz="4" w:color="E9ECEF"/>
+              <w:right w:val="single" w:sz="4" w:color="E9ECEF"/>
+            </w:tcBorders>
+          </w:tcPr>
+          <w:p>
+            <w:pPr>
+              <w:spacing w:before="40" w:after="40"/>
+            </w:pPr>
+            <w:r>
+              <w:rPr>
+                <w:rFonts w:ascii="Open Sans" w:hAnsi="Open Sans"/>
+                <w:b w:val="0"/>
+                <w:i w:val="0"/>
+                <w:color w:val="59595B"/>
+                <w:sz w:val="19"/>
+              </w:rPr>
+              <w:t>Hub</w:t>
+            </w:r>
+          </w:p>
+        </w:tc>
+        <w:tc>
+          <w:tcPr>
+            <w:tcW w:type="dxa" w:w="936"/>
+            <w:tcBorders>
+              <w:top w:val="single" w:sz="4" w:color="E9ECEF"/>
+              <w:left w:val="single" w:sz="4" w:color="E9ECEF"/>
+              <w:bottom w:val="single" w:sz="4" w:color="E9ECEF"/>
+              <w:right w:val="single" w:sz="4" w:color="E9ECEF"/>
+            </w:tcBorders>
+          </w:tcPr>
+          <w:p>
+            <w:pPr>
+              <w:spacing w:before="40" w:after="40"/>
+            </w:pPr>
+            <w:r>
+              <w:rPr>
+                <w:rFonts w:ascii="Open Sans" w:hAnsi="Open Sans"/>
+                <w:b w:val="0"/>
+                <w:i w:val="0"/>
+                <w:color w:val="59595B"/>
+                <w:sz w:val="19"/>
+              </w:rPr>
+              <w:t>0</w:t>
+            </w:r>
+          </w:p>
+        </w:tc>
+      </w:tr>
+    </w:tbl>
+    <w:tbl>
+      <w:tblPr>
+        <w:tblW w:type="auto" w:w="0"/>
+        <w:tblLayout w:type="fixed"/>
+        <w:tblLook w:firstColumn="1" w:firstRow="1" w:lastColumn="0" w:lastRow="0" w:noHBand="0" w:noVBand="1" w:val="04A0"/>
+      </w:tblPr>
+      <w:tblGrid>
+        <w:gridCol w:w="94"/>
+        <w:gridCol w:w="8976"/>
+      </w:tblGrid>
+      <w:tr>
+        <w:tc>
+          <w:tcPr>
+            <w:tcW w:type="dxa" w:w="94"/>
+            <w:shd w:val="clear" w:color="auto" w:fill="006DB6"/>
+            <w:tcBorders>
+              <w:top w:val="nil"/>
+              <w:left w:val="nil"/>
+              <w:bottom w:val="nil"/>
+              <w:right w:val="nil"/>
+              <w:insideH w:val="nil"/>
+              <w:insideV w:val="nil"/>
+            </w:tcBorders>
+          </w:tcPr>
+          <w:p/>
+        </w:tc>
+        <w:tc>
+          <w:tcPr>
+            <w:tcW w:type="dxa" w:w="8976"/>
+            <w:tcBorders>
+              <w:top w:val="nil"/>
+              <w:left w:val="nil"/>
+              <w:bottom w:val="nil"/>
+              <w:right w:val="nil"/>
+              <w:insideH w:val="nil"/>
+              <w:insideV w:val="nil"/>
+            </w:tcBorders>
+          </w:tcPr>
+          <w:p>
+            <w:pPr>
+              <w:spacing w:before="80" w:after="80"/>
+            </w:pPr>
+            <w:r>
+              <w:rPr>
+                <w:rFonts w:ascii="Open Sans" w:hAnsi="Open Sans"/>
+                <w:b/>
+                <w:i w:val="0"/>
+                <w:color w:val="006DB6"/>
+                <w:sz w:val="28"/>
+              </w:rPr>
+              <w:t xml:space="preserve">  Configuration Changes</w:t>
+            </w:r>
+          </w:p>
+        </w:tc>
+      </w:tr>
+    </w:tbl>
+    <w:tbl>
+      <w:tblPr>
+        <w:tblW w:type="auto" w:w="0"/>
+        <w:tblLayout w:type="fixed"/>
+        <w:tblLook w:firstColumn="1" w:firstRow="1" w:lastColumn="0" w:lastRow="0" w:noHBand="0" w:noVBand="1" w:val="04A0"/>
+      </w:tblPr>
+      <w:tblGrid>
+        <w:gridCol w:w="3120"/>
+        <w:gridCol w:w="3120"/>
+        <w:gridCol w:w="3120"/>
+      </w:tblGrid>
+      <w:tr>
+        <w:tc>
+          <w:tcPr>
+            <w:tcW w:type="dxa" w:w="3120"/>
+            <w:shd w:val="clear" w:color="auto" w:fill="F8F9FA"/>
+            <w:tcBorders>
+              <w:top w:val="nil"/>
+              <w:left w:val="nil"/>
+              <w:bottom w:val="nil"/>
+              <w:right w:val="nil"/>
+              <w:insideH w:val="nil"/>
+              <w:insideV w:val="nil"/>
+            </w:tcBorders>
+          </w:tcPr>
+          <w:p>
+            <w:pPr>
+              <w:spacing w:before="240" w:after="0"/>
+              <w:jc w:val="center"/>
+            </w:pPr>
+            <w:r>
+              <w:rPr>
+                <w:rFonts w:ascii="Open Sans" w:hAnsi="Open Sans"/>
+                <w:b/>
+                <w:i w:val="0"/>
+                <w:color w:val="F67D4B"/>
+                <w:sz w:val="48"/>
+              </w:rPr>
+              <w:t>6</w:t>
+            </w:r>
+          </w:p>
+          <w:p>
+            <w:pPr>
+              <w:spacing w:before="0" w:after="240"/>
+              <w:jc w:val="center"/>
+            </w:pPr>
+            <w:r>
+              <w:rPr>
+                <w:rFonts w:ascii="Open Sans" w:hAnsi="Open Sans"/>
+                <w:b w:val="0"/>
+                <w:i w:val="0"/>
+                <w:color w:val="59595B"/>
+                <w:sz w:val="20"/>
+              </w:rPr>
+              <w:t>Total changes</w:t>
+            </w:r>
+          </w:p>
+        </w:tc>
+        <w:tc>
+          <w:tcPr>
+            <w:tcW w:type="dxa" w:w="3120"/>
+            <w:shd w:val="clear" w:color="auto" w:fill="F8F9FA"/>
+            <w:tcBorders>
+              <w:top w:val="nil"/>
+              <w:left w:val="nil"/>
+              <w:bottom w:val="nil"/>
+              <w:right w:val="nil"/>
+              <w:insideH w:val="nil"/>
+              <w:insideV w:val="nil"/>
+            </w:tcBorders>
+          </w:tcPr>
+          <w:p>
+            <w:pPr>
+              <w:spacing w:before="240" w:after="0"/>
+              <w:jc w:val="center"/>
+            </w:pPr>
+            <w:r>
+              <w:rPr>
+                <w:rFonts w:ascii="Open Sans" w:hAnsi="Open Sans"/>
+                <w:b/>
+                <w:i w:val="0"/>
+                <w:color w:val="006DB6"/>
+                <w:sz w:val="48"/>
+              </w:rPr>
+              <w:t>1</w:t>
+            </w:r>
+          </w:p>
+          <w:p>
+            <w:pPr>
+              <w:spacing w:before="0" w:after="240"/>
+              <w:jc w:val="center"/>
+            </w:pPr>
+            <w:r>
+              <w:rPr>
+                <w:rFonts w:ascii="Open Sans" w:hAnsi="Open Sans"/>
+                <w:b w:val="0"/>
+                <w:i w:val="0"/>
+                <w:color w:val="59595B"/>
+                <w:sz w:val="20"/>
+              </w:rPr>
+              <w:t>Admins active</w:t>
+            </w:r>
+          </w:p>
+        </w:tc>
+        <w:tc>
+          <w:tcPr>
+            <w:tcW w:type="dxa" w:w="3120"/>
+            <w:shd w:val="clear" w:color="auto" w:fill="F8F9FA"/>
+            <w:tcBorders>
+              <w:top w:val="nil"/>
+              <w:left w:val="nil"/>
+              <w:bottom w:val="nil"/>
+              <w:right w:val="nil"/>
+              <w:insideH w:val="nil"/>
+              <w:insideV w:val="nil"/>
+            </w:tcBorders>
+          </w:tcPr>
+          <w:p>
+            <w:pPr>
+              <w:spacing w:before="240" w:after="0"/>
+              <w:jc w:val="center"/>
+            </w:pPr>
+            <w:r>
+              <w:rPr>
+                <w:rFonts w:ascii="Open Sans" w:hAnsi="Open Sans"/>
+                <w:b/>
+                <w:i w:val="0"/>
+                <w:color w:val="006DB6"/>
+                <w:sz w:val="48"/>
+              </w:rPr>
+              <w:t>1</w:t>
+            </w:r>
+          </w:p>
+          <w:p>
+            <w:pPr>
+              <w:spacing w:before="0" w:after="240"/>
+              <w:jc w:val="center"/>
+            </w:pPr>
+            <w:r>
+              <w:rPr>
+                <w:rFonts w:ascii="Open Sans" w:hAnsi="Open Sans"/>
+                <w:b w:val="0"/>
+                <w:i w:val="0"/>
+                <w:color w:val="59595B"/>
+                <w:sz w:val="20"/>
+              </w:rPr>
+              <w:t>Networks affected</w:t>
+            </w:r>
+          </w:p>
+        </w:tc>
+      </w:tr>
+    </w:tbl>
+    <w:p>
+      <w:pPr>
+        <w:spacing w:after="160"/>
+      </w:pPr>
+      <w:r>
+        <w:rPr>
+          <w:rFonts w:ascii="Open Sans" w:hAnsi="Open Sans"/>
+          <w:b w:val="0"/>
+          <w:i w:val="0"/>
+          <w:color w:val="59595B"/>
+          <w:sz w:val="22"/>
+        </w:rPr>
+        <w:t>6 Dashboard configuration changes were recorded across 1 network(s) by 1 administrator(s). The tables below identify who changed what and provide the full before/after detail for compliance review.</w:t>
+      </w:r>
+    </w:p>
+    <w:p>
+      <w:pPr>
+        <w:spacing w:after="160"/>
+      </w:pPr>
+      <w:r>
+        <w:rPr>
+          <w:rFonts w:ascii="Open Sans" w:hAnsi="Open Sans"/>
+          <w:b/>
+          <w:i w:val="0"/>
+          <w:color w:val="59595B"/>
+          <w:sz w:val="22"/>
+        </w:rPr>
+        <w:t>Changes by administrator:</w:t>
+      </w:r>
+    </w:p>
+    <w:tbl>
+      <w:tblPr>
+        <w:tblW w:type="auto" w:w="0"/>
+        <w:tblLayout w:type="fixed"/>
+        <w:tblLook w:firstColumn="1" w:firstRow="1" w:lastColumn="0" w:lastRow="0" w:noHBand="0" w:noVBand="1" w:val="04A0"/>
+      </w:tblPr>
+      <w:tblGrid>
+        <w:gridCol w:w="4680"/>
+        <w:gridCol w:w="4680"/>
+      </w:tblGrid>
+      <w:tr>
+        <w:tc>
+          <w:tcPr>
+            <w:tcW w:type="dxa" w:w="6480"/>
             <w:shd w:val="clear" w:color="auto" w:fill="006DB6"/>
             <w:tcBorders>
               <w:top w:val="single" w:sz="4" w:color="E9ECEF"/>
@@ -1682,7 +7330,34 @@
                 <w:color w:val="FFFFFF"/>
                 <w:sz w:val="20"/>
               </w:rPr>
-              <w:t>Syslog dests</w:t>
+              <w:t>Administrator</w:t>
+            </w:r>
+          </w:p>
+        </w:tc>
+        <w:tc>
+          <w:tcPr>
+            <w:tcW w:type="dxa" w:w="2160"/>
+            <w:shd w:val="clear" w:color="auto" w:fill="006DB6"/>
+            <w:tcBorders>
+              <w:top w:val="single" w:sz="4" w:color="E9ECEF"/>
+              <w:left w:val="single" w:sz="4" w:color="E9ECEF"/>
+              <w:bottom w:val="single" w:sz="4" w:color="E9ECEF"/>
+              <w:right w:val="single" w:sz="4" w:color="E9ECEF"/>
+            </w:tcBorders>
+          </w:tcPr>
+          <w:p>
+            <w:pPr>
+              <w:spacing w:before="40" w:after="40"/>
+            </w:pPr>
+            <w:r>
+              <w:rPr>
+                <w:rFonts w:ascii="Open Sans" w:hAnsi="Open Sans"/>
+                <w:b/>
+                <w:i w:val="0"/>
+                <w:color w:val="FFFFFF"/>
+                <w:sz w:val="20"/>
+              </w:rPr>
+              <w:t>Changes</w:t>
             </w:r>
           </w:p>
         </w:tc>
@@ -1690,7 +7365,7 @@
       <w:tr>
         <w:tc>
           <w:tcPr>
-            <w:tcW w:type="dxa" w:w="2592"/>
+            <w:tcW w:type="dxa" w:w="6480"/>
             <w:tcBorders>
               <w:top w:val="single" w:sz="4" w:color="E9ECEF"/>
               <w:left w:val="single" w:sz="4" w:color="E9ECEF"/>
@@ -1710,13 +7385,13 @@
                 <w:color w:val="59595B"/>
                 <w:sz w:val="19"/>
               </w:rPr>
-              <w:t>Aranda Tooling</w:t>
-            </w:r>
-          </w:p>
-        </w:tc>
-        <w:tc>
-          <w:tcPr>
-            <w:tcW w:type="dxa" w:w="1440"/>
+              <w:t>robbyb@us.dsbj.com</w:t>
+            </w:r>
+          </w:p>
+        </w:tc>
+        <w:tc>
+          <w:tcPr>
+            <w:tcW w:type="dxa" w:w="2160"/>
             <w:tcBorders>
               <w:top w:val="single" w:sz="4" w:color="E9ECEF"/>
               <w:left w:val="single" w:sz="4" w:color="E9ECEF"/>
@@ -1736,13 +7411,97 @@
                 <w:color w:val="59595B"/>
                 <w:sz w:val="19"/>
               </w:rPr>
-              <w:t>—</w:t>
-            </w:r>
-          </w:p>
-        </w:tc>
-        <w:tc>
-          <w:tcPr>
-            <w:tcW w:type="dxa" w:w="1152"/>
+              <w:t>6</w:t>
+            </w:r>
+          </w:p>
+        </w:tc>
+      </w:tr>
+    </w:tbl>
+    <w:p>
+      <w:pPr>
+        <w:spacing w:after="160"/>
+      </w:pPr>
+      <w:r>
+        <w:rPr>
+          <w:rFonts w:ascii="Open Sans" w:hAnsi="Open Sans"/>
+          <w:b/>
+          <w:i w:val="0"/>
+          <w:color w:val="59595B"/>
+          <w:sz w:val="22"/>
+        </w:rPr>
+        <w:t>Changes by network:</w:t>
+      </w:r>
+    </w:p>
+    <w:tbl>
+      <w:tblPr>
+        <w:tblW w:type="auto" w:w="0"/>
+        <w:tblLayout w:type="fixed"/>
+        <w:tblLook w:firstColumn="1" w:firstRow="1" w:lastColumn="0" w:lastRow="0" w:noHBand="0" w:noVBand="1" w:val="04A0"/>
+      </w:tblPr>
+      <w:tblGrid>
+        <w:gridCol w:w="4680"/>
+        <w:gridCol w:w="4680"/>
+      </w:tblGrid>
+      <w:tr>
+        <w:tc>
+          <w:tcPr>
+            <w:tcW w:type="dxa" w:w="6480"/>
+            <w:shd w:val="clear" w:color="auto" w:fill="006DB6"/>
+            <w:tcBorders>
+              <w:top w:val="single" w:sz="4" w:color="E9ECEF"/>
+              <w:left w:val="single" w:sz="4" w:color="E9ECEF"/>
+              <w:bottom w:val="single" w:sz="4" w:color="E9ECEF"/>
+              <w:right w:val="single" w:sz="4" w:color="E9ECEF"/>
+            </w:tcBorders>
+          </w:tcPr>
+          <w:p>
+            <w:pPr>
+              <w:spacing w:before="40" w:after="40"/>
+            </w:pPr>
+            <w:r>
+              <w:rPr>
+                <w:rFonts w:ascii="Open Sans" w:hAnsi="Open Sans"/>
+                <w:b/>
+                <w:i w:val="0"/>
+                <w:color w:val="FFFFFF"/>
+                <w:sz w:val="20"/>
+              </w:rPr>
+              <w:t>Network</w:t>
+            </w:r>
+          </w:p>
+        </w:tc>
+        <w:tc>
+          <w:tcPr>
+            <w:tcW w:type="dxa" w:w="2160"/>
+            <w:shd w:val="clear" w:color="auto" w:fill="006DB6"/>
+            <w:tcBorders>
+              <w:top w:val="single" w:sz="4" w:color="E9ECEF"/>
+              <w:left w:val="single" w:sz="4" w:color="E9ECEF"/>
+              <w:bottom w:val="single" w:sz="4" w:color="E9ECEF"/>
+              <w:right w:val="single" w:sz="4" w:color="E9ECEF"/>
+            </w:tcBorders>
+          </w:tcPr>
+          <w:p>
+            <w:pPr>
+              <w:spacing w:before="40" w:after="40"/>
+            </w:pPr>
+            <w:r>
+              <w:rPr>
+                <w:rFonts w:ascii="Open Sans" w:hAnsi="Open Sans"/>
+                <w:b/>
+                <w:i w:val="0"/>
+                <w:color w:val="FFFFFF"/>
+                <w:sz w:val="20"/>
+              </w:rPr>
+              <w:t>Changes</w:t>
+            </w:r>
+          </w:p>
+        </w:tc>
+      </w:tr>
+      <w:tr>
+        <w:tc>
+          <w:tcPr>
+            <w:tcW w:type="dxa" w:w="6480"/>
             <w:tcBorders>
               <w:top w:val="single" w:sz="4" w:color="E9ECEF"/>
               <w:left w:val="single" w:sz="4" w:color="E9ECEF"/>
@@ -1762,13 +7521,13 @@
                 <w:color w:val="59595B"/>
                 <w:sz w:val="19"/>
               </w:rPr>
-              <w:t>—</w:t>
-            </w:r>
-          </w:p>
-        </w:tc>
-        <w:tc>
-          <w:tcPr>
-            <w:tcW w:type="dxa" w:w="1296"/>
+              <w:t>Aranda Tooling</w:t>
+            </w:r>
+          </w:p>
+        </w:tc>
+        <w:tc>
+          <w:tcPr>
+            <w:tcW w:type="dxa" w:w="2160"/>
             <w:tcBorders>
               <w:top w:val="single" w:sz="4" w:color="E9ECEF"/>
               <w:left w:val="single" w:sz="4" w:color="E9ECEF"/>
@@ -1788,13 +7547,97 @@
                 <w:color w:val="59595B"/>
                 <w:sz w:val="19"/>
               </w:rPr>
-              <w:t>0</w:t>
-            </w:r>
-          </w:p>
-        </w:tc>
-        <w:tc>
-          <w:tcPr>
-            <w:tcW w:type="dxa" w:w="1440"/>
+              <w:t>6</w:t>
+            </w:r>
+          </w:p>
+        </w:tc>
+      </w:tr>
+    </w:tbl>
+    <w:p>
+      <w:pPr>
+        <w:spacing w:after="160"/>
+      </w:pPr>
+      <w:r>
+        <w:rPr>
+          <w:rFonts w:ascii="Open Sans" w:hAnsi="Open Sans"/>
+          <w:b/>
+          <w:i w:val="0"/>
+          <w:color w:val="59595B"/>
+          <w:sz w:val="22"/>
+        </w:rPr>
+        <w:t>Changes by configuration area:</w:t>
+      </w:r>
+    </w:p>
+    <w:tbl>
+      <w:tblPr>
+        <w:tblW w:type="auto" w:w="0"/>
+        <w:tblLayout w:type="fixed"/>
+        <w:tblLook w:firstColumn="1" w:firstRow="1" w:lastColumn="0" w:lastRow="0" w:noHBand="0" w:noVBand="1" w:val="04A0"/>
+      </w:tblPr>
+      <w:tblGrid>
+        <w:gridCol w:w="4680"/>
+        <w:gridCol w:w="4680"/>
+      </w:tblGrid>
+      <w:tr>
+        <w:tc>
+          <w:tcPr>
+            <w:tcW w:type="dxa" w:w="6480"/>
+            <w:shd w:val="clear" w:color="auto" w:fill="006DB6"/>
+            <w:tcBorders>
+              <w:top w:val="single" w:sz="4" w:color="E9ECEF"/>
+              <w:left w:val="single" w:sz="4" w:color="E9ECEF"/>
+              <w:bottom w:val="single" w:sz="4" w:color="E9ECEF"/>
+              <w:right w:val="single" w:sz="4" w:color="E9ECEF"/>
+            </w:tcBorders>
+          </w:tcPr>
+          <w:p>
+            <w:pPr>
+              <w:spacing w:before="40" w:after="40"/>
+            </w:pPr>
+            <w:r>
+              <w:rPr>
+                <w:rFonts w:ascii="Open Sans" w:hAnsi="Open Sans"/>
+                <w:b/>
+                <w:i w:val="0"/>
+                <w:color w:val="FFFFFF"/>
+                <w:sz w:val="20"/>
+              </w:rPr>
+              <w:t>Configuration area</w:t>
+            </w:r>
+          </w:p>
+        </w:tc>
+        <w:tc>
+          <w:tcPr>
+            <w:tcW w:type="dxa" w:w="2160"/>
+            <w:shd w:val="clear" w:color="auto" w:fill="006DB6"/>
+            <w:tcBorders>
+              <w:top w:val="single" w:sz="4" w:color="E9ECEF"/>
+              <w:left w:val="single" w:sz="4" w:color="E9ECEF"/>
+              <w:bottom w:val="single" w:sz="4" w:color="E9ECEF"/>
+              <w:right w:val="single" w:sz="4" w:color="E9ECEF"/>
+            </w:tcBorders>
+          </w:tcPr>
+          <w:p>
+            <w:pPr>
+              <w:spacing w:before="40" w:after="40"/>
+            </w:pPr>
+            <w:r>
+              <w:rPr>
+                <w:rFonts w:ascii="Open Sans" w:hAnsi="Open Sans"/>
+                <w:b/>
+                <w:i w:val="0"/>
+                <w:color w:val="FFFFFF"/>
+                <w:sz w:val="20"/>
+              </w:rPr>
+              <w:t>Changes</w:t>
+            </w:r>
+          </w:p>
+        </w:tc>
+      </w:tr>
+      <w:tr>
+        <w:tc>
+          <w:tcPr>
+            <w:tcW w:type="dxa" w:w="6480"/>
             <w:tcBorders>
               <w:top w:val="single" w:sz="4" w:color="E9ECEF"/>
               <w:left w:val="single" w:sz="4" w:color="E9ECEF"/>
@@ -1814,13 +7657,13 @@
                 <w:color w:val="59595B"/>
                 <w:sz w:val="19"/>
               </w:rPr>
-              <w:t>0</w:t>
-            </w:r>
-          </w:p>
-        </w:tc>
-        <w:tc>
-          <w:tcPr>
-            <w:tcW w:type="dxa" w:w="1008"/>
+              <w:t>Switch ports</w:t>
+            </w:r>
+          </w:p>
+        </w:tc>
+        <w:tc>
+          <w:tcPr>
+            <w:tcW w:type="dxa" w:w="2160"/>
             <w:tcBorders>
               <w:top w:val="single" w:sz="4" w:color="E9ECEF"/>
               <w:left w:val="single" w:sz="4" w:color="E9ECEF"/>
@@ -1840,13 +7683,16 @@
                 <w:color w:val="59595B"/>
                 <w:sz w:val="19"/>
               </w:rPr>
-              <w:t>Hub</w:t>
-            </w:r>
-          </w:p>
-        </w:tc>
-        <w:tc>
-          <w:tcPr>
-            <w:tcW w:type="dxa" w:w="1008"/>
+              <w:t>3</w:t>
+            </w:r>
+          </w:p>
+        </w:tc>
+      </w:tr>
+      <w:tr>
+        <w:tc>
+          <w:tcPr>
+            <w:tcW w:type="dxa" w:w="6480"/>
+            <w:shd w:val="clear" w:color="auto" w:fill="F8F9FA"/>
             <w:tcBorders>
               <w:top w:val="single" w:sz="4" w:color="E9ECEF"/>
               <w:left w:val="single" w:sz="4" w:color="E9ECEF"/>
@@ -1866,7 +7712,1060 @@
                 <w:color w:val="59595B"/>
                 <w:sz w:val="19"/>
               </w:rPr>
-              <w:t>0</w:t>
+              <w:t>Client VPN settings</w:t>
+            </w:r>
+          </w:p>
+        </w:tc>
+        <w:tc>
+          <w:tcPr>
+            <w:tcW w:type="dxa" w:w="2160"/>
+            <w:shd w:val="clear" w:color="auto" w:fill="F8F9FA"/>
+            <w:tcBorders>
+              <w:top w:val="single" w:sz="4" w:color="E9ECEF"/>
+              <w:left w:val="single" w:sz="4" w:color="E9ECEF"/>
+              <w:bottom w:val="single" w:sz="4" w:color="E9ECEF"/>
+              <w:right w:val="single" w:sz="4" w:color="E9ECEF"/>
+            </w:tcBorders>
+          </w:tcPr>
+          <w:p>
+            <w:pPr>
+              <w:spacing w:before="40" w:after="40"/>
+            </w:pPr>
+            <w:r>
+              <w:rPr>
+                <w:rFonts w:ascii="Open Sans" w:hAnsi="Open Sans"/>
+                <w:b w:val="0"/>
+                <w:i w:val="0"/>
+                <w:color w:val="59595B"/>
+                <w:sz w:val="19"/>
+              </w:rPr>
+              <w:t>2</w:t>
+            </w:r>
+          </w:p>
+        </w:tc>
+      </w:tr>
+      <w:tr>
+        <w:tc>
+          <w:tcPr>
+            <w:tcW w:type="dxa" w:w="6480"/>
+            <w:tcBorders>
+              <w:top w:val="single" w:sz="4" w:color="E9ECEF"/>
+              <w:left w:val="single" w:sz="4" w:color="E9ECEF"/>
+              <w:bottom w:val="single" w:sz="4" w:color="E9ECEF"/>
+              <w:right w:val="single" w:sz="4" w:color="E9ECEF"/>
+            </w:tcBorders>
+          </w:tcPr>
+          <w:p>
+            <w:pPr>
+              <w:spacing w:before="40" w:after="40"/>
+            </w:pPr>
+            <w:r>
+              <w:rPr>
+                <w:rFonts w:ascii="Open Sans" w:hAnsi="Open Sans"/>
+                <w:b w:val="0"/>
+                <w:i w:val="0"/>
+                <w:color w:val="59595B"/>
+                <w:sz w:val="19"/>
+              </w:rPr>
+              <w:t>Packet Capture</w:t>
+            </w:r>
+          </w:p>
+        </w:tc>
+        <w:tc>
+          <w:tcPr>
+            <w:tcW w:type="dxa" w:w="2160"/>
+            <w:tcBorders>
+              <w:top w:val="single" w:sz="4" w:color="E9ECEF"/>
+              <w:left w:val="single" w:sz="4" w:color="E9ECEF"/>
+              <w:bottom w:val="single" w:sz="4" w:color="E9ECEF"/>
+              <w:right w:val="single" w:sz="4" w:color="E9ECEF"/>
+            </w:tcBorders>
+          </w:tcPr>
+          <w:p>
+            <w:pPr>
+              <w:spacing w:before="40" w:after="40"/>
+            </w:pPr>
+            <w:r>
+              <w:rPr>
+                <w:rFonts w:ascii="Open Sans" w:hAnsi="Open Sans"/>
+                <w:b w:val="0"/>
+                <w:i w:val="0"/>
+                <w:color w:val="59595B"/>
+                <w:sz w:val="19"/>
+              </w:rPr>
+              <w:t>1</w:t>
+            </w:r>
+          </w:p>
+        </w:tc>
+      </w:tr>
+    </w:tbl>
+    <w:p>
+      <w:pPr>
+        <w:spacing w:after="160"/>
+      </w:pPr>
+      <w:r>
+        <w:rPr>
+          <w:rFonts w:ascii="Open Sans" w:hAnsi="Open Sans"/>
+          <w:b/>
+          <w:i w:val="0"/>
+          <w:color w:val="59595B"/>
+          <w:sz w:val="22"/>
+        </w:rPr>
+        <w:t>Change detail (most recent 6):</w:t>
+      </w:r>
+    </w:p>
+    <w:tbl>
+      <w:tblPr>
+        <w:tblW w:type="auto" w:w="0"/>
+        <w:tblLayout w:type="fixed"/>
+        <w:tblLook w:firstColumn="1" w:firstRow="1" w:lastColumn="0" w:lastRow="0" w:noHBand="0" w:noVBand="1" w:val="04A0"/>
+      </w:tblPr>
+      <w:tblGrid>
+        <w:gridCol w:w="1872"/>
+        <w:gridCol w:w="1872"/>
+        <w:gridCol w:w="1872"/>
+        <w:gridCol w:w="1872"/>
+        <w:gridCol w:w="1872"/>
+      </w:tblGrid>
+      <w:tr>
+        <w:tc>
+          <w:tcPr>
+            <w:tcW w:type="dxa" w:w="1584"/>
+            <w:shd w:val="clear" w:color="auto" w:fill="006DB6"/>
+            <w:tcBorders>
+              <w:top w:val="single" w:sz="4" w:color="E9ECEF"/>
+              <w:left w:val="single" w:sz="4" w:color="E9ECEF"/>
+              <w:bottom w:val="single" w:sz="4" w:color="E9ECEF"/>
+              <w:right w:val="single" w:sz="4" w:color="E9ECEF"/>
+            </w:tcBorders>
+          </w:tcPr>
+          <w:p>
+            <w:pPr>
+              <w:spacing w:before="40" w:after="40"/>
+            </w:pPr>
+            <w:r>
+              <w:rPr>
+                <w:rFonts w:ascii="Open Sans" w:hAnsi="Open Sans"/>
+                <w:b/>
+                <w:i w:val="0"/>
+                <w:color w:val="FFFFFF"/>
+                <w:sz w:val="20"/>
+              </w:rPr>
+              <w:t>Date / Time</w:t>
+            </w:r>
+          </w:p>
+        </w:tc>
+        <w:tc>
+          <w:tcPr>
+            <w:tcW w:type="dxa" w:w="2160"/>
+            <w:shd w:val="clear" w:color="auto" w:fill="006DB6"/>
+            <w:tcBorders>
+              <w:top w:val="single" w:sz="4" w:color="E9ECEF"/>
+              <w:left w:val="single" w:sz="4" w:color="E9ECEF"/>
+              <w:bottom w:val="single" w:sz="4" w:color="E9ECEF"/>
+              <w:right w:val="single" w:sz="4" w:color="E9ECEF"/>
+            </w:tcBorders>
+          </w:tcPr>
+          <w:p>
+            <w:pPr>
+              <w:spacing w:before="40" w:after="40"/>
+            </w:pPr>
+            <w:r>
+              <w:rPr>
+                <w:rFonts w:ascii="Open Sans" w:hAnsi="Open Sans"/>
+                <w:b/>
+                <w:i w:val="0"/>
+                <w:color w:val="FFFFFF"/>
+                <w:sz w:val="20"/>
+              </w:rPr>
+              <w:t>Administrator</w:t>
+            </w:r>
+          </w:p>
+        </w:tc>
+        <w:tc>
+          <w:tcPr>
+            <w:tcW w:type="dxa" w:w="2160"/>
+            <w:shd w:val="clear" w:color="auto" w:fill="006DB6"/>
+            <w:tcBorders>
+              <w:top w:val="single" w:sz="4" w:color="E9ECEF"/>
+              <w:left w:val="single" w:sz="4" w:color="E9ECEF"/>
+              <w:bottom w:val="single" w:sz="4" w:color="E9ECEF"/>
+              <w:right w:val="single" w:sz="4" w:color="E9ECEF"/>
+            </w:tcBorders>
+          </w:tcPr>
+          <w:p>
+            <w:pPr>
+              <w:spacing w:before="40" w:after="40"/>
+            </w:pPr>
+            <w:r>
+              <w:rPr>
+                <w:rFonts w:ascii="Open Sans" w:hAnsi="Open Sans"/>
+                <w:b/>
+                <w:i w:val="0"/>
+                <w:color w:val="FFFFFF"/>
+                <w:sz w:val="20"/>
+              </w:rPr>
+              <w:t>Area: Setting</w:t>
+            </w:r>
+          </w:p>
+        </w:tc>
+        <w:tc>
+          <w:tcPr>
+            <w:tcW w:type="dxa" w:w="1584"/>
+            <w:shd w:val="clear" w:color="auto" w:fill="006DB6"/>
+            <w:tcBorders>
+              <w:top w:val="single" w:sz="4" w:color="E9ECEF"/>
+              <w:left w:val="single" w:sz="4" w:color="E9ECEF"/>
+              <w:bottom w:val="single" w:sz="4" w:color="E9ECEF"/>
+              <w:right w:val="single" w:sz="4" w:color="E9ECEF"/>
+            </w:tcBorders>
+          </w:tcPr>
+          <w:p>
+            <w:pPr>
+              <w:spacing w:before="40" w:after="40"/>
+            </w:pPr>
+            <w:r>
+              <w:rPr>
+                <w:rFonts w:ascii="Open Sans" w:hAnsi="Open Sans"/>
+                <w:b/>
+                <w:i w:val="0"/>
+                <w:color w:val="FFFFFF"/>
+                <w:sz w:val="20"/>
+              </w:rPr>
+              <w:t>Before</w:t>
+            </w:r>
+          </w:p>
+        </w:tc>
+        <w:tc>
+          <w:tcPr>
+            <w:tcW w:type="dxa" w:w="1728"/>
+            <w:shd w:val="clear" w:color="auto" w:fill="006DB6"/>
+            <w:tcBorders>
+              <w:top w:val="single" w:sz="4" w:color="E9ECEF"/>
+              <w:left w:val="single" w:sz="4" w:color="E9ECEF"/>
+              <w:bottom w:val="single" w:sz="4" w:color="E9ECEF"/>
+              <w:right w:val="single" w:sz="4" w:color="E9ECEF"/>
+            </w:tcBorders>
+          </w:tcPr>
+          <w:p>
+            <w:pPr>
+              <w:spacing w:before="40" w:after="40"/>
+            </w:pPr>
+            <w:r>
+              <w:rPr>
+                <w:rFonts w:ascii="Open Sans" w:hAnsi="Open Sans"/>
+                <w:b/>
+                <w:i w:val="0"/>
+                <w:color w:val="FFFFFF"/>
+                <w:sz w:val="20"/>
+              </w:rPr>
+              <w:t>After</w:t>
+            </w:r>
+          </w:p>
+        </w:tc>
+      </w:tr>
+      <w:tr>
+        <w:tc>
+          <w:tcPr>
+            <w:tcW w:type="dxa" w:w="1584"/>
+            <w:tcBorders>
+              <w:top w:val="single" w:sz="4" w:color="E9ECEF"/>
+              <w:left w:val="single" w:sz="4" w:color="E9ECEF"/>
+              <w:bottom w:val="single" w:sz="4" w:color="E9ECEF"/>
+              <w:right w:val="single" w:sz="4" w:color="E9ECEF"/>
+            </w:tcBorders>
+          </w:tcPr>
+          <w:p>
+            <w:pPr>
+              <w:spacing w:before="40" w:after="40"/>
+            </w:pPr>
+            <w:r>
+              <w:rPr>
+                <w:rFonts w:ascii="Open Sans" w:hAnsi="Open Sans"/>
+                <w:b w:val="0"/>
+                <w:i w:val="0"/>
+                <w:color w:val="59595B"/>
+                <w:sz w:val="19"/>
+              </w:rPr>
+              <w:t>2026-04-16 22:42</w:t>
+            </w:r>
+          </w:p>
+        </w:tc>
+        <w:tc>
+          <w:tcPr>
+            <w:tcW w:type="dxa" w:w="2160"/>
+            <w:tcBorders>
+              <w:top w:val="single" w:sz="4" w:color="E9ECEF"/>
+              <w:left w:val="single" w:sz="4" w:color="E9ECEF"/>
+              <w:bottom w:val="single" w:sz="4" w:color="E9ECEF"/>
+              <w:right w:val="single" w:sz="4" w:color="E9ECEF"/>
+            </w:tcBorders>
+          </w:tcPr>
+          <w:p>
+            <w:pPr>
+              <w:spacing w:before="40" w:after="40"/>
+            </w:pPr>
+            <w:r>
+              <w:rPr>
+                <w:rFonts w:ascii="Open Sans" w:hAnsi="Open Sans"/>
+                <w:b w:val="0"/>
+                <w:i w:val="0"/>
+                <w:color w:val="59595B"/>
+                <w:sz w:val="19"/>
+              </w:rPr>
+              <w:t>robbyb@us.dsbj.com</w:t>
+            </w:r>
+          </w:p>
+        </w:tc>
+        <w:tc>
+          <w:tcPr>
+            <w:tcW w:type="dxa" w:w="2160"/>
+            <w:tcBorders>
+              <w:top w:val="single" w:sz="4" w:color="E9ECEF"/>
+              <w:left w:val="single" w:sz="4" w:color="E9ECEF"/>
+              <w:bottom w:val="single" w:sz="4" w:color="E9ECEF"/>
+              <w:right w:val="single" w:sz="4" w:color="E9ECEF"/>
+            </w:tcBorders>
+          </w:tcPr>
+          <w:p>
+            <w:pPr>
+              <w:spacing w:before="40" w:after="40"/>
+            </w:pPr>
+            <w:r>
+              <w:rPr>
+                <w:rFonts w:ascii="Open Sans" w:hAnsi="Open Sans"/>
+                <w:b w:val="0"/>
+                <w:i w:val="0"/>
+                <w:color w:val="59595B"/>
+                <w:sz w:val="19"/>
+              </w:rPr>
+              <w:t>Client VPN settings: User's list</w:t>
+            </w:r>
+          </w:p>
+        </w:tc>
+        <w:tc>
+          <w:tcPr>
+            <w:tcW w:type="dxa" w:w="1584"/>
+            <w:tcBorders>
+              <w:top w:val="single" w:sz="4" w:color="E9ECEF"/>
+              <w:left w:val="single" w:sz="4" w:color="E9ECEF"/>
+              <w:bottom w:val="single" w:sz="4" w:color="E9ECEF"/>
+              <w:right w:val="single" w:sz="4" w:color="E9ECEF"/>
+            </w:tcBorders>
+          </w:tcPr>
+          <w:p>
+            <w:pPr>
+              <w:spacing w:before="40" w:after="40"/>
+            </w:pPr>
+            <w:r>
+              <w:rPr>
+                <w:rFonts w:ascii="Open Sans" w:hAnsi="Open Sans"/>
+                <w:b w:val="0"/>
+                <w:i w:val="0"/>
+                <w:color w:val="59595B"/>
+                <w:sz w:val="19"/>
+              </w:rPr>
+              <w:t>[]</w:t>
+            </w:r>
+          </w:p>
+        </w:tc>
+        <w:tc>
+          <w:tcPr>
+            <w:tcW w:type="dxa" w:w="1728"/>
+            <w:tcBorders>
+              <w:top w:val="single" w:sz="4" w:color="E9ECEF"/>
+              <w:left w:val="single" w:sz="4" w:color="E9ECEF"/>
+              <w:bottom w:val="single" w:sz="4" w:color="E9ECEF"/>
+              <w:right w:val="single" w:sz="4" w:color="E9ECEF"/>
+            </w:tcBorders>
+          </w:tcPr>
+          <w:p>
+            <w:pPr>
+              <w:spacing w:before="40" w:after="40"/>
+            </w:pPr>
+            <w:r>
+              <w:rPr>
+                <w:rFonts w:ascii="Open Sans" w:hAnsi="Open Sans"/>
+                <w:b w:val="0"/>
+                <w:i w:val="0"/>
+                <w:color w:val="59595B"/>
+                <w:sz w:val="19"/>
+              </w:rPr>
+              <w:t>[{"User description":"Irving Chang","User email":"irving.chang@us.dsbj.com","Ac…</w:t>
+            </w:r>
+          </w:p>
+        </w:tc>
+      </w:tr>
+      <w:tr>
+        <w:tc>
+          <w:tcPr>
+            <w:tcW w:type="dxa" w:w="1584"/>
+            <w:shd w:val="clear" w:color="auto" w:fill="F8F9FA"/>
+            <w:tcBorders>
+              <w:top w:val="single" w:sz="4" w:color="E9ECEF"/>
+              <w:left w:val="single" w:sz="4" w:color="E9ECEF"/>
+              <w:bottom w:val="single" w:sz="4" w:color="E9ECEF"/>
+              <w:right w:val="single" w:sz="4" w:color="E9ECEF"/>
+            </w:tcBorders>
+          </w:tcPr>
+          <w:p>
+            <w:pPr>
+              <w:spacing w:before="40" w:after="40"/>
+            </w:pPr>
+            <w:r>
+              <w:rPr>
+                <w:rFonts w:ascii="Open Sans" w:hAnsi="Open Sans"/>
+                <w:b w:val="0"/>
+                <w:i w:val="0"/>
+                <w:color w:val="59595B"/>
+                <w:sz w:val="19"/>
+              </w:rPr>
+              <w:t>2026-04-15 00:15</w:t>
+            </w:r>
+          </w:p>
+        </w:tc>
+        <w:tc>
+          <w:tcPr>
+            <w:tcW w:type="dxa" w:w="2160"/>
+            <w:shd w:val="clear" w:color="auto" w:fill="F8F9FA"/>
+            <w:tcBorders>
+              <w:top w:val="single" w:sz="4" w:color="E9ECEF"/>
+              <w:left w:val="single" w:sz="4" w:color="E9ECEF"/>
+              <w:bottom w:val="single" w:sz="4" w:color="E9ECEF"/>
+              <w:right w:val="single" w:sz="4" w:color="E9ECEF"/>
+            </w:tcBorders>
+          </w:tcPr>
+          <w:p>
+            <w:pPr>
+              <w:spacing w:before="40" w:after="40"/>
+            </w:pPr>
+            <w:r>
+              <w:rPr>
+                <w:rFonts w:ascii="Open Sans" w:hAnsi="Open Sans"/>
+                <w:b w:val="0"/>
+                <w:i w:val="0"/>
+                <w:color w:val="59595B"/>
+                <w:sz w:val="19"/>
+              </w:rPr>
+              <w:t>robbyb@us.dsbj.com</w:t>
+            </w:r>
+          </w:p>
+        </w:tc>
+        <w:tc>
+          <w:tcPr>
+            <w:tcW w:type="dxa" w:w="2160"/>
+            <w:shd w:val="clear" w:color="auto" w:fill="F8F9FA"/>
+            <w:tcBorders>
+              <w:top w:val="single" w:sz="4" w:color="E9ECEF"/>
+              <w:left w:val="single" w:sz="4" w:color="E9ECEF"/>
+              <w:bottom w:val="single" w:sz="4" w:color="E9ECEF"/>
+              <w:right w:val="single" w:sz="4" w:color="E9ECEF"/>
+            </w:tcBorders>
+          </w:tcPr>
+          <w:p>
+            <w:pPr>
+              <w:spacing w:before="40" w:after="40"/>
+            </w:pPr>
+            <w:r>
+              <w:rPr>
+                <w:rFonts w:ascii="Open Sans" w:hAnsi="Open Sans"/>
+                <w:b w:val="0"/>
+                <w:i w:val="0"/>
+                <w:color w:val="59595B"/>
+                <w:sz w:val="19"/>
+              </w:rPr>
+              <w:t>Client VPN settings: User's list</w:t>
+            </w:r>
+          </w:p>
+        </w:tc>
+        <w:tc>
+          <w:tcPr>
+            <w:tcW w:type="dxa" w:w="1584"/>
+            <w:shd w:val="clear" w:color="auto" w:fill="F8F9FA"/>
+            <w:tcBorders>
+              <w:top w:val="single" w:sz="4" w:color="E9ECEF"/>
+              <w:left w:val="single" w:sz="4" w:color="E9ECEF"/>
+              <w:bottom w:val="single" w:sz="4" w:color="E9ECEF"/>
+              <w:right w:val="single" w:sz="4" w:color="E9ECEF"/>
+            </w:tcBorders>
+          </w:tcPr>
+          <w:p>
+            <w:pPr>
+              <w:spacing w:before="40" w:after="40"/>
+            </w:pPr>
+            <w:r>
+              <w:rPr>
+                <w:rFonts w:ascii="Open Sans" w:hAnsi="Open Sans"/>
+                <w:b w:val="0"/>
+                <w:i w:val="0"/>
+                <w:color w:val="59595B"/>
+                <w:sz w:val="19"/>
+              </w:rPr>
+              <w:t>[]</w:t>
+            </w:r>
+          </w:p>
+        </w:tc>
+        <w:tc>
+          <w:tcPr>
+            <w:tcW w:type="dxa" w:w="1728"/>
+            <w:shd w:val="clear" w:color="auto" w:fill="F8F9FA"/>
+            <w:tcBorders>
+              <w:top w:val="single" w:sz="4" w:color="E9ECEF"/>
+              <w:left w:val="single" w:sz="4" w:color="E9ECEF"/>
+              <w:bottom w:val="single" w:sz="4" w:color="E9ECEF"/>
+              <w:right w:val="single" w:sz="4" w:color="E9ECEF"/>
+            </w:tcBorders>
+          </w:tcPr>
+          <w:p>
+            <w:pPr>
+              <w:spacing w:before="40" w:after="40"/>
+            </w:pPr>
+            <w:r>
+              <w:rPr>
+                <w:rFonts w:ascii="Open Sans" w:hAnsi="Open Sans"/>
+                <w:b w:val="0"/>
+                <w:i w:val="0"/>
+                <w:color w:val="59595B"/>
+                <w:sz w:val="19"/>
+              </w:rPr>
+              <w:t>[{"User description":"Mourad Andaloussi","User email":"mourad.andaloussi@us.dsb…</w:t>
+            </w:r>
+          </w:p>
+        </w:tc>
+      </w:tr>
+      <w:tr>
+        <w:tc>
+          <w:tcPr>
+            <w:tcW w:type="dxa" w:w="1584"/>
+            <w:tcBorders>
+              <w:top w:val="single" w:sz="4" w:color="E9ECEF"/>
+              <w:left w:val="single" w:sz="4" w:color="E9ECEF"/>
+              <w:bottom w:val="single" w:sz="4" w:color="E9ECEF"/>
+              <w:right w:val="single" w:sz="4" w:color="E9ECEF"/>
+            </w:tcBorders>
+          </w:tcPr>
+          <w:p>
+            <w:pPr>
+              <w:spacing w:before="40" w:after="40"/>
+            </w:pPr>
+            <w:r>
+              <w:rPr>
+                <w:rFonts w:ascii="Open Sans" w:hAnsi="Open Sans"/>
+                <w:b w:val="0"/>
+                <w:i w:val="0"/>
+                <w:color w:val="59595B"/>
+                <w:sz w:val="19"/>
+              </w:rPr>
+              <w:t>2026-04-07 23:24</w:t>
+            </w:r>
+          </w:p>
+        </w:tc>
+        <w:tc>
+          <w:tcPr>
+            <w:tcW w:type="dxa" w:w="2160"/>
+            <w:tcBorders>
+              <w:top w:val="single" w:sz="4" w:color="E9ECEF"/>
+              <w:left w:val="single" w:sz="4" w:color="E9ECEF"/>
+              <w:bottom w:val="single" w:sz="4" w:color="E9ECEF"/>
+              <w:right w:val="single" w:sz="4" w:color="E9ECEF"/>
+            </w:tcBorders>
+          </w:tcPr>
+          <w:p>
+            <w:pPr>
+              <w:spacing w:before="40" w:after="40"/>
+            </w:pPr>
+            <w:r>
+              <w:rPr>
+                <w:rFonts w:ascii="Open Sans" w:hAnsi="Open Sans"/>
+                <w:b w:val="0"/>
+                <w:i w:val="0"/>
+                <w:color w:val="59595B"/>
+                <w:sz w:val="19"/>
+              </w:rPr>
+              <w:t>robbyb@us.dsbj.com</w:t>
+            </w:r>
+          </w:p>
+        </w:tc>
+        <w:tc>
+          <w:tcPr>
+            <w:tcW w:type="dxa" w:w="2160"/>
+            <w:tcBorders>
+              <w:top w:val="single" w:sz="4" w:color="E9ECEF"/>
+              <w:left w:val="single" w:sz="4" w:color="E9ECEF"/>
+              <w:bottom w:val="single" w:sz="4" w:color="E9ECEF"/>
+              <w:right w:val="single" w:sz="4" w:color="E9ECEF"/>
+            </w:tcBorders>
+          </w:tcPr>
+          <w:p>
+            <w:pPr>
+              <w:spacing w:before="40" w:after="40"/>
+            </w:pPr>
+            <w:r>
+              <w:rPr>
+                <w:rFonts w:ascii="Open Sans" w:hAnsi="Open Sans"/>
+                <w:b w:val="0"/>
+                <w:i w:val="0"/>
+                <w:color w:val="59595B"/>
+                <w:sz w:val="19"/>
+              </w:rPr>
+              <w:t>Switch ports: IDF 1 / 20</w:t>
+            </w:r>
+          </w:p>
+        </w:tc>
+        <w:tc>
+          <w:tcPr>
+            <w:tcW w:type="dxa" w:w="1584"/>
+            <w:tcBorders>
+              <w:top w:val="single" w:sz="4" w:color="E9ECEF"/>
+              <w:left w:val="single" w:sz="4" w:color="E9ECEF"/>
+              <w:bottom w:val="single" w:sz="4" w:color="E9ECEF"/>
+              <w:right w:val="single" w:sz="4" w:color="E9ECEF"/>
+            </w:tcBorders>
+          </w:tcPr>
+          <w:p>
+            <w:pPr>
+              <w:spacing w:before="40" w:after="40"/>
+            </w:pPr>
+            <w:r>
+              <w:rPr>
+                <w:rFonts w:ascii="Open Sans" w:hAnsi="Open Sans"/>
+                <w:b w:val="0"/>
+                <w:i w:val="0"/>
+                <w:color w:val="59595B"/>
+                <w:sz w:val="19"/>
+              </w:rPr>
+              <w:t>{"Native VLAN":20}</w:t>
+            </w:r>
+          </w:p>
+        </w:tc>
+        <w:tc>
+          <w:tcPr>
+            <w:tcW w:type="dxa" w:w="1728"/>
+            <w:tcBorders>
+              <w:top w:val="single" w:sz="4" w:color="E9ECEF"/>
+              <w:left w:val="single" w:sz="4" w:color="E9ECEF"/>
+              <w:bottom w:val="single" w:sz="4" w:color="E9ECEF"/>
+              <w:right w:val="single" w:sz="4" w:color="E9ECEF"/>
+            </w:tcBorders>
+          </w:tcPr>
+          <w:p>
+            <w:pPr>
+              <w:spacing w:before="40" w:after="40"/>
+            </w:pPr>
+            <w:r>
+              <w:rPr>
+                <w:rFonts w:ascii="Open Sans" w:hAnsi="Open Sans"/>
+                <w:b w:val="0"/>
+                <w:i w:val="0"/>
+                <w:color w:val="59595B"/>
+                <w:sz w:val="19"/>
+              </w:rPr>
+              <w:t>{"Native VLAN":1}</w:t>
+            </w:r>
+          </w:p>
+        </w:tc>
+      </w:tr>
+      <w:tr>
+        <w:tc>
+          <w:tcPr>
+            <w:tcW w:type="dxa" w:w="1584"/>
+            <w:shd w:val="clear" w:color="auto" w:fill="F8F9FA"/>
+            <w:tcBorders>
+              <w:top w:val="single" w:sz="4" w:color="E9ECEF"/>
+              <w:left w:val="single" w:sz="4" w:color="E9ECEF"/>
+              <w:bottom w:val="single" w:sz="4" w:color="E9ECEF"/>
+              <w:right w:val="single" w:sz="4" w:color="E9ECEF"/>
+            </w:tcBorders>
+          </w:tcPr>
+          <w:p>
+            <w:pPr>
+              <w:spacing w:before="40" w:after="40"/>
+            </w:pPr>
+            <w:r>
+              <w:rPr>
+                <w:rFonts w:ascii="Open Sans" w:hAnsi="Open Sans"/>
+                <w:b w:val="0"/>
+                <w:i w:val="0"/>
+                <w:color w:val="59595B"/>
+                <w:sz w:val="19"/>
+              </w:rPr>
+              <w:t>2026-04-07 23:22</w:t>
+            </w:r>
+          </w:p>
+        </w:tc>
+        <w:tc>
+          <w:tcPr>
+            <w:tcW w:type="dxa" w:w="2160"/>
+            <w:shd w:val="clear" w:color="auto" w:fill="F8F9FA"/>
+            <w:tcBorders>
+              <w:top w:val="single" w:sz="4" w:color="E9ECEF"/>
+              <w:left w:val="single" w:sz="4" w:color="E9ECEF"/>
+              <w:bottom w:val="single" w:sz="4" w:color="E9ECEF"/>
+              <w:right w:val="single" w:sz="4" w:color="E9ECEF"/>
+            </w:tcBorders>
+          </w:tcPr>
+          <w:p>
+            <w:pPr>
+              <w:spacing w:before="40" w:after="40"/>
+            </w:pPr>
+            <w:r>
+              <w:rPr>
+                <w:rFonts w:ascii="Open Sans" w:hAnsi="Open Sans"/>
+                <w:b w:val="0"/>
+                <w:i w:val="0"/>
+                <w:color w:val="59595B"/>
+                <w:sz w:val="19"/>
+              </w:rPr>
+              <w:t>robbyb@us.dsbj.com</w:t>
+            </w:r>
+          </w:p>
+        </w:tc>
+        <w:tc>
+          <w:tcPr>
+            <w:tcW w:type="dxa" w:w="2160"/>
+            <w:shd w:val="clear" w:color="auto" w:fill="F8F9FA"/>
+            <w:tcBorders>
+              <w:top w:val="single" w:sz="4" w:color="E9ECEF"/>
+              <w:left w:val="single" w:sz="4" w:color="E9ECEF"/>
+              <w:bottom w:val="single" w:sz="4" w:color="E9ECEF"/>
+              <w:right w:val="single" w:sz="4" w:color="E9ECEF"/>
+            </w:tcBorders>
+          </w:tcPr>
+          <w:p>
+            <w:pPr>
+              <w:spacing w:before="40" w:after="40"/>
+            </w:pPr>
+            <w:r>
+              <w:rPr>
+                <w:rFonts w:ascii="Open Sans" w:hAnsi="Open Sans"/>
+                <w:b w:val="0"/>
+                <w:i w:val="0"/>
+                <w:color w:val="59595B"/>
+                <w:sz w:val="19"/>
+              </w:rPr>
+              <w:t>Switch ports: IDF 1 / 20</w:t>
+            </w:r>
+          </w:p>
+        </w:tc>
+        <w:tc>
+          <w:tcPr>
+            <w:tcW w:type="dxa" w:w="1584"/>
+            <w:shd w:val="clear" w:color="auto" w:fill="F8F9FA"/>
+            <w:tcBorders>
+              <w:top w:val="single" w:sz="4" w:color="E9ECEF"/>
+              <w:left w:val="single" w:sz="4" w:color="E9ECEF"/>
+              <w:bottom w:val="single" w:sz="4" w:color="E9ECEF"/>
+              <w:right w:val="single" w:sz="4" w:color="E9ECEF"/>
+            </w:tcBorders>
+          </w:tcPr>
+          <w:p>
+            <w:pPr>
+              <w:spacing w:before="40" w:after="40"/>
+            </w:pPr>
+            <w:r>
+              <w:rPr>
+                <w:rFonts w:ascii="Open Sans" w:hAnsi="Open Sans"/>
+                <w:b w:val="0"/>
+                <w:i w:val="0"/>
+                <w:color w:val="59595B"/>
+                <w:sz w:val="19"/>
+              </w:rPr>
+              <w:t>{"Native VLAN":1}</w:t>
+            </w:r>
+          </w:p>
+        </w:tc>
+        <w:tc>
+          <w:tcPr>
+            <w:tcW w:type="dxa" w:w="1728"/>
+            <w:shd w:val="clear" w:color="auto" w:fill="F8F9FA"/>
+            <w:tcBorders>
+              <w:top w:val="single" w:sz="4" w:color="E9ECEF"/>
+              <w:left w:val="single" w:sz="4" w:color="E9ECEF"/>
+              <w:bottom w:val="single" w:sz="4" w:color="E9ECEF"/>
+              <w:right w:val="single" w:sz="4" w:color="E9ECEF"/>
+            </w:tcBorders>
+          </w:tcPr>
+          <w:p>
+            <w:pPr>
+              <w:spacing w:before="40" w:after="40"/>
+            </w:pPr>
+            <w:r>
+              <w:rPr>
+                <w:rFonts w:ascii="Open Sans" w:hAnsi="Open Sans"/>
+                <w:b w:val="0"/>
+                <w:i w:val="0"/>
+                <w:color w:val="59595B"/>
+                <w:sz w:val="19"/>
+              </w:rPr>
+              <w:t>{"Native VLAN":20}</w:t>
+            </w:r>
+          </w:p>
+        </w:tc>
+      </w:tr>
+      <w:tr>
+        <w:tc>
+          <w:tcPr>
+            <w:tcW w:type="dxa" w:w="1584"/>
+            <w:tcBorders>
+              <w:top w:val="single" w:sz="4" w:color="E9ECEF"/>
+              <w:left w:val="single" w:sz="4" w:color="E9ECEF"/>
+              <w:bottom w:val="single" w:sz="4" w:color="E9ECEF"/>
+              <w:right w:val="single" w:sz="4" w:color="E9ECEF"/>
+            </w:tcBorders>
+          </w:tcPr>
+          <w:p>
+            <w:pPr>
+              <w:spacing w:before="40" w:after="40"/>
+            </w:pPr>
+            <w:r>
+              <w:rPr>
+                <w:rFonts w:ascii="Open Sans" w:hAnsi="Open Sans"/>
+                <w:b w:val="0"/>
+                <w:i w:val="0"/>
+                <w:color w:val="59595B"/>
+                <w:sz w:val="19"/>
+              </w:rPr>
+              <w:t>2026-04-07 22:52</w:t>
+            </w:r>
+          </w:p>
+        </w:tc>
+        <w:tc>
+          <w:tcPr>
+            <w:tcW w:type="dxa" w:w="2160"/>
+            <w:tcBorders>
+              <w:top w:val="single" w:sz="4" w:color="E9ECEF"/>
+              <w:left w:val="single" w:sz="4" w:color="E9ECEF"/>
+              <w:bottom w:val="single" w:sz="4" w:color="E9ECEF"/>
+              <w:right w:val="single" w:sz="4" w:color="E9ECEF"/>
+            </w:tcBorders>
+          </w:tcPr>
+          <w:p>
+            <w:pPr>
+              <w:spacing w:before="40" w:after="40"/>
+            </w:pPr>
+            <w:r>
+              <w:rPr>
+                <w:rFonts w:ascii="Open Sans" w:hAnsi="Open Sans"/>
+                <w:b w:val="0"/>
+                <w:i w:val="0"/>
+                <w:color w:val="59595B"/>
+                <w:sz w:val="19"/>
+              </w:rPr>
+              <w:t>robbyb@us.dsbj.com</w:t>
+            </w:r>
+          </w:p>
+        </w:tc>
+        <w:tc>
+          <w:tcPr>
+            <w:tcW w:type="dxa" w:w="2160"/>
+            <w:tcBorders>
+              <w:top w:val="single" w:sz="4" w:color="E9ECEF"/>
+              <w:left w:val="single" w:sz="4" w:color="E9ECEF"/>
+              <w:bottom w:val="single" w:sz="4" w:color="E9ECEF"/>
+              <w:right w:val="single" w:sz="4" w:color="E9ECEF"/>
+            </w:tcBorders>
+          </w:tcPr>
+          <w:p>
+            <w:pPr>
+              <w:spacing w:before="40" w:after="40"/>
+            </w:pPr>
+            <w:r>
+              <w:rPr>
+                <w:rFonts w:ascii="Open Sans" w:hAnsi="Open Sans"/>
+                <w:b w:val="0"/>
+                <w:i w:val="0"/>
+                <w:color w:val="59595B"/>
+                <w:sz w:val="19"/>
+              </w:rPr>
+              <w:t>Switch ports: IDF 1 / 20</w:t>
+            </w:r>
+          </w:p>
+        </w:tc>
+        <w:tc>
+          <w:tcPr>
+            <w:tcW w:type="dxa" w:w="1584"/>
+            <w:tcBorders>
+              <w:top w:val="single" w:sz="4" w:color="E9ECEF"/>
+              <w:left w:val="single" w:sz="4" w:color="E9ECEF"/>
+              <w:bottom w:val="single" w:sz="4" w:color="E9ECEF"/>
+              <w:right w:val="single" w:sz="4" w:color="E9ECEF"/>
+            </w:tcBorders>
+          </w:tcPr>
+          <w:p>
+            <w:pPr>
+              <w:spacing w:before="40" w:after="40"/>
+            </w:pPr>
+            <w:r>
+              <w:rPr>
+                <w:rFonts w:ascii="Open Sans" w:hAnsi="Open Sans"/>
+                <w:b w:val="0"/>
+                <w:i w:val="0"/>
+                <w:color w:val="59595B"/>
+                <w:sz w:val="19"/>
+              </w:rPr>
+              <w:t>{"Native VLAN":20}</w:t>
+            </w:r>
+          </w:p>
+        </w:tc>
+        <w:tc>
+          <w:tcPr>
+            <w:tcW w:type="dxa" w:w="1728"/>
+            <w:tcBorders>
+              <w:top w:val="single" w:sz="4" w:color="E9ECEF"/>
+              <w:left w:val="single" w:sz="4" w:color="E9ECEF"/>
+              <w:bottom w:val="single" w:sz="4" w:color="E9ECEF"/>
+              <w:right w:val="single" w:sz="4" w:color="E9ECEF"/>
+            </w:tcBorders>
+          </w:tcPr>
+          <w:p>
+            <w:pPr>
+              <w:spacing w:before="40" w:after="40"/>
+            </w:pPr>
+            <w:r>
+              <w:rPr>
+                <w:rFonts w:ascii="Open Sans" w:hAnsi="Open Sans"/>
+                <w:b w:val="0"/>
+                <w:i w:val="0"/>
+                <w:color w:val="59595B"/>
+                <w:sz w:val="19"/>
+              </w:rPr>
+              <w:t>{"Native VLAN":1}</w:t>
+            </w:r>
+          </w:p>
+        </w:tc>
+      </w:tr>
+      <w:tr>
+        <w:tc>
+          <w:tcPr>
+            <w:tcW w:type="dxa" w:w="1584"/>
+            <w:shd w:val="clear" w:color="auto" w:fill="F8F9FA"/>
+            <w:tcBorders>
+              <w:top w:val="single" w:sz="4" w:color="E9ECEF"/>
+              <w:left w:val="single" w:sz="4" w:color="E9ECEF"/>
+              <w:bottom w:val="single" w:sz="4" w:color="E9ECEF"/>
+              <w:right w:val="single" w:sz="4" w:color="E9ECEF"/>
+            </w:tcBorders>
+          </w:tcPr>
+          <w:p>
+            <w:pPr>
+              <w:spacing w:before="40" w:after="40"/>
+            </w:pPr>
+            <w:r>
+              <w:rPr>
+                <w:rFonts w:ascii="Open Sans" w:hAnsi="Open Sans"/>
+                <w:b w:val="0"/>
+                <w:i w:val="0"/>
+                <w:color w:val="59595B"/>
+                <w:sz w:val="19"/>
+              </w:rPr>
+              <w:t>2026-04-07 18:49</w:t>
+            </w:r>
+          </w:p>
+        </w:tc>
+        <w:tc>
+          <w:tcPr>
+            <w:tcW w:type="dxa" w:w="2160"/>
+            <w:shd w:val="clear" w:color="auto" w:fill="F8F9FA"/>
+            <w:tcBorders>
+              <w:top w:val="single" w:sz="4" w:color="E9ECEF"/>
+              <w:left w:val="single" w:sz="4" w:color="E9ECEF"/>
+              <w:bottom w:val="single" w:sz="4" w:color="E9ECEF"/>
+              <w:right w:val="single" w:sz="4" w:color="E9ECEF"/>
+            </w:tcBorders>
+          </w:tcPr>
+          <w:p>
+            <w:pPr>
+              <w:spacing w:before="40" w:after="40"/>
+            </w:pPr>
+            <w:r>
+              <w:rPr>
+                <w:rFonts w:ascii="Open Sans" w:hAnsi="Open Sans"/>
+                <w:b w:val="0"/>
+                <w:i w:val="0"/>
+                <w:color w:val="59595B"/>
+                <w:sz w:val="19"/>
+              </w:rPr>
+              <w:t>robbyb@us.dsbj.com</w:t>
+            </w:r>
+          </w:p>
+        </w:tc>
+        <w:tc>
+          <w:tcPr>
+            <w:tcW w:type="dxa" w:w="2160"/>
+            <w:shd w:val="clear" w:color="auto" w:fill="F8F9FA"/>
+            <w:tcBorders>
+              <w:top w:val="single" w:sz="4" w:color="E9ECEF"/>
+              <w:left w:val="single" w:sz="4" w:color="E9ECEF"/>
+              <w:bottom w:val="single" w:sz="4" w:color="E9ECEF"/>
+              <w:right w:val="single" w:sz="4" w:color="E9ECEF"/>
+            </w:tcBorders>
+          </w:tcPr>
+          <w:p>
+            <w:pPr>
+              <w:spacing w:before="40" w:after="40"/>
+            </w:pPr>
+            <w:r>
+              <w:rPr>
+                <w:rFonts w:ascii="Open Sans" w:hAnsi="Open Sans"/>
+                <w:b w:val="0"/>
+                <w:i w:val="0"/>
+                <w:color w:val="59595B"/>
+                <w:sz w:val="19"/>
+              </w:rPr>
+              <w:t>Packet Capture: Create capture</w:t>
+            </w:r>
+          </w:p>
+        </w:tc>
+        <w:tc>
+          <w:tcPr>
+            <w:tcW w:type="dxa" w:w="1584"/>
+            <w:shd w:val="clear" w:color="auto" w:fill="F8F9FA"/>
+            <w:tcBorders>
+              <w:top w:val="single" w:sz="4" w:color="E9ECEF"/>
+              <w:left w:val="single" w:sz="4" w:color="E9ECEF"/>
+              <w:bottom w:val="single" w:sz="4" w:color="E9ECEF"/>
+              <w:right w:val="single" w:sz="4" w:color="E9ECEF"/>
+            </w:tcBorders>
+          </w:tcPr>
+          <w:p>
+            <w:pPr>
+              <w:spacing w:before="40" w:after="40"/>
+            </w:pPr>
+            <w:r>
+              <w:rPr>
+                <w:rFonts w:ascii="Open Sans" w:hAnsi="Open Sans"/>
+                <w:b w:val="0"/>
+                <w:i w:val="0"/>
+                <w:color w:val="59595B"/>
+                <w:sz w:val="19"/>
+              </w:rPr>
+            </w:r>
+          </w:p>
+        </w:tc>
+        <w:tc>
+          <w:tcPr>
+            <w:tcW w:type="dxa" w:w="1728"/>
+            <w:shd w:val="clear" w:color="auto" w:fill="F8F9FA"/>
+            <w:tcBorders>
+              <w:top w:val="single" w:sz="4" w:color="E9ECEF"/>
+              <w:left w:val="single" w:sz="4" w:color="E9ECEF"/>
+              <w:bottom w:val="single" w:sz="4" w:color="E9ECEF"/>
+              <w:right w:val="single" w:sz="4" w:color="E9ECEF"/>
+            </w:tcBorders>
+          </w:tcPr>
+          <w:p>
+            <w:pPr>
+              <w:spacing w:before="40" w:after="40"/>
+            </w:pPr>
+            <w:r>
+              <w:rPr>
+                <w:rFonts w:ascii="Open Sans" w:hAnsi="Open Sans"/>
+                <w:b w:val="0"/>
+                <w:i w:val="0"/>
+                <w:color w:val="59595B"/>
+                <w:sz w:val="19"/>
+              </w:rPr>
+              <w:t>{"captureId":"686235993243199696","network":{"id":"L_686235993220607281","name"…</w:t>
             </w:r>
           </w:p>
         </w:tc>
@@ -6453,6 +13352,32 @@
         <w:t>zero security events for the period is unusual unless the network is genuinely low-traffic. Consider running a controlled test (e.g., EICAR file download from an isolated workstation) to confirm the IDS/IPS pipeline end-to-end.</w:t>
       </w:r>
     </w:p>
+    <w:p>
+      <w:pPr>
+        <w:pStyle w:val="ListBullet"/>
+        <w:spacing w:after="80"/>
+      </w:pPr>
+      <w:r>
+        <w:rPr>
+          <w:rFonts w:ascii="Open Sans" w:hAnsi="Open Sans"/>
+          <w:b/>
+          <w:i w:val="0"/>
+          <w:color w:val="1A1A2E"/>
+          <w:sz w:val="22"/>
+        </w:rPr>
+        <w:t xml:space="preserve">Review configuration changes: </w:t>
+      </w:r>
+      <w:r>
+        <w:rPr>
+          <w:rFonts w:ascii="Open Sans" w:hAnsi="Open Sans"/>
+          <w:b w:val="0"/>
+          <w:i w:val="0"/>
+          <w:color w:val="59595B"/>
+          <w:sz w:val="22"/>
+        </w:rPr>
+        <w:t>6 Dashboard configuration change(s) were recorded this period. See the Configuration Changes section for full before/after detail. Verify each change was authorized and documented in your change-management log.</w:t>
+      </w:r>
+    </w:p>
     <w:tbl>
       <w:tblPr>
         <w:tblW w:type="auto" w:w="0"/>
@@ -6536,7 +13461,7 @@
           <w:color w:val="59595B"/>
           <w:sz w:val="22"/>
         </w:rPr>
-        <w:t>Report generated 2026-04-29 17:33 for client code 'arnd'. Configuration snapshot taken 2026-04-29T21:36:17Z.</w:t>
+        <w:t>Report generated 2026-04-30 09:49 for client code 'arnd'. Configuration snapshot taken 2026-04-30T16:48:40Z.</w:t>
       </w:r>
     </w:p>
     <w:p>

--- a/clients/arnd/meraki/reports/Aranda Tooling - Meraki Monthly Activity - 2026-04.docx
+++ b/clients/arnd/meraki/reports/Aranda Tooling - Meraki Monthly Activity - 2026-04.docx
@@ -2706,188 +2706,6 @@
                 <w:sz w:val="19"/>
               </w:rPr>
               <w:t>74.40.74.40 / 8.8.8.8</w:t>
-            </w:r>
-          </w:p>
-        </w:tc>
-      </w:tr>
-      <w:tr>
-        <w:tc>
-          <w:tcPr>
-            <w:tcW w:type="dxa" w:w="1728"/>
-            <w:tcBorders>
-              <w:top w:val="single" w:sz="4" w:color="E9ECEF"/>
-              <w:left w:val="single" w:sz="4" w:color="E9ECEF"/>
-              <w:bottom w:val="single" w:sz="4" w:color="E9ECEF"/>
-              <w:right w:val="single" w:sz="4" w:color="E9ECEF"/>
-            </w:tcBorders>
-          </w:tcPr>
-          <w:p>
-            <w:pPr>
-              <w:spacing w:before="40" w:after="40"/>
-            </w:pPr>
-            <w:r>
-              <w:rPr>
-                <w:rFonts w:ascii="Open Sans" w:hAnsi="Open Sans"/>
-                <w:b w:val="0"/>
-                <w:i w:val="0"/>
-                <w:color w:val="59595B"/>
-                <w:sz w:val="19"/>
-              </w:rPr>
-            </w:r>
-          </w:p>
-        </w:tc>
-        <w:tc>
-          <w:tcPr>
-            <w:tcW w:type="dxa" w:w="1296"/>
-            <w:tcBorders>
-              <w:top w:val="single" w:sz="4" w:color="E9ECEF"/>
-              <w:left w:val="single" w:sz="4" w:color="E9ECEF"/>
-              <w:bottom w:val="single" w:sz="4" w:color="E9ECEF"/>
-              <w:right w:val="single" w:sz="4" w:color="E9ECEF"/>
-            </w:tcBorders>
-          </w:tcPr>
-          <w:p>
-            <w:pPr>
-              <w:spacing w:before="40" w:after="40"/>
-            </w:pPr>
-            <w:r>
-              <w:rPr>
-                <w:rFonts w:ascii="Open Sans" w:hAnsi="Open Sans"/>
-                <w:b w:val="0"/>
-                <w:i w:val="0"/>
-                <w:color w:val="59595B"/>
-                <w:sz w:val="19"/>
-              </w:rPr>
-            </w:r>
-          </w:p>
-        </w:tc>
-        <w:tc>
-          <w:tcPr>
-            <w:tcW w:type="dxa" w:w="1080"/>
-            <w:tcBorders>
-              <w:top w:val="single" w:sz="4" w:color="E9ECEF"/>
-              <w:left w:val="single" w:sz="4" w:color="E9ECEF"/>
-              <w:bottom w:val="single" w:sz="4" w:color="E9ECEF"/>
-              <w:right w:val="single" w:sz="4" w:color="E9ECEF"/>
-            </w:tcBorders>
-          </w:tcPr>
-          <w:p>
-            <w:pPr>
-              <w:spacing w:before="40" w:after="40"/>
-            </w:pPr>
-            <w:r>
-              <w:rPr>
-                <w:rFonts w:ascii="Open Sans" w:hAnsi="Open Sans"/>
-                <w:b w:val="0"/>
-                <w:i w:val="0"/>
-                <w:color w:val="59595B"/>
-                <w:sz w:val="19"/>
-              </w:rPr>
-              <w:t>WAN3</w:t>
-            </w:r>
-          </w:p>
-        </w:tc>
-        <w:tc>
-          <w:tcPr>
-            <w:tcW w:type="dxa" w:w="936"/>
-            <w:tcBorders>
-              <w:top w:val="single" w:sz="4" w:color="E9ECEF"/>
-              <w:left w:val="single" w:sz="4" w:color="E9ECEF"/>
-              <w:bottom w:val="single" w:sz="4" w:color="E9ECEF"/>
-              <w:right w:val="single" w:sz="4" w:color="E9ECEF"/>
-            </w:tcBorders>
-          </w:tcPr>
-          <w:p>
-            <w:pPr>
-              <w:spacing w:before="40" w:after="40"/>
-            </w:pPr>
-            <w:r>
-              <w:rPr>
-                <w:rFonts w:ascii="Open Sans" w:hAnsi="Open Sans"/>
-                <w:b w:val="0"/>
-                <w:i w:val="0"/>
-                <w:color w:val="59595B"/>
-                <w:sz w:val="19"/>
-              </w:rPr>
-              <w:t>Dynamic</w:t>
-            </w:r>
-          </w:p>
-        </w:tc>
-        <w:tc>
-          <w:tcPr>
-            <w:tcW w:type="dxa" w:w="1728"/>
-            <w:tcBorders>
-              <w:top w:val="single" w:sz="4" w:color="E9ECEF"/>
-              <w:left w:val="single" w:sz="4" w:color="E9ECEF"/>
-              <w:bottom w:val="single" w:sz="4" w:color="E9ECEF"/>
-              <w:right w:val="single" w:sz="4" w:color="E9ECEF"/>
-            </w:tcBorders>
-          </w:tcPr>
-          <w:p>
-            <w:pPr>
-              <w:spacing w:before="40" w:after="40"/>
-            </w:pPr>
-            <w:r>
-              <w:rPr>
-                <w:rFonts w:ascii="Open Sans" w:hAnsi="Open Sans"/>
-                <w:b w:val="0"/>
-                <w:i w:val="0"/>
-                <w:color w:val="59595B"/>
-                <w:sz w:val="19"/>
-              </w:rPr>
-              <w:t>—</w:t>
-            </w:r>
-          </w:p>
-        </w:tc>
-        <w:tc>
-          <w:tcPr>
-            <w:tcW w:type="dxa" w:w="1584"/>
-            <w:tcBorders>
-              <w:top w:val="single" w:sz="4" w:color="E9ECEF"/>
-              <w:left w:val="single" w:sz="4" w:color="E9ECEF"/>
-              <w:bottom w:val="single" w:sz="4" w:color="E9ECEF"/>
-              <w:right w:val="single" w:sz="4" w:color="E9ECEF"/>
-            </w:tcBorders>
-          </w:tcPr>
-          <w:p>
-            <w:pPr>
-              <w:spacing w:before="40" w:after="40"/>
-            </w:pPr>
-            <w:r>
-              <w:rPr>
-                <w:rFonts w:ascii="Open Sans" w:hAnsi="Open Sans"/>
-                <w:b w:val="0"/>
-                <w:i w:val="0"/>
-                <w:color w:val="59595B"/>
-                <w:sz w:val="19"/>
-              </w:rPr>
-              <w:t>—</w:t>
-            </w:r>
-          </w:p>
-        </w:tc>
-        <w:tc>
-          <w:tcPr>
-            <w:tcW w:type="dxa" w:w="1008"/>
-            <w:tcBorders>
-              <w:top w:val="single" w:sz="4" w:color="E9ECEF"/>
-              <w:left w:val="single" w:sz="4" w:color="E9ECEF"/>
-              <w:bottom w:val="single" w:sz="4" w:color="E9ECEF"/>
-              <w:right w:val="single" w:sz="4" w:color="E9ECEF"/>
-            </w:tcBorders>
-          </w:tcPr>
-          <w:p>
-            <w:pPr>
-              <w:spacing w:before="40" w:after="40"/>
-            </w:pPr>
-            <w:r>
-              <w:rPr>
-                <w:rFonts w:ascii="Open Sans" w:hAnsi="Open Sans"/>
-                <w:b w:val="0"/>
-                <w:i w:val="0"/>
-                <w:color w:val="59595B"/>
-                <w:sz w:val="19"/>
-              </w:rPr>
-              <w:t>—</w:t>
             </w:r>
           </w:p>
         </w:tc>
@@ -13461,7 +13279,7 @@
           <w:color w:val="59595B"/>
           <w:sz w:val="22"/>
         </w:rPr>
-        <w:t>Report generated 2026-04-30 09:49 for client code 'arnd'. Configuration snapshot taken 2026-04-30T16:48:40Z.</w:t>
+        <w:t>Report generated 2026-04-30 09:58 for client code 'arnd'. Configuration snapshot taken 2026-04-30T16:48:40Z.</w:t>
       </w:r>
     </w:p>
     <w:p>

--- a/clients/arnd/meraki/reports/Aranda Tooling - Meraki Monthly Activity - 2026-04.docx
+++ b/clients/arnd/meraki/reports/Aranda Tooling - Meraki Monthly Activity - 2026-04.docx
@@ -13279,7 +13279,7 @@
           <w:color w:val="59595B"/>
           <w:sz w:val="22"/>
         </w:rPr>
-        <w:t>Report generated 2026-04-30 09:58 for client code 'arnd'. Configuration snapshot taken 2026-04-30T16:48:40Z.</w:t>
+        <w:t>Report generated 2026-05-02 18:14 for client code 'arnd'. Configuration snapshot taken 2026-04-30T16:48:40Z.</w:t>
       </w:r>
     </w:p>
     <w:p>
@@ -13294,7 +13294,7 @@
           <w:color w:val="59595B"/>
           <w:sz w:val="22"/>
         </w:rPr>
-        <w:t>For questions about any item in this report, or to request a different reporting cadence, contact your Technijian account manager or open a ticket via the Client Portal.</w:t>
+        <w:t>For questions about any item in this report, or to request a different reporting cadence, email support@technijian.com.</w:t>
       </w:r>
     </w:p>
     <w:sectPr>

--- a/clients/arnd/meraki/reports/Aranda Tooling - Meraki Monthly Activity - 2026-04.docx
+++ b/clients/arnd/meraki/reports/Aranda Tooling - Meraki Monthly Activity - 2026-04.docx
@@ -13112,6 +13112,77 @@
                 <w:color w:val="006DB6"/>
                 <w:sz w:val="28"/>
               </w:rPr>
+              <w:t xml:space="preserve">  Industry News &amp; Vendor Innovations</w:t>
+            </w:r>
+          </w:p>
+        </w:tc>
+      </w:tr>
+    </w:tbl>
+    <w:p>
+      <w:pPr>
+        <w:spacing w:after="160"/>
+      </w:pPr>
+      <w:r>
+        <w:rPr>
+          <w:rFonts w:ascii="Open Sans" w:hAnsi="Open Sans"/>
+          <w:b w:val="0"/>
+          <w:i w:val="0"/>
+          <w:color w:val="59595B"/>
+          <w:sz w:val="22"/>
+        </w:rPr>
+        <w:t>Cisco Meraki announced no major platform changes this month. Routine detection-content updates and sensor improvements continued to roll out automatically. Technijian tracks Cisco Meraki's release notes monthly so future updates land in this section as they're published.</w:t>
+      </w:r>
+    </w:p>
+    <w:tbl>
+      <w:tblPr>
+        <w:tblW w:type="auto" w:w="0"/>
+        <w:tblLayout w:type="fixed"/>
+        <w:tblLook w:firstColumn="1" w:firstRow="1" w:lastColumn="0" w:lastRow="0" w:noHBand="0" w:noVBand="1" w:val="04A0"/>
+      </w:tblPr>
+      <w:tblGrid>
+        <w:gridCol w:w="94"/>
+        <w:gridCol w:w="8976"/>
+      </w:tblGrid>
+      <w:tr>
+        <w:tc>
+          <w:tcPr>
+            <w:tcW w:type="dxa" w:w="94"/>
+            <w:shd w:val="clear" w:color="auto" w:fill="006DB6"/>
+            <w:tcBorders>
+              <w:top w:val="nil"/>
+              <w:left w:val="nil"/>
+              <w:bottom w:val="nil"/>
+              <w:right w:val="nil"/>
+              <w:insideH w:val="nil"/>
+              <w:insideV w:val="nil"/>
+            </w:tcBorders>
+          </w:tcPr>
+          <w:p/>
+        </w:tc>
+        <w:tc>
+          <w:tcPr>
+            <w:tcW w:type="dxa" w:w="8976"/>
+            <w:tcBorders>
+              <w:top w:val="nil"/>
+              <w:left w:val="nil"/>
+              <w:bottom w:val="nil"/>
+              <w:right w:val="nil"/>
+              <w:insideH w:val="nil"/>
+              <w:insideV w:val="nil"/>
+            </w:tcBorders>
+          </w:tcPr>
+          <w:p>
+            <w:pPr>
+              <w:spacing w:before="80" w:after="80"/>
+            </w:pPr>
+            <w:r>
+              <w:rPr>
+                <w:rFonts w:ascii="Open Sans" w:hAnsi="Open Sans"/>
+                <w:b/>
+                <w:i w:val="0"/>
+                <w:color w:val="006DB6"/>
+                <w:sz w:val="28"/>
+              </w:rPr>
               <w:t xml:space="preserve">  Recommendations</w:t>
             </w:r>
           </w:p>
@@ -13279,7 +13350,7 @@
           <w:color w:val="59595B"/>
           <w:sz w:val="22"/>
         </w:rPr>
-        <w:t>Report generated 2026-05-02 18:14 for client code 'arnd'. Configuration snapshot taken 2026-04-30T16:48:40Z.</w:t>
+        <w:t>Report generated 2026-05-02 19:10 for client code 'arnd'. Configuration snapshot taken 2026-04-30T16:48:40Z.</w:t>
       </w:r>
     </w:p>
     <w:p>

--- a/clients/arnd/meraki/reports/Aranda Tooling - Meraki Monthly Activity - 2026-04.docx
+++ b/clients/arnd/meraki/reports/Aranda Tooling - Meraki Monthly Activity - 2026-04.docx
@@ -13350,7 +13350,7 @@
           <w:color w:val="59595B"/>
           <w:sz w:val="22"/>
         </w:rPr>
-        <w:t>Report generated 2026-05-02 19:10 for client code 'arnd'. Configuration snapshot taken 2026-04-30T16:48:40Z.</w:t>
+        <w:t>Report generated 2026-05-02 20:00 for client code 'arnd'. Configuration snapshot taken 2026-04-30T16:48:40Z.</w:t>
       </w:r>
     </w:p>
     <w:p>
